--- a/time2grow-Build-Blueprint.docx
+++ b/time2grow-Build-Blueprint.docx
@@ -1582,7 +1582,7 @@
                 <w:sz w:val="19"/>
                 <w:szCs w:val="19"/>
               </w:rPr>
-              <w:t xml:space="preserve">Biggest hidden cost. Scheduled publishing, queues, Auto-DM, monitoring are simulated in V1 (store the schedule, show it) — no live dispatch.</w:t>
+              <w:t xml:space="preserve">Biggest hidden cost. Scheduled publishing, queues, Auto-DM, monitoring are simulated in V1 (store the schedule, show it) — no live dispatch. When it goes live, dispatch runs in n8n, not the app, to keep the app lite.</w:t>
             </w:r>
           </w:p>
         </w:tc>
@@ -3886,7 +3886,7 @@
                 <w:sz w:val="19"/>
                 <w:szCs w:val="19"/>
               </w:rPr>
-              <w:t xml:space="preserve">Store schedule, show on calendar; no live send</w:t>
+              <w:t xml:space="preserve">Store schedule, show on calendar; no live send. Live dispatch, when it lands, is an n8n workflow — not an in-app scheduler</w:t>
             </w:r>
           </w:p>
         </w:tc>
@@ -4024,7 +4024,7 @@
                 <w:sz w:val="19"/>
                 <w:szCs w:val="19"/>
               </w:rPr>
-              <w:t xml:space="preserve">Combined stream; real-time sync is V2+</w:t>
+              <w:t xml:space="preserve">Combined stream; real-time sync is V2+, delivered as an n8n workflow polling/webhooking each channel into Supabase</w:t>
             </w:r>
           </w:p>
         </w:tc>
@@ -4680,7 +4680,7 @@
                 <w:sz w:val="19"/>
                 <w:szCs w:val="19"/>
               </w:rPr>
-              <w:t xml:space="preserve">Background job</w:t>
+              <w:t xml:space="preserve">n8n workflow</w:t>
             </w:r>
           </w:p>
         </w:tc>
@@ -4714,7 +4714,7 @@
                 <w:sz w:val="19"/>
                 <w:szCs w:val="19"/>
               </w:rPr>
-              <w:t xml:space="preserve">Simulated in V1 (rule stored, not dispatched)</w:t>
+              <w:t xml:space="preserve">Simulated in V1 (rule stored, not dispatched); when live, dispatch runs as an n8n workflow, not app code</w:t>
             </w:r>
           </w:p>
         </w:tc>
@@ -5758,7 +5758,7 @@
                 <w:sz w:val="19"/>
                 <w:szCs w:val="19"/>
               </w:rPr>
-              <w:t xml:space="preserve">Floating, context-aware, Cmd/Ctrl+K, chat + actions</w:t>
+              <w:t xml:space="preserve">Floating, context-aware, Cmd/Ctrl+K, chat + actions. Maya is the main agent — it calls the other ai-handler actions as specialist agents when a request needs one, instead of the user finding the right screen</w:t>
             </w:r>
           </w:p>
         </w:tc>
@@ -6511,7 +6511,7 @@
           <w:sz w:val="22"/>
           <w:szCs w:val="22"/>
         </w:rPr>
-        <w:t xml:space="preserve">The agent builds a mobile-first React app. In the browser, the app talks to Supabase using the supabase-js client and the public anon key for login and data. Any AI work goes to one Supabase Edge Function (ai-handler), which holds the OpenAI key as a secret and calls OpenAI server-side, then returns the result. External social channels are not connected in V1 — their screens read seeded rows from Supabase so the product looks and demos real. GitHub stores the code and history; it never stores Supabase data or keys.</w:t>
+        <w:t xml:space="preserve">The agent builds a mobile-first React app. In the browser, the app talks to Supabase using the supabase-js client and the public anon key for login and data. Any AI work goes to one Supabase Edge Function (ai-handler), which holds the OpenAI key as a secret and calls OpenAI server-side, then returns the result. External social channels are not connected in V1 — their screens read seeded rows from Supabase so the product looks and demos real. Any automation or background work — scheduled publishing, Auto-DM rules, lead follow-up sequences — is delegated to n8n rather than written into the app: n8n is triggered on a schedule or webhook, calls Supabase (REST or ai-handler) to read/write the data it needs, and the app itself stays a thin client with no cron jobs or background workers of its own. GitHub stores the code and history; it never stores Supabase data or keys.</w:t>
       </w:r>
     </w:p>
     <w:p>
@@ -6627,6 +6627,54 @@
           <w:szCs w:val="18"/>
         </w:rPr>
         <w:t xml:space="preserve">[ ai-handler Edge Function ]  --OPENAI_API_KEY (secret)--&gt;  [ OpenAI ]</w:t>
+      </w:r>
+    </w:p>
+    <w:p>
+      <w:pPr>
+        <w:shd w:fill="F3F4F6" w:val="clear"/>
+        <w:spacing w:after="0" w:before="0" w:line="240"/>
+        <w:ind w:left="120" w:right="120"/>
+      </w:pPr>
+      <w:r>
+        <w:rPr>
+          <w:rFonts w:ascii="Consolas" w:cs="Consolas" w:eastAsia="Consolas" w:hAnsi="Consolas"/>
+          <w:color w:val="1F2937"/>
+          <w:sz w:val="18"/>
+          <w:szCs w:val="18"/>
+        </w:rPr>
+        <w:t xml:space="preserve">        ^</w:t>
+      </w:r>
+    </w:p>
+    <w:p>
+      <w:pPr>
+        <w:shd w:fill="F3F4F6" w:val="clear"/>
+        <w:spacing w:after="0" w:before="0" w:line="240"/>
+        <w:ind w:left="120" w:right="120"/>
+      </w:pPr>
+      <w:r>
+        <w:rPr>
+          <w:rFonts w:ascii="Consolas" w:cs="Consolas" w:eastAsia="Consolas" w:hAnsi="Consolas"/>
+          <w:color w:val="1F2937"/>
+          <w:sz w:val="18"/>
+          <w:szCs w:val="18"/>
+        </w:rPr>
+        <w:t xml:space="preserve">        |  schedule / webhook trigger, then REST calls back into Supabase</w:t>
+      </w:r>
+    </w:p>
+    <w:p>
+      <w:pPr>
+        <w:shd w:fill="F3F4F6" w:val="clear"/>
+        <w:spacing w:after="0" w:before="0" w:line="240"/>
+        <w:ind w:left="120" w:right="120"/>
+      </w:pPr>
+      <w:r>
+        <w:rPr>
+          <w:rFonts w:ascii="Consolas" w:cs="Consolas" w:eastAsia="Consolas" w:hAnsi="Consolas"/>
+          <w:color w:val="1F2937"/>
+          <w:sz w:val="18"/>
+          <w:szCs w:val="18"/>
+        </w:rPr>
+        <w:t xml:space="preserve">[ n8n ]  scheduled publishing  -  Auto-DM rules  -  lead follow-ups  -  other automations</w:t>
       </w:r>
     </w:p>
     <w:p>
@@ -8069,7 +8117,7 @@
           <w:sz w:val="22"/>
           <w:szCs w:val="22"/>
         </w:rPr>
-        <w:t xml:space="preserve">A single Edge Function, ai-handler, branches on an action field. This is recipe R3 reused across every AI feature — one function to deploy and secure, not seven.</w:t>
+        <w:t xml:space="preserve">A single Edge Function, ai-handler, branches on an action field. This is recipe R3 reused across every AI feature — one function to deploy and secure, not seven. Default to a single-shot prompt per action; only build a specialist agent (multi-step reasoning, tool calls, or chained prompts inside that action) when the task genuinely can’t be answered in one completion — agents are the exception, not the default, to keep ai-handler lite. Maya (the maya_chat action) is the main agent: it is the one action allowed to call the other actions as tools on the user’s behalf — e.g. a user asks Maya for content ideas and Maya internally calls trend_ideas then generate_content — so specialist agents stay behind Maya rather than each screen orchestrating its own multi-step chains.</w:t>
       </w:r>
     </w:p>
     <w:tbl>
@@ -8885,7 +8933,7 @@
                 <w:sz w:val="19"/>
                 <w:szCs w:val="19"/>
               </w:rPr>
-              <w:t xml:space="preserve">Context-aware assistant reply</w:t>
+              <w:t xml:space="preserve">Context-aware assistant reply; the main agent — may call other actions below as tools</w:t>
             </w:r>
           </w:p>
         </w:tc>
@@ -9141,8 +9189,30 @@
           <w:sz w:val="22"/>
           <w:szCs w:val="22"/>
         </w:rPr>
-        <w:t xml:space="preserve"> for AI features only (Maya, AI badges), background #FAFAFC, cards #FFFFFF, text #111827 / #6B7280. </w:t>
-      </w:r>
+        <w:t xml:space="preserve"> for AI features only (Maya, AI badges), background #FAFAFC, cards #FFFFFF, text #111827 / #6B7280. Single column, bottom navigation, large touch targets, one primary action per screen. Inter font, 12px/8px radii.</w:t>
+      </w:r>
+    </w:p>
+    <w:p>
+      <w:pPr>
+        <w:pStyle w:val="Heading2"/>
+        <w:spacing w:after="100" w:before="220"/>
+      </w:pPr>
+      <w:r>
+        <w:rPr>
+          <w:rFonts w:ascii="Arial" w:cs="Arial" w:eastAsia="Arial" w:hAnsi="Arial"/>
+          <w:b/>
+          <w:bCs/>
+          <w:color w:val="E11C6B"/>
+          <w:sz w:val="25"/>
+          <w:szCs w:val="25"/>
+        </w:rPr>
+        <w:t xml:space="preserve">GitHub backup &amp; code ownership</w:t>
+      </w:r>
+    </w:p>
+    <w:p>
+      <w:pPr>
+        <w:spacing w:after="120" w:before="0" w:line="276"/>
+      </w:pPr>
       <w:r>
         <w:rPr>
           <w:rFonts w:ascii="Arial" w:cs="Arial" w:eastAsia="Arial" w:hAnsi="Arial"/>
@@ -9154,30 +9224,31 @@
           <w:sz w:val="22"/>
           <w:szCs w:val="22"/>
         </w:rPr>
-        <w:t xml:space="preserve">Single column, bottom navigation, large touch targets, one primary action per screen. Inter font, 12px/8px radii.</w:t>
-      </w:r>
-    </w:p>
-    <w:p>
-      <w:pPr>
-        <w:pStyle w:val="Heading2"/>
-        <w:spacing w:after="100" w:before="220"/>
+        <w:t xml:space="preserve">With Claude Code / Codex, GitHub uses native git — the agent runs it for you. GitHub backs up the app code and history; it does NOT back up Supabase data, the OpenAI key, the Supabase service-role key, or local .env secrets.</w:t>
+      </w:r>
+    </w:p>
+    <w:p>
+      <w:pPr>
+        <w:pStyle w:val="ListParagraph"/>
+        <w:numPr>
+          <w:ilvl w:val="0"/>
+          <w:numId w:val="3"/>
+        </w:numPr>
+        <w:spacing w:after="70" w:line="270"/>
       </w:pPr>
       <w:r>
         <w:rPr>
           <w:rFonts w:ascii="Arial" w:cs="Arial" w:eastAsia="Arial" w:hAnsi="Arial"/>
           <w:b/>
           <w:bCs/>
-          <w:color w:val="E11C6B"/>
-          <w:sz w:val="25"/>
-          <w:szCs w:val="25"/>
-        </w:rPr>
-        <w:t xml:space="preserve">GitHub backup &amp; code ownership</w:t>
-      </w:r>
-    </w:p>
-    <w:p>
-      <w:pPr>
-        <w:spacing w:after="120" w:before="0" w:line="276"/>
-      </w:pPr>
+          <w:i w:val="false"/>
+          <w:iCs w:val="false"/>
+          <w:color w:val="111827"/>
+          <w:sz w:val="22"/>
+          <w:szCs w:val="22"/>
+        </w:rPr>
+        <w:t xml:space="preserve">Backed up: </w:t>
+      </w:r>
       <w:r>
         <w:rPr>
           <w:rFonts w:ascii="Arial" w:cs="Arial" w:eastAsia="Arial" w:hAnsi="Arial"/>
@@ -9189,7 +9260,7 @@
           <w:sz w:val="22"/>
           <w:szCs w:val="22"/>
         </w:rPr>
-        <w:t xml:space="preserve">With Claude Code / Codex, GitHub uses native git — the agent runs it for you. GitHub backs up the app code and history; it does NOT back up Supabase data, the OpenAI key, the Supabase service-role key, or local .env secrets.</w:t>
+        <w:t xml:space="preserve">the repository — React app, Edge Function source, migrations.</w:t>
       </w:r>
     </w:p>
     <w:p>
@@ -9212,7 +9283,7 @@
           <w:sz w:val="22"/>
           <w:szCs w:val="22"/>
         </w:rPr>
-        <w:t xml:space="preserve">Backed up: </w:t>
+        <w:t xml:space="preserve">Never committed: </w:t>
       </w:r>
       <w:r>
         <w:rPr>
@@ -9225,31 +9296,73 @@
           <w:sz w:val="22"/>
           <w:szCs w:val="22"/>
         </w:rPr>
-        <w:t xml:space="preserve">the repository — React app, Edge Function source, migrations.</w:t>
-      </w:r>
-    </w:p>
-    <w:p>
-      <w:pPr>
-        <w:pStyle w:val="ListParagraph"/>
-        <w:numPr>
-          <w:ilvl w:val="0"/>
-          <w:numId w:val="3"/>
-        </w:numPr>
-        <w:spacing w:after="70" w:line="270"/>
+        <w:t xml:space="preserve">.env, .env.local, OPENAI_API_KEY, Supabase service-role key, any provider token. The .gitignore must block them; the agent should confirm none are tracked.</w:t>
+      </w:r>
+    </w:p>
+    <w:p>
+      <w:r>
+        <w:br w:type="page"/>
+      </w:r>
+    </w:p>
+    <w:p>
+      <w:pPr>
+        <w:pStyle w:val="Heading1"/>
+        <w:pBdr>
+          <w:bottom w:val="single" w:color="E11C6B" w:sz="14" w:space="6"/>
+        </w:pBdr>
+        <w:spacing w:after="140" w:before="320"/>
       </w:pPr>
       <w:r>
         <w:rPr>
           <w:rFonts w:ascii="Arial" w:cs="Arial" w:eastAsia="Arial" w:hAnsi="Arial"/>
           <w:b/>
           <w:bCs/>
+          <w:color w:val="111827"/>
+          <w:sz w:val="30"/>
+          <w:szCs w:val="30"/>
+        </w:rPr>
+        <w:t xml:space="preserve">4. Reusable Recipes</w:t>
+      </w:r>
+    </w:p>
+    <w:p>
+      <w:pPr>
+        <w:spacing w:after="120" w:before="0" w:line="276"/>
+      </w:pPr>
+      <w:r>
+        <w:rPr>
+          <w:rFonts w:ascii="Arial" w:cs="Arial" w:eastAsia="Arial" w:hAnsi="Arial"/>
+          <w:b w:val="false"/>
+          <w:bCs w:val="false"/>
           <w:i w:val="false"/>
           <w:iCs w:val="false"/>
-          <w:color w:val="111827"/>
+          <w:color w:val="6B7280"/>
           <w:sz w:val="22"/>
           <w:szCs w:val="22"/>
         </w:rPr>
-        <w:t xml:space="preserve">Never committed: </w:t>
-      </w:r>
+        <w:t xml:space="preserve">time2grow repeats a few shapes many times, so define each once and apply it by name. Required, not optional: before building any module, author R1-R5 as Claude Code skill files (.claude/skills/) — every module below is then generated by invoking the matching skill, so “apply R2 for leads” generates the whole module, instead of being hand-written each time. This is what keeps the programming itself lite.</w:t>
+      </w:r>
+    </w:p>
+    <w:p>
+      <w:pPr>
+        <w:pStyle w:val="Heading2"/>
+        <w:spacing w:after="100" w:before="220"/>
+      </w:pPr>
+      <w:r>
+        <w:rPr>
+          <w:rFonts w:ascii="Arial" w:cs="Arial" w:eastAsia="Arial" w:hAnsi="Arial"/>
+          <w:b/>
+          <w:bCs/>
+          <w:color w:val="E11C6B"/>
+          <w:sz w:val="25"/>
+          <w:szCs w:val="25"/>
+        </w:rPr>
+        <w:t xml:space="preserve">R1 — New user-owned table + RLS</w:t>
+      </w:r>
+    </w:p>
+    <w:p>
+      <w:pPr>
+        <w:spacing w:after="120" w:before="0" w:line="276"/>
+      </w:pPr>
       <w:r>
         <w:rPr>
           <w:rFonts w:ascii="Arial" w:cs="Arial" w:eastAsia="Arial" w:hAnsi="Arial"/>
@@ -9261,7 +9374,493 @@
           <w:sz w:val="22"/>
           <w:szCs w:val="22"/>
         </w:rPr>
-        <w:t xml:space="preserve">.env, .env.local, OPENAI_API_KEY, Supabase service-role key, any provider token. The .gitignore must block them; the agent should confirm none are tracked.</w:t>
+        <w:t xml:space="preserve">Used for all 12 tables. Params: {{TABLE}}, {{COLUMNS}}.</w:t>
+      </w:r>
+    </w:p>
+    <w:p>
+      <w:pPr>
+        <w:pBdr>
+          <w:top w:val="single" w:color="E5E7EB" w:sz="2" w:space="2"/>
+        </w:pBdr>
+        <w:shd w:fill="F3F4F6" w:val="clear"/>
+        <w:spacing w:after="0" w:before="0" w:line="240"/>
+        <w:ind w:left="120" w:right="120"/>
+      </w:pPr>
+      <w:r>
+        <w:rPr>
+          <w:rFonts w:ascii="Consolas" w:cs="Consolas" w:eastAsia="Consolas" w:hAnsi="Consolas"/>
+          <w:color w:val="1F2937"/>
+          <w:sz w:val="18"/>
+          <w:szCs w:val="18"/>
+        </w:rPr>
+        <w:t xml:space="preserve">create table {{TABLE}} (</w:t>
+      </w:r>
+    </w:p>
+    <w:p>
+      <w:pPr>
+        <w:shd w:fill="F3F4F6" w:val="clear"/>
+        <w:spacing w:after="0" w:before="0" w:line="240"/>
+        <w:ind w:left="120" w:right="120"/>
+      </w:pPr>
+      <w:r>
+        <w:rPr>
+          <w:rFonts w:ascii="Consolas" w:cs="Consolas" w:eastAsia="Consolas" w:hAnsi="Consolas"/>
+          <w:color w:val="1F2937"/>
+          <w:sz w:val="18"/>
+          <w:szCs w:val="18"/>
+        </w:rPr>
+        <w:t xml:space="preserve">  id uuid primary key default gen_random_uuid(),</w:t>
+      </w:r>
+    </w:p>
+    <w:p>
+      <w:pPr>
+        <w:shd w:fill="F3F4F6" w:val="clear"/>
+        <w:spacing w:after="0" w:before="0" w:line="240"/>
+        <w:ind w:left="120" w:right="120"/>
+      </w:pPr>
+      <w:r>
+        <w:rPr>
+          <w:rFonts w:ascii="Consolas" w:cs="Consolas" w:eastAsia="Consolas" w:hAnsi="Consolas"/>
+          <w:color w:val="1F2937"/>
+          <w:sz w:val="18"/>
+          <w:szCs w:val="18"/>
+        </w:rPr>
+        <w:t xml:space="preserve">  user_id uuid not null references auth.users(id) on delete cascade,</w:t>
+      </w:r>
+    </w:p>
+    <w:p>
+      <w:pPr>
+        <w:shd w:fill="F3F4F6" w:val="clear"/>
+        <w:spacing w:after="0" w:before="0" w:line="240"/>
+        <w:ind w:left="120" w:right="120"/>
+      </w:pPr>
+      <w:r>
+        <w:rPr>
+          <w:rFonts w:ascii="Consolas" w:cs="Consolas" w:eastAsia="Consolas" w:hAnsi="Consolas"/>
+          <w:color w:val="1F2937"/>
+          <w:sz w:val="18"/>
+          <w:szCs w:val="18"/>
+        </w:rPr>
+        <w:t xml:space="preserve">  {{COLUMNS}},</w:t>
+      </w:r>
+    </w:p>
+    <w:p>
+      <w:pPr>
+        <w:shd w:fill="F3F4F6" w:val="clear"/>
+        <w:spacing w:after="0" w:before="0" w:line="240"/>
+        <w:ind w:left="120" w:right="120"/>
+      </w:pPr>
+      <w:r>
+        <w:rPr>
+          <w:rFonts w:ascii="Consolas" w:cs="Consolas" w:eastAsia="Consolas" w:hAnsi="Consolas"/>
+          <w:color w:val="1F2937"/>
+          <w:sz w:val="18"/>
+          <w:szCs w:val="18"/>
+        </w:rPr>
+        <w:t xml:space="preserve">  created_at timestamptz not null default now()</w:t>
+      </w:r>
+    </w:p>
+    <w:p>
+      <w:pPr>
+        <w:shd w:fill="F3F4F6" w:val="clear"/>
+        <w:spacing w:after="0" w:before="0" w:line="240"/>
+        <w:ind w:left="120" w:right="120"/>
+      </w:pPr>
+      <w:r>
+        <w:rPr>
+          <w:rFonts w:ascii="Consolas" w:cs="Consolas" w:eastAsia="Consolas" w:hAnsi="Consolas"/>
+          <w:color w:val="1F2937"/>
+          <w:sz w:val="18"/>
+          <w:szCs w:val="18"/>
+        </w:rPr>
+        <w:t xml:space="preserve">);</w:t>
+      </w:r>
+    </w:p>
+    <w:p>
+      <w:pPr>
+        <w:shd w:fill="F3F4F6" w:val="clear"/>
+        <w:spacing w:after="0" w:before="0" w:line="240"/>
+        <w:ind w:left="120" w:right="120"/>
+      </w:pPr>
+      <w:r>
+        <w:rPr>
+          <w:rFonts w:ascii="Consolas" w:cs="Consolas" w:eastAsia="Consolas" w:hAnsi="Consolas"/>
+          <w:color w:val="1F2937"/>
+          <w:sz w:val="18"/>
+          <w:szCs w:val="18"/>
+        </w:rPr>
+        <w:t xml:space="preserve">alter table {{TABLE}} enable row level security;</w:t>
+      </w:r>
+    </w:p>
+    <w:p>
+      <w:pPr>
+        <w:shd w:fill="F3F4F6" w:val="clear"/>
+        <w:spacing w:after="0" w:before="0" w:line="240"/>
+        <w:ind w:left="120" w:right="120"/>
+      </w:pPr>
+      <w:r>
+        <w:rPr>
+          <w:rFonts w:ascii="Consolas" w:cs="Consolas" w:eastAsia="Consolas" w:hAnsi="Consolas"/>
+          <w:color w:val="1F2937"/>
+          <w:sz w:val="18"/>
+          <w:szCs w:val="18"/>
+        </w:rPr>
+        <w:t xml:space="preserve">create policy "own rows" on {{TABLE}} for all</w:t>
+      </w:r>
+    </w:p>
+    <w:p>
+      <w:pPr>
+        <w:shd w:fill="F3F4F6" w:val="clear"/>
+        <w:spacing w:after="0" w:before="0" w:line="240"/>
+        <w:ind w:left="120" w:right="120"/>
+      </w:pPr>
+      <w:r>
+        <w:rPr>
+          <w:rFonts w:ascii="Consolas" w:cs="Consolas" w:eastAsia="Consolas" w:hAnsi="Consolas"/>
+          <w:color w:val="1F2937"/>
+          <w:sz w:val="18"/>
+          <w:szCs w:val="18"/>
+        </w:rPr>
+        <w:t xml:space="preserve">  using (auth.uid() = user_id) with check (auth.uid() = user_id);</w:t>
+      </w:r>
+    </w:p>
+    <w:p>
+      <w:pPr>
+        <w:spacing w:after="120" w:before="0" w:line="276"/>
+      </w:pPr>
+      <w:r>
+        <w:rPr>
+          <w:rFonts w:ascii="Arial" w:cs="Arial" w:eastAsia="Arial" w:hAnsi="Arial"/>
+          <w:b w:val="false"/>
+          <w:bCs w:val="false"/>
+          <w:i/>
+          <w:iCs/>
+          <w:color w:val="6B7280"/>
+          <w:sz w:val="22"/>
+          <w:szCs w:val="22"/>
+        </w:rPr>
+        <w:t xml:space="preserve">Test: the table appears in Table Editor with the green RLS badge.</w:t>
+      </w:r>
+    </w:p>
+    <w:p>
+      <w:pPr>
+        <w:pStyle w:val="Heading2"/>
+        <w:spacing w:after="100" w:before="220"/>
+      </w:pPr>
+      <w:r>
+        <w:rPr>
+          <w:rFonts w:ascii="Arial" w:cs="Arial" w:eastAsia="Arial" w:hAnsi="Arial"/>
+          <w:b/>
+          <w:bCs/>
+          <w:color w:val="E11C6B"/>
+          <w:sz w:val="25"/>
+          <w:szCs w:val="25"/>
+        </w:rPr>
+        <w:t xml:space="preserve">R2 — CRUD list + detail screen</w:t>
+      </w:r>
+    </w:p>
+    <w:p>
+      <w:pPr>
+        <w:spacing w:after="120" w:before="0" w:line="276"/>
+      </w:pPr>
+      <w:r>
+        <w:rPr>
+          <w:rFonts w:ascii="Arial" w:cs="Arial" w:eastAsia="Arial" w:hAnsi="Arial"/>
+          <w:b w:val="false"/>
+          <w:bCs w:val="false"/>
+          <w:i w:val="false"/>
+          <w:iCs w:val="false"/>
+          <w:color w:val="111827"/>
+          <w:sz w:val="22"/>
+          <w:szCs w:val="22"/>
+        </w:rPr>
+        <w:t xml:space="preserve">Used for campaigns, content, posters, leads, competitors, posts. Params: {{ENTITY}}, {{TABLE}}, {{FIELDS}}.</w:t>
+      </w:r>
+    </w:p>
+    <w:p>
+      <w:pPr>
+        <w:spacing w:after="120" w:before="0" w:line="276"/>
+      </w:pPr>
+      <w:r>
+        <w:rPr>
+          <w:rFonts w:ascii="Arial" w:cs="Arial" w:eastAsia="Arial" w:hAnsi="Arial"/>
+          <w:b w:val="false"/>
+          <w:bCs w:val="false"/>
+          <w:i w:val="false"/>
+          <w:iCs w:val="false"/>
+          <w:color w:val="111827"/>
+          <w:sz w:val="22"/>
+          <w:szCs w:val="22"/>
+        </w:rPr>
+        <w:t xml:space="preserve">Instruct the agent: “Build a mobile-first {{ENTITY}} module — a list of the signed-in user’s rows from {{TABLE}} (newest first) as cards showing {{FIELDS}}, a floating + to create/edit ({{FIELDS}}), tap-through detail with edit and delete, bottom-nav entry, palette colors. Use supabase-js with RLS.”</w:t>
+      </w:r>
+    </w:p>
+    <w:p>
+      <w:pPr>
+        <w:pStyle w:val="Heading2"/>
+        <w:spacing w:after="100" w:before="220"/>
+      </w:pPr>
+      <w:r>
+        <w:rPr>
+          <w:rFonts w:ascii="Arial" w:cs="Arial" w:eastAsia="Arial" w:hAnsi="Arial"/>
+          <w:b/>
+          <w:bCs/>
+          <w:color w:val="E11C6B"/>
+          <w:sz w:val="25"/>
+          <w:szCs w:val="25"/>
+        </w:rPr>
+        <w:t xml:space="preserve">R3 — AI action (one ai-handler, many actions)</w:t>
+      </w:r>
+    </w:p>
+    <w:p>
+      <w:pPr>
+        <w:spacing w:after="120" w:before="0" w:line="276"/>
+      </w:pPr>
+      <w:r>
+        <w:rPr>
+          <w:rFonts w:ascii="Arial" w:cs="Arial" w:eastAsia="Arial" w:hAnsi="Arial"/>
+          <w:b w:val="false"/>
+          <w:bCs w:val="false"/>
+          <w:i w:val="false"/>
+          <w:iCs w:val="false"/>
+          <w:color w:val="111827"/>
+          <w:sz w:val="22"/>
+          <w:szCs w:val="22"/>
+        </w:rPr>
+        <w:t xml:space="preserve">Used for all 7 AI features. Add a new branch in ai-handler keyed by action; the only change per feature is the prompt. Params: {{ACTION}}, {{PROMPT}}, {{INPUTS}}.</w:t>
+      </w:r>
+    </w:p>
+    <w:p>
+      <w:pPr>
+        <w:pStyle w:val="Heading2"/>
+        <w:spacing w:after="100" w:before="220"/>
+      </w:pPr>
+      <w:r>
+        <w:rPr>
+          <w:rFonts w:ascii="Arial" w:cs="Arial" w:eastAsia="Arial" w:hAnsi="Arial"/>
+          <w:b/>
+          <w:bCs/>
+          <w:color w:val="E11C6B"/>
+          <w:sz w:val="25"/>
+          <w:szCs w:val="25"/>
+        </w:rPr>
+        <w:t xml:space="preserve">R4 — Seeded demo data</w:t>
+      </w:r>
+    </w:p>
+    <w:p>
+      <w:pPr>
+        <w:spacing w:after="120" w:before="0" w:line="276"/>
+      </w:pPr>
+      <w:r>
+        <w:rPr>
+          <w:rFonts w:ascii="Arial" w:cs="Arial" w:eastAsia="Arial" w:hAnsi="Arial"/>
+          <w:b w:val="false"/>
+          <w:bCs w:val="false"/>
+          <w:i w:val="false"/>
+          <w:iCs w:val="false"/>
+          <w:color w:val="111827"/>
+          <w:sz w:val="22"/>
+          <w:szCs w:val="22"/>
+        </w:rPr>
+        <w:t xml:space="preserve">Used for inbox_messages, leads, trends, competitors, activity. A “Load demo data” action inserts ~10 rows per table for auth.uid() when demo_mode is on, so a fresh account never looks broken.</w:t>
+      </w:r>
+    </w:p>
+    <w:p>
+      <w:pPr>
+        <w:pStyle w:val="Heading2"/>
+        <w:spacing w:after="100" w:before="220"/>
+      </w:pPr>
+      <w:r>
+        <w:rPr>
+          <w:rFonts w:ascii="Arial" w:cs="Arial" w:eastAsia="Arial" w:hAnsi="Arial"/>
+          <w:b/>
+          <w:bCs/>
+          <w:color w:val="E11C6B"/>
+          <w:sz w:val="25"/>
+          <w:szCs w:val="25"/>
+        </w:rPr>
+        <w:t xml:space="preserve">R5 — Persona-aware wrapper</w:t>
+      </w:r>
+    </w:p>
+    <w:p>
+      <w:pPr>
+        <w:spacing w:after="120" w:before="0" w:line="276"/>
+      </w:pPr>
+      <w:r>
+        <w:rPr>
+          <w:rFonts w:ascii="Arial" w:cs="Arial" w:eastAsia="Arial" w:hAnsi="Arial"/>
+          <w:b w:val="false"/>
+          <w:bCs w:val="false"/>
+          <w:i w:val="false"/>
+          <w:iCs w:val="false"/>
+          <w:color w:val="111827"/>
+          <w:sz w:val="22"/>
+          <w:szCs w:val="22"/>
+        </w:rPr>
+        <w:t xml:space="preserve">One wrapper reads profiles.persona and adapts the sidebar items, available content types, dashboard stats, and Maya tone. Built once; every screen consumes it.</w:t>
+      </w:r>
+    </w:p>
+    <w:p>
+      <w:pPr>
+        <w:spacing w:after="60" w:before="140"/>
+      </w:pPr>
+      <w:r>
+        <w:rPr>
+          <w:rFonts w:ascii="Arial" w:cs="Arial" w:eastAsia="Arial" w:hAnsi="Arial"/>
+          <w:b/>
+          <w:bCs/>
+          <w:color w:val="111827"/>
+          <w:sz w:val="22"/>
+          <w:szCs w:val="22"/>
+        </w:rPr>
+        <w:t xml:space="preserve">Optional — R2 as a Claude Code / Codex skill</w:t>
+      </w:r>
+    </w:p>
+    <w:p>
+      <w:pPr>
+        <w:pBdr>
+          <w:top w:val="single" w:color="E5E7EB" w:sz="2" w:space="2"/>
+        </w:pBdr>
+        <w:shd w:fill="F3F4F6" w:val="clear"/>
+        <w:spacing w:after="0" w:before="0" w:line="240"/>
+        <w:ind w:left="120" w:right="120"/>
+      </w:pPr>
+      <w:r>
+        <w:rPr>
+          <w:rFonts w:ascii="Consolas" w:cs="Consolas" w:eastAsia="Consolas" w:hAnsi="Consolas"/>
+          <w:color w:val="1F2937"/>
+          <w:sz w:val="18"/>
+          <w:szCs w:val="18"/>
+        </w:rPr>
+        <w:t xml:space="preserve">---</w:t>
+      </w:r>
+    </w:p>
+    <w:p>
+      <w:pPr>
+        <w:shd w:fill="F3F4F6" w:val="clear"/>
+        <w:spacing w:after="0" w:before="0" w:line="240"/>
+        <w:ind w:left="120" w:right="120"/>
+      </w:pPr>
+      <w:r>
+        <w:rPr>
+          <w:rFonts w:ascii="Consolas" w:cs="Consolas" w:eastAsia="Consolas" w:hAnsi="Consolas"/>
+          <w:color w:val="1F2937"/>
+          <w:sz w:val="18"/>
+          <w:szCs w:val="18"/>
+        </w:rPr>
+        <w:t xml:space="preserve">name: gm-crud-module</w:t>
+      </w:r>
+    </w:p>
+    <w:p>
+      <w:pPr>
+        <w:shd w:fill="F3F4F6" w:val="clear"/>
+        <w:spacing w:after="0" w:before="0" w:line="240"/>
+        <w:ind w:left="120" w:right="120"/>
+      </w:pPr>
+      <w:r>
+        <w:rPr>
+          <w:rFonts w:ascii="Consolas" w:cs="Consolas" w:eastAsia="Consolas" w:hAnsi="Consolas"/>
+          <w:color w:val="1F2937"/>
+          <w:sz w:val="18"/>
+          <w:szCs w:val="18"/>
+        </w:rPr>
+        <w:t xml:space="preserve">description: Generate a mobile-first CRUD module (Supabase table + RLS +</w:t>
+      </w:r>
+    </w:p>
+    <w:p>
+      <w:pPr>
+        <w:shd w:fill="F3F4F6" w:val="clear"/>
+        <w:spacing w:after="0" w:before="0" w:line="240"/>
+        <w:ind w:left="120" w:right="120"/>
+      </w:pPr>
+      <w:r>
+        <w:rPr>
+          <w:rFonts w:ascii="Consolas" w:cs="Consolas" w:eastAsia="Consolas" w:hAnsi="Consolas"/>
+          <w:color w:val="1F2937"/>
+          <w:sz w:val="18"/>
+          <w:szCs w:val="18"/>
+        </w:rPr>
+        <w:t xml:space="preserve">  list/detail screen) for a time2grow entity. Use to add a data type.</w:t>
+      </w:r>
+    </w:p>
+    <w:p>
+      <w:pPr>
+        <w:shd w:fill="F3F4F6" w:val="clear"/>
+        <w:spacing w:after="0" w:before="0" w:line="240"/>
+        <w:ind w:left="120" w:right="120"/>
+      </w:pPr>
+      <w:r>
+        <w:rPr>
+          <w:rFonts w:ascii="Consolas" w:cs="Consolas" w:eastAsia="Consolas" w:hAnsi="Consolas"/>
+          <w:color w:val="1F2937"/>
+          <w:sz w:val="18"/>
+          <w:szCs w:val="18"/>
+        </w:rPr>
+        <w:t xml:space="preserve">---</w:t>
+      </w:r>
+    </w:p>
+    <w:p>
+      <w:pPr>
+        <w:shd w:fill="F3F4F6" w:val="clear"/>
+        <w:spacing w:after="0" w:before="0" w:line="240"/>
+        <w:ind w:left="120" w:right="120"/>
+      </w:pPr>
+      <w:r>
+        <w:rPr>
+          <w:rFonts w:ascii="Consolas" w:cs="Consolas" w:eastAsia="Consolas" w:hAnsi="Consolas"/>
+          <w:color w:val="1F2937"/>
+          <w:sz w:val="18"/>
+          <w:szCs w:val="18"/>
+        </w:rPr>
+        <w:t xml:space="preserve">Inputs: {{ENTITY}}, {{TABLE}}, {{FIELDS}}</w:t>
+      </w:r>
+    </w:p>
+    <w:p>
+      <w:pPr>
+        <w:shd w:fill="F3F4F6" w:val="clear"/>
+        <w:spacing w:after="0" w:before="0" w:line="240"/>
+        <w:ind w:left="120" w:right="120"/>
+      </w:pPr>
+      <w:r>
+        <w:rPr>
+          <w:rFonts w:ascii="Consolas" w:cs="Consolas" w:eastAsia="Consolas" w:hAnsi="Consolas"/>
+          <w:color w:val="1F2937"/>
+          <w:sz w:val="18"/>
+          <w:szCs w:val="18"/>
+        </w:rPr>
+        <w:t xml:space="preserve">1. Run the R1 table+RLS SQL for {{TABLE}}.</w:t>
+      </w:r>
+    </w:p>
+    <w:p>
+      <w:pPr>
+        <w:shd w:fill="F3F4F6" w:val="clear"/>
+        <w:spacing w:after="0" w:before="0" w:line="240"/>
+        <w:ind w:left="120" w:right="120"/>
+      </w:pPr>
+      <w:r>
+        <w:rPr>
+          <w:rFonts w:ascii="Consolas" w:cs="Consolas" w:eastAsia="Consolas" w:hAnsi="Consolas"/>
+          <w:color w:val="1F2937"/>
+          <w:sz w:val="18"/>
+          <w:szCs w:val="18"/>
+        </w:rPr>
+        <w:t xml:space="preserve">2. Generate the list+detail screen (R2 instruction) wired with supabase-js.</w:t>
+      </w:r>
+    </w:p>
+    <w:p>
+      <w:pPr>
+        <w:shd w:fill="F3F4F6" w:val="clear"/>
+        <w:spacing w:after="0" w:before="0" w:line="240"/>
+        <w:ind w:left="120" w:right="120"/>
+      </w:pPr>
+      <w:r>
+        <w:rPr>
+          <w:rFonts w:ascii="Consolas" w:cs="Consolas" w:eastAsia="Consolas" w:hAnsi="Consolas"/>
+          <w:color w:val="1F2937"/>
+          <w:sz w:val="18"/>
+          <w:szCs w:val="18"/>
+        </w:rPr>
+        <w:t xml:space="preserve">3. Add a bottom-nav entry and verify create/read/update/delete.</w:t>
       </w:r>
     </w:p>
     <w:p>
@@ -9286,7 +9885,7 @@
           <w:sz w:val="30"/>
           <w:szCs w:val="30"/>
         </w:rPr>
-        <w:t xml:space="preserve">4. Reusable Recipes</w:t>
+        <w:t xml:space="preserve">5. Execution Plan</w:t>
       </w:r>
     </w:p>
     <w:p>
@@ -9304,7 +9903,7 @@
           <w:sz w:val="22"/>
           <w:szCs w:val="22"/>
         </w:rPr>
-        <w:t xml:space="preserve">time2grow repeats a few shapes many times, so define each once and apply it by name. With Claude Code / Codex you can also save each as a tiny SKILL.md the agent loads, so “apply R2 for leads” generates the whole module.</w:t>
+        <w:t xml:space="preserve">One ordered path for a solo builder driving Claude Code / Codex. Ship V1 fully before starting V2. Each step says what to tell the agent or do yourself, with a “you’ll know it worked when…” check.</w:t>
       </w:r>
     </w:p>
     <w:p>
@@ -9321,12 +9920,33 @@
           <w:sz w:val="25"/>
           <w:szCs w:val="25"/>
         </w:rPr>
-        <w:t xml:space="preserve">R1 — New user-owned table + RLS</w:t>
-      </w:r>
-    </w:p>
-    <w:p>
-      <w:pPr>
-        <w:spacing w:after="120" w:before="0" w:line="276"/>
+        <w:t xml:space="preserve">Milestone V1 — the demoable prototype</w:t>
+      </w:r>
+    </w:p>
+    <w:p>
+      <w:pPr>
+        <w:spacing w:after="60" w:before="140"/>
+      </w:pPr>
+      <w:r>
+        <w:rPr>
+          <w:rFonts w:ascii="Arial" w:cs="Arial" w:eastAsia="Arial" w:hAnsi="Arial"/>
+          <w:b/>
+          <w:bCs/>
+          <w:color w:val="111827"/>
+          <w:sz w:val="22"/>
+          <w:szCs w:val="22"/>
+        </w:rPr>
+        <w:t xml:space="preserve">Phase 0 — Accounts &amp; tools</w:t>
+      </w:r>
+    </w:p>
+    <w:p>
+      <w:pPr>
+        <w:pStyle w:val="ListParagraph"/>
+        <w:numPr>
+          <w:ilvl w:val="0"/>
+          <w:numId w:val="4"/>
+        </w:numPr>
+        <w:spacing w:after="80" w:line="270"/>
       </w:pPr>
       <w:r>
         <w:rPr>
@@ -9339,7 +9959,161 @@
           <w:sz w:val="22"/>
           <w:szCs w:val="22"/>
         </w:rPr>
-        <w:t xml:space="preserve">Used for all 12 tables. Params: {{TABLE}}, {{COLUMNS}}.</w:t>
+        <w:t xml:space="preserve">Create accounts: GitHub (github.com), Supabase (supabase.com), OpenAI (platform.openai.com). In OpenAI → Billing → Limits, set a monthly usage cap now.</w:t>
+      </w:r>
+    </w:p>
+    <w:p>
+      <w:pPr>
+        <w:pStyle w:val="ListParagraph"/>
+        <w:numPr>
+          <w:ilvl w:val="0"/>
+          <w:numId w:val="4"/>
+        </w:numPr>
+        <w:spacing w:after="80" w:line="270"/>
+      </w:pPr>
+      <w:r>
+        <w:rPr>
+          <w:rFonts w:ascii="Arial" w:cs="Arial" w:eastAsia="Arial" w:hAnsi="Arial"/>
+          <w:b w:val="false"/>
+          <w:bCs w:val="false"/>
+          <w:i w:val="false"/>
+          <w:iCs w:val="false"/>
+          <w:color w:val="111827"/>
+          <w:sz w:val="22"/>
+          <w:szCs w:val="22"/>
+        </w:rPr>
+        <w:t xml:space="preserve">Install your agent: Claude Code (or Codex) in your terminal/IDE, signed in.</w:t>
+      </w:r>
+    </w:p>
+    <w:p>
+      <w:pPr>
+        <w:pStyle w:val="ListParagraph"/>
+        <w:numPr>
+          <w:ilvl w:val="0"/>
+          <w:numId w:val="4"/>
+        </w:numPr>
+        <w:spacing w:after="80" w:line="270"/>
+      </w:pPr>
+      <w:r>
+        <w:rPr>
+          <w:rFonts w:ascii="Arial" w:cs="Arial" w:eastAsia="Arial" w:hAnsi="Arial"/>
+          <w:b w:val="false"/>
+          <w:bCs w:val="false"/>
+          <w:i w:val="false"/>
+          <w:iCs w:val="false"/>
+          <w:color w:val="111827"/>
+          <w:sz w:val="22"/>
+          <w:szCs w:val="22"/>
+        </w:rPr>
+        <w:t xml:space="preserve">You’ll know it worked when: the agent can create files in an empty folder and run a command (e.g., it prints the Node version).</w:t>
+      </w:r>
+    </w:p>
+    <w:p>
+      <w:pPr>
+        <w:spacing w:after="60" w:before="140"/>
+      </w:pPr>
+      <w:r>
+        <w:rPr>
+          <w:rFonts w:ascii="Arial" w:cs="Arial" w:eastAsia="Arial" w:hAnsi="Arial"/>
+          <w:b/>
+          <w:bCs/>
+          <w:color w:val="111827"/>
+          <w:sz w:val="22"/>
+          <w:szCs w:val="22"/>
+        </w:rPr>
+        <w:t xml:space="preserve">Phase 1 — Project + Supabase + env</w:t>
+      </w:r>
+    </w:p>
+    <w:p>
+      <w:pPr>
+        <w:pStyle w:val="ListParagraph"/>
+        <w:numPr>
+          <w:ilvl w:val="0"/>
+          <w:numId w:val="5"/>
+        </w:numPr>
+        <w:spacing w:after="80" w:line="270"/>
+      </w:pPr>
+      <w:r>
+        <w:rPr>
+          <w:rFonts w:ascii="Arial" w:cs="Arial" w:eastAsia="Arial" w:hAnsi="Arial"/>
+          <w:b w:val="false"/>
+          <w:bCs w:val="false"/>
+          <w:i w:val="false"/>
+          <w:iCs w:val="false"/>
+          <w:color w:val="111827"/>
+          <w:sz w:val="22"/>
+          <w:szCs w:val="22"/>
+        </w:rPr>
+        <w:t xml:space="preserve">Tell the agent: “Scaffold a mobile-first React app (Vite) named time2grow with a bottom-nav shell and the palette: primary #E11C6B, AI accent #9B51E0, bg #FAFAFC, cards #FFFFFF, text #111827/#6B7280; install @supabase/supabase-js and create a single supabase client.”</w:t>
+      </w:r>
+    </w:p>
+    <w:p>
+      <w:pPr>
+        <w:pStyle w:val="ListParagraph"/>
+        <w:numPr>
+          <w:ilvl w:val="0"/>
+          <w:numId w:val="5"/>
+        </w:numPr>
+        <w:spacing w:after="80" w:line="270"/>
+      </w:pPr>
+      <w:r>
+        <w:rPr>
+          <w:rFonts w:ascii="Arial" w:cs="Arial" w:eastAsia="Arial" w:hAnsi="Arial"/>
+          <w:b w:val="false"/>
+          <w:bCs w:val="false"/>
+          <w:i w:val="false"/>
+          <w:iCs w:val="false"/>
+          <w:color w:val="111827"/>
+          <w:sz w:val="22"/>
+          <w:szCs w:val="22"/>
+        </w:rPr>
+        <w:t xml:space="preserve">In Supabase: New project → name time2grow, nearest region, save the DB password. Open Project Settings → API and copy the Project URL and anon public key.</w:t>
+      </w:r>
+    </w:p>
+    <w:p>
+      <w:pPr>
+        <w:pStyle w:val="ListParagraph"/>
+        <w:numPr>
+          <w:ilvl w:val="0"/>
+          <w:numId w:val="5"/>
+        </w:numPr>
+        <w:spacing w:after="80" w:line="270"/>
+      </w:pPr>
+      <w:r>
+        <w:rPr>
+          <w:rFonts w:ascii="Arial" w:cs="Arial" w:eastAsia="Arial" w:hAnsi="Arial"/>
+          <w:b w:val="false"/>
+          <w:bCs w:val="false"/>
+          <w:i w:val="false"/>
+          <w:iCs w:val="false"/>
+          <w:color w:val="111827"/>
+          <w:sz w:val="22"/>
+          <w:szCs w:val="22"/>
+        </w:rPr>
+        <w:t xml:space="preserve">Tell the agent: “Add a .env.local with VITE_SUPABASE_URL and VITE_SUPABASE_ANON_KEY, read them in the supabase client, and add .env.local to .gitignore.” Paste the two values.</w:t>
+      </w:r>
+    </w:p>
+    <w:p>
+      <w:pPr>
+        <w:pStyle w:val="ListParagraph"/>
+        <w:numPr>
+          <w:ilvl w:val="0"/>
+          <w:numId w:val="5"/>
+        </w:numPr>
+        <w:spacing w:after="80" w:line="270"/>
+      </w:pPr>
+      <w:r>
+        <w:rPr>
+          <w:rFonts w:ascii="Arial" w:cs="Arial" w:eastAsia="Arial" w:hAnsi="Arial"/>
+          <w:b w:val="false"/>
+          <w:bCs w:val="false"/>
+          <w:i w:val="false"/>
+          <w:iCs w:val="false"/>
+          <w:color w:val="111827"/>
+          <w:sz w:val="22"/>
+          <w:szCs w:val="22"/>
+        </w:rPr>
+        <w:t xml:space="preserve">You’ll know it worked when: the app runs locally and a test query to Supabase returns without auth errors.</w:t>
       </w:r>
     </w:p>
     <w:p>
@@ -9358,7 +10132,284 @@
           <w:sz w:val="18"/>
           <w:szCs w:val="18"/>
         </w:rPr>
-        <w:t xml:space="preserve">create table {{TABLE}} (</w:t>
+        <w:t xml:space="preserve">VITE_SUPABASE_URL=your-project-url</w:t>
+      </w:r>
+    </w:p>
+    <w:p>
+      <w:pPr>
+        <w:shd w:fill="F3F4F6" w:val="clear"/>
+        <w:spacing w:after="0" w:before="0" w:line="240"/>
+        <w:ind w:left="120" w:right="120"/>
+      </w:pPr>
+      <w:r>
+        <w:rPr>
+          <w:rFonts w:ascii="Consolas" w:cs="Consolas" w:eastAsia="Consolas" w:hAnsi="Consolas"/>
+          <w:color w:val="1F2937"/>
+          <w:sz w:val="18"/>
+          <w:szCs w:val="18"/>
+        </w:rPr>
+        <w:t xml:space="preserve">VITE_SUPABASE_ANON_KEY=your-anon-public-key</w:t>
+      </w:r>
+    </w:p>
+    <w:p>
+      <w:pPr>
+        <w:spacing w:after="60" w:before="140"/>
+      </w:pPr>
+      <w:r>
+        <w:rPr>
+          <w:rFonts w:ascii="Arial" w:cs="Arial" w:eastAsia="Arial" w:hAnsi="Arial"/>
+          <w:b/>
+          <w:bCs/>
+          <w:color w:val="111827"/>
+          <w:sz w:val="22"/>
+          <w:szCs w:val="22"/>
+        </w:rPr>
+        <w:t xml:space="preserve">Phase 2 — Database (apply R1 to all tables)</w:t>
+      </w:r>
+    </w:p>
+    <w:p>
+      <w:pPr>
+        <w:spacing w:after="120" w:before="0" w:line="276"/>
+      </w:pPr>
+      <w:r>
+        <w:rPr>
+          <w:rFonts w:ascii="Arial" w:cs="Arial" w:eastAsia="Arial" w:hAnsi="Arial"/>
+          <w:b w:val="false"/>
+          <w:bCs w:val="false"/>
+          <w:i w:val="false"/>
+          <w:iCs w:val="false"/>
+          <w:color w:val="111827"/>
+          <w:sz w:val="22"/>
+          <w:szCs w:val="22"/>
+        </w:rPr>
+        <w:t xml:space="preserve">Paste this whole block into Supabase → SQL Editor → Run. It creates every V1 table and turns on Row-Level Security.</w:t>
+      </w:r>
+    </w:p>
+    <w:p>
+      <w:pPr>
+        <w:pBdr>
+          <w:top w:val="single" w:color="E5E7EB" w:sz="2" w:space="2"/>
+        </w:pBdr>
+        <w:shd w:fill="F3F4F6" w:val="clear"/>
+        <w:spacing w:after="0" w:before="0" w:line="240"/>
+        <w:ind w:left="120" w:right="120"/>
+      </w:pPr>
+      <w:r>
+        <w:rPr>
+          <w:rFonts w:ascii="Consolas" w:cs="Consolas" w:eastAsia="Consolas" w:hAnsi="Consolas"/>
+          <w:color w:val="1F2937"/>
+          <w:sz w:val="18"/>
+          <w:szCs w:val="18"/>
+        </w:rPr>
+        <w:t xml:space="preserve">-- profiles (keyed to the auth user)</w:t>
+      </w:r>
+    </w:p>
+    <w:p>
+      <w:pPr>
+        <w:shd w:fill="F3F4F6" w:val="clear"/>
+        <w:spacing w:after="0" w:before="0" w:line="240"/>
+        <w:ind w:left="120" w:right="120"/>
+      </w:pPr>
+      <w:r>
+        <w:rPr>
+          <w:rFonts w:ascii="Consolas" w:cs="Consolas" w:eastAsia="Consolas" w:hAnsi="Consolas"/>
+          <w:color w:val="1F2937"/>
+          <w:sz w:val="18"/>
+          <w:szCs w:val="18"/>
+        </w:rPr>
+        <w:t xml:space="preserve">create table profiles (</w:t>
+      </w:r>
+    </w:p>
+    <w:p>
+      <w:pPr>
+        <w:shd w:fill="F3F4F6" w:val="clear"/>
+        <w:spacing w:after="0" w:before="0" w:line="240"/>
+        <w:ind w:left="120" w:right="120"/>
+      </w:pPr>
+      <w:r>
+        <w:rPr>
+          <w:rFonts w:ascii="Consolas" w:cs="Consolas" w:eastAsia="Consolas" w:hAnsi="Consolas"/>
+          <w:color w:val="1F2937"/>
+          <w:sz w:val="18"/>
+          <w:szCs w:val="18"/>
+        </w:rPr>
+        <w:t xml:space="preserve">  id uuid primary key references auth.users(id) on delete cascade,</w:t>
+      </w:r>
+    </w:p>
+    <w:p>
+      <w:pPr>
+        <w:shd w:fill="F3F4F6" w:val="clear"/>
+        <w:spacing w:after="0" w:before="0" w:line="240"/>
+        <w:ind w:left="120" w:right="120"/>
+      </w:pPr>
+      <w:r>
+        <w:rPr>
+          <w:rFonts w:ascii="Consolas" w:cs="Consolas" w:eastAsia="Consolas" w:hAnsi="Consolas"/>
+          <w:color w:val="1F2937"/>
+          <w:sz w:val="18"/>
+          <w:szCs w:val="18"/>
+        </w:rPr>
+        <w:t xml:space="preserve">  persona text not null default 'creator',</w:t>
+      </w:r>
+    </w:p>
+    <w:p>
+      <w:pPr>
+        <w:shd w:fill="F3F4F6" w:val="clear"/>
+        <w:spacing w:after="0" w:before="0" w:line="240"/>
+        <w:ind w:left="120" w:right="120"/>
+      </w:pPr>
+      <w:r>
+        <w:rPr>
+          <w:rFonts w:ascii="Consolas" w:cs="Consolas" w:eastAsia="Consolas" w:hAnsi="Consolas"/>
+          <w:color w:val="1F2937"/>
+          <w:sz w:val="18"/>
+          <w:szCs w:val="18"/>
+        </w:rPr>
+        <w:t xml:space="preserve">  full_name text,</w:t>
+      </w:r>
+    </w:p>
+    <w:p>
+      <w:pPr>
+        <w:shd w:fill="F3F4F6" w:val="clear"/>
+        <w:spacing w:after="0" w:before="0" w:line="240"/>
+        <w:ind w:left="120" w:right="120"/>
+      </w:pPr>
+      <w:r>
+        <w:rPr>
+          <w:rFonts w:ascii="Consolas" w:cs="Consolas" w:eastAsia="Consolas" w:hAnsi="Consolas"/>
+          <w:color w:val="1F2937"/>
+          <w:sz w:val="18"/>
+          <w:szCs w:val="18"/>
+        </w:rPr>
+        <w:t xml:space="preserve">  demo_mode boolean not null default true,</w:t>
+      </w:r>
+    </w:p>
+    <w:p>
+      <w:pPr>
+        <w:shd w:fill="F3F4F6" w:val="clear"/>
+        <w:spacing w:after="0" w:before="0" w:line="240"/>
+        <w:ind w:left="120" w:right="120"/>
+      </w:pPr>
+      <w:r>
+        <w:rPr>
+          <w:rFonts w:ascii="Consolas" w:cs="Consolas" w:eastAsia="Consolas" w:hAnsi="Consolas"/>
+          <w:color w:val="1F2937"/>
+          <w:sz w:val="18"/>
+          <w:szCs w:val="18"/>
+        </w:rPr>
+        <w:t xml:space="preserve">  created_at timestamptz not null default now()</w:t>
+      </w:r>
+    </w:p>
+    <w:p>
+      <w:pPr>
+        <w:shd w:fill="F3F4F6" w:val="clear"/>
+        <w:spacing w:after="0" w:before="0" w:line="240"/>
+        <w:ind w:left="120" w:right="120"/>
+      </w:pPr>
+      <w:r>
+        <w:rPr>
+          <w:rFonts w:ascii="Consolas" w:cs="Consolas" w:eastAsia="Consolas" w:hAnsi="Consolas"/>
+          <w:color w:val="1F2937"/>
+          <w:sz w:val="18"/>
+          <w:szCs w:val="18"/>
+        </w:rPr>
+        <w:t xml:space="preserve">);</w:t>
+      </w:r>
+    </w:p>
+    <w:p>
+      <w:pPr>
+        <w:shd w:fill="F3F4F6" w:val="clear"/>
+        <w:spacing w:after="0" w:before="0" w:line="240"/>
+        <w:ind w:left="120" w:right="120"/>
+      </w:pPr>
+      <w:r>
+        <w:rPr>
+          <w:rFonts w:ascii="Consolas" w:cs="Consolas" w:eastAsia="Consolas" w:hAnsi="Consolas"/>
+          <w:color w:val="1F2937"/>
+          <w:sz w:val="18"/>
+          <w:szCs w:val="18"/>
+        </w:rPr>
+        <w:t xml:space="preserve">alter table profiles enable row level security;</w:t>
+      </w:r>
+    </w:p>
+    <w:p>
+      <w:pPr>
+        <w:shd w:fill="F3F4F6" w:val="clear"/>
+        <w:spacing w:after="0" w:before="0" w:line="240"/>
+        <w:ind w:left="120" w:right="120"/>
+      </w:pPr>
+      <w:r>
+        <w:rPr>
+          <w:rFonts w:ascii="Consolas" w:cs="Consolas" w:eastAsia="Consolas" w:hAnsi="Consolas"/>
+          <w:color w:val="1F2937"/>
+          <w:sz w:val="18"/>
+          <w:szCs w:val="18"/>
+        </w:rPr>
+        <w:t xml:space="preserve">create policy "own profile" on profiles for all</w:t>
+      </w:r>
+    </w:p>
+    <w:p>
+      <w:pPr>
+        <w:shd w:fill="F3F4F6" w:val="clear"/>
+        <w:spacing w:after="0" w:before="0" w:line="240"/>
+        <w:ind w:left="120" w:right="120"/>
+      </w:pPr>
+      <w:r>
+        <w:rPr>
+          <w:rFonts w:ascii="Consolas" w:cs="Consolas" w:eastAsia="Consolas" w:hAnsi="Consolas"/>
+          <w:color w:val="1F2937"/>
+          <w:sz w:val="18"/>
+          <w:szCs w:val="18"/>
+        </w:rPr>
+        <w:t xml:space="preserve">  using (auth.uid() = id) with check (auth.uid() = id);</w:t>
+      </w:r>
+    </w:p>
+    <w:p>
+      <w:pPr>
+        <w:shd w:fill="F3F4F6" w:val="clear"/>
+        <w:spacing w:after="0" w:before="0" w:line="240"/>
+        <w:ind w:left="120" w:right="120"/>
+      </w:pPr>
+      <w:r>
+        <w:rPr>
+          <w:rFonts w:ascii="Consolas" w:cs="Consolas" w:eastAsia="Consolas" w:hAnsi="Consolas"/>
+          <w:color w:val="1F2937"/>
+          <w:sz w:val="18"/>
+          <w:szCs w:val="18"/>
+        </w:rPr>
+        <w:t xml:space="preserve"> </w:t>
+      </w:r>
+    </w:p>
+    <w:p>
+      <w:pPr>
+        <w:shd w:fill="F3F4F6" w:val="clear"/>
+        <w:spacing w:after="0" w:before="0" w:line="240"/>
+        <w:ind w:left="120" w:right="120"/>
+      </w:pPr>
+      <w:r>
+        <w:rPr>
+          <w:rFonts w:ascii="Consolas" w:cs="Consolas" w:eastAsia="Consolas" w:hAnsi="Consolas"/>
+          <w:color w:val="1F2937"/>
+          <w:sz w:val="18"/>
+          <w:szCs w:val="18"/>
+        </w:rPr>
+        <w:t xml:space="preserve">-- business_dna</w:t>
+      </w:r>
+    </w:p>
+    <w:p>
+      <w:pPr>
+        <w:shd w:fill="F3F4F6" w:val="clear"/>
+        <w:spacing w:after="0" w:before="0" w:line="240"/>
+        <w:ind w:left="120" w:right="120"/>
+      </w:pPr>
+      <w:r>
+        <w:rPr>
+          <w:rFonts w:ascii="Consolas" w:cs="Consolas" w:eastAsia="Consolas" w:hAnsi="Consolas"/>
+          <w:color w:val="1F2937"/>
+          <w:sz w:val="18"/>
+          <w:szCs w:val="18"/>
+        </w:rPr>
+        <w:t xml:space="preserve">create table business_dna (</w:t>
       </w:r>
     </w:p>
     <w:p>
@@ -9406,7 +10457,7 @@
           <w:sz w:val="18"/>
           <w:szCs w:val="18"/>
         </w:rPr>
-        <w:t xml:space="preserve">  {{COLUMNS}},</w:t>
+        <w:t xml:space="preserve">  website_url text, mission text, vision text, "values" text, audience text, growth_model text, key_metric text, colors jsonb,</w:t>
       </w:r>
     </w:p>
     <w:p>
@@ -9454,23 +10505,23 @@
           <w:sz w:val="18"/>
           <w:szCs w:val="18"/>
         </w:rPr>
-        <w:t xml:space="preserve">alter table {{TABLE}} enable row level security;</w:t>
-      </w:r>
-    </w:p>
-    <w:p>
-      <w:pPr>
-        <w:shd w:fill="F3F4F6" w:val="clear"/>
-        <w:spacing w:after="0" w:before="0" w:line="240"/>
-        <w:ind w:left="120" w:right="120"/>
-      </w:pPr>
-      <w:r>
-        <w:rPr>
-          <w:rFonts w:ascii="Consolas" w:cs="Consolas" w:eastAsia="Consolas" w:hAnsi="Consolas"/>
-          <w:color w:val="1F2937"/>
-          <w:sz w:val="18"/>
-          <w:szCs w:val="18"/>
-        </w:rPr>
-        <w:t xml:space="preserve">create policy "own rows" on {{TABLE}} for all</w:t>
+        <w:t xml:space="preserve">alter table business_dna enable row level security;</w:t>
+      </w:r>
+    </w:p>
+    <w:p>
+      <w:pPr>
+        <w:shd w:fill="F3F4F6" w:val="clear"/>
+        <w:spacing w:after="0" w:before="0" w:line="240"/>
+        <w:ind w:left="120" w:right="120"/>
+      </w:pPr>
+      <w:r>
+        <w:rPr>
+          <w:rFonts w:ascii="Consolas" w:cs="Consolas" w:eastAsia="Consolas" w:hAnsi="Consolas"/>
+          <w:color w:val="1F2937"/>
+          <w:sz w:val="18"/>
+          <w:szCs w:val="18"/>
+        </w:rPr>
+        <w:t xml:space="preserve">create policy "own rows" on business_dna for all</w:t>
       </w:r>
     </w:p>
     <w:p>
@@ -9487,6 +10538,1782 @@
           <w:szCs w:val="18"/>
         </w:rPr>
         <w:t xml:space="preserve">  using (auth.uid() = user_id) with check (auth.uid() = user_id);</w:t>
+      </w:r>
+    </w:p>
+    <w:p>
+      <w:pPr>
+        <w:shd w:fill="F3F4F6" w:val="clear"/>
+        <w:spacing w:after="0" w:before="0" w:line="240"/>
+        <w:ind w:left="120" w:right="120"/>
+      </w:pPr>
+      <w:r>
+        <w:rPr>
+          <w:rFonts w:ascii="Consolas" w:cs="Consolas" w:eastAsia="Consolas" w:hAnsi="Consolas"/>
+          <w:color w:val="1F2937"/>
+          <w:sz w:val="18"/>
+          <w:szCs w:val="18"/>
+        </w:rPr>
+        <w:t xml:space="preserve"> </w:t>
+      </w:r>
+    </w:p>
+    <w:p>
+      <w:pPr>
+        <w:shd w:fill="F3F4F6" w:val="clear"/>
+        <w:spacing w:after="0" w:before="0" w:line="240"/>
+        <w:ind w:left="120" w:right="120"/>
+      </w:pPr>
+      <w:r>
+        <w:rPr>
+          <w:rFonts w:ascii="Consolas" w:cs="Consolas" w:eastAsia="Consolas" w:hAnsi="Consolas"/>
+          <w:color w:val="1F2937"/>
+          <w:sz w:val="18"/>
+          <w:szCs w:val="18"/>
+        </w:rPr>
+        <w:t xml:space="preserve">-- campaigns</w:t>
+      </w:r>
+    </w:p>
+    <w:p>
+      <w:pPr>
+        <w:shd w:fill="F3F4F6" w:val="clear"/>
+        <w:spacing w:after="0" w:before="0" w:line="240"/>
+        <w:ind w:left="120" w:right="120"/>
+      </w:pPr>
+      <w:r>
+        <w:rPr>
+          <w:rFonts w:ascii="Consolas" w:cs="Consolas" w:eastAsia="Consolas" w:hAnsi="Consolas"/>
+          <w:color w:val="1F2937"/>
+          <w:sz w:val="18"/>
+          <w:szCs w:val="18"/>
+        </w:rPr>
+        <w:t xml:space="preserve">create table campaigns (</w:t>
+      </w:r>
+    </w:p>
+    <w:p>
+      <w:pPr>
+        <w:shd w:fill="F3F4F6" w:val="clear"/>
+        <w:spacing w:after="0" w:before="0" w:line="240"/>
+        <w:ind w:left="120" w:right="120"/>
+      </w:pPr>
+      <w:r>
+        <w:rPr>
+          <w:rFonts w:ascii="Consolas" w:cs="Consolas" w:eastAsia="Consolas" w:hAnsi="Consolas"/>
+          <w:color w:val="1F2937"/>
+          <w:sz w:val="18"/>
+          <w:szCs w:val="18"/>
+        </w:rPr>
+        <w:t xml:space="preserve">  id uuid primary key default gen_random_uuid(),</w:t>
+      </w:r>
+    </w:p>
+    <w:p>
+      <w:pPr>
+        <w:shd w:fill="F3F4F6" w:val="clear"/>
+        <w:spacing w:after="0" w:before="0" w:line="240"/>
+        <w:ind w:left="120" w:right="120"/>
+      </w:pPr>
+      <w:r>
+        <w:rPr>
+          <w:rFonts w:ascii="Consolas" w:cs="Consolas" w:eastAsia="Consolas" w:hAnsi="Consolas"/>
+          <w:color w:val="1F2937"/>
+          <w:sz w:val="18"/>
+          <w:szCs w:val="18"/>
+        </w:rPr>
+        <w:t xml:space="preserve">  user_id uuid not null references auth.users(id) on delete cascade,</w:t>
+      </w:r>
+    </w:p>
+    <w:p>
+      <w:pPr>
+        <w:shd w:fill="F3F4F6" w:val="clear"/>
+        <w:spacing w:after="0" w:before="0" w:line="240"/>
+        <w:ind w:left="120" w:right="120"/>
+      </w:pPr>
+      <w:r>
+        <w:rPr>
+          <w:rFonts w:ascii="Consolas" w:cs="Consolas" w:eastAsia="Consolas" w:hAnsi="Consolas"/>
+          <w:color w:val="1F2937"/>
+          <w:sz w:val="18"/>
+          <w:szCs w:val="18"/>
+        </w:rPr>
+        <w:t xml:space="preserve">  name text not null, type text not null default 'standard', status text not null default 'draft',</w:t>
+      </w:r>
+    </w:p>
+    <w:p>
+      <w:pPr>
+        <w:shd w:fill="F3F4F6" w:val="clear"/>
+        <w:spacing w:after="0" w:before="0" w:line="240"/>
+        <w:ind w:left="120" w:right="120"/>
+      </w:pPr>
+      <w:r>
+        <w:rPr>
+          <w:rFonts w:ascii="Consolas" w:cs="Consolas" w:eastAsia="Consolas" w:hAnsi="Consolas"/>
+          <w:color w:val="1F2937"/>
+          <w:sz w:val="18"/>
+          <w:szCs w:val="18"/>
+        </w:rPr>
+        <w:t xml:space="preserve">  created_at timestamptz not null default now()</w:t>
+      </w:r>
+    </w:p>
+    <w:p>
+      <w:pPr>
+        <w:shd w:fill="F3F4F6" w:val="clear"/>
+        <w:spacing w:after="0" w:before="0" w:line="240"/>
+        <w:ind w:left="120" w:right="120"/>
+      </w:pPr>
+      <w:r>
+        <w:rPr>
+          <w:rFonts w:ascii="Consolas" w:cs="Consolas" w:eastAsia="Consolas" w:hAnsi="Consolas"/>
+          <w:color w:val="1F2937"/>
+          <w:sz w:val="18"/>
+          <w:szCs w:val="18"/>
+        </w:rPr>
+        <w:t xml:space="preserve">);</w:t>
+      </w:r>
+    </w:p>
+    <w:p>
+      <w:pPr>
+        <w:shd w:fill="F3F4F6" w:val="clear"/>
+        <w:spacing w:after="0" w:before="0" w:line="240"/>
+        <w:ind w:left="120" w:right="120"/>
+      </w:pPr>
+      <w:r>
+        <w:rPr>
+          <w:rFonts w:ascii="Consolas" w:cs="Consolas" w:eastAsia="Consolas" w:hAnsi="Consolas"/>
+          <w:color w:val="1F2937"/>
+          <w:sz w:val="18"/>
+          <w:szCs w:val="18"/>
+        </w:rPr>
+        <w:t xml:space="preserve">alter table campaigns enable row level security;</w:t>
+      </w:r>
+    </w:p>
+    <w:p>
+      <w:pPr>
+        <w:shd w:fill="F3F4F6" w:val="clear"/>
+        <w:spacing w:after="0" w:before="0" w:line="240"/>
+        <w:ind w:left="120" w:right="120"/>
+      </w:pPr>
+      <w:r>
+        <w:rPr>
+          <w:rFonts w:ascii="Consolas" w:cs="Consolas" w:eastAsia="Consolas" w:hAnsi="Consolas"/>
+          <w:color w:val="1F2937"/>
+          <w:sz w:val="18"/>
+          <w:szCs w:val="18"/>
+        </w:rPr>
+        <w:t xml:space="preserve">create policy "own rows" on campaigns for all</w:t>
+      </w:r>
+    </w:p>
+    <w:p>
+      <w:pPr>
+        <w:shd w:fill="F3F4F6" w:val="clear"/>
+        <w:spacing w:after="0" w:before="0" w:line="240"/>
+        <w:ind w:left="120" w:right="120"/>
+      </w:pPr>
+      <w:r>
+        <w:rPr>
+          <w:rFonts w:ascii="Consolas" w:cs="Consolas" w:eastAsia="Consolas" w:hAnsi="Consolas"/>
+          <w:color w:val="1F2937"/>
+          <w:sz w:val="18"/>
+          <w:szCs w:val="18"/>
+        </w:rPr>
+        <w:t xml:space="preserve">  using (auth.uid() = user_id) with check (auth.uid() = user_id);</w:t>
+      </w:r>
+    </w:p>
+    <w:p>
+      <w:pPr>
+        <w:shd w:fill="F3F4F6" w:val="clear"/>
+        <w:spacing w:after="0" w:before="0" w:line="240"/>
+        <w:ind w:left="120" w:right="120"/>
+      </w:pPr>
+      <w:r>
+        <w:rPr>
+          <w:rFonts w:ascii="Consolas" w:cs="Consolas" w:eastAsia="Consolas" w:hAnsi="Consolas"/>
+          <w:color w:val="1F2937"/>
+          <w:sz w:val="18"/>
+          <w:szCs w:val="18"/>
+        </w:rPr>
+        <w:t xml:space="preserve"> </w:t>
+      </w:r>
+    </w:p>
+    <w:p>
+      <w:pPr>
+        <w:shd w:fill="F3F4F6" w:val="clear"/>
+        <w:spacing w:after="0" w:before="0" w:line="240"/>
+        <w:ind w:left="120" w:right="120"/>
+      </w:pPr>
+      <w:r>
+        <w:rPr>
+          <w:rFonts w:ascii="Consolas" w:cs="Consolas" w:eastAsia="Consolas" w:hAnsi="Consolas"/>
+          <w:color w:val="1F2937"/>
+          <w:sz w:val="18"/>
+          <w:szCs w:val="18"/>
+        </w:rPr>
+        <w:t xml:space="preserve">-- content</w:t>
+      </w:r>
+    </w:p>
+    <w:p>
+      <w:pPr>
+        <w:shd w:fill="F3F4F6" w:val="clear"/>
+        <w:spacing w:after="0" w:before="0" w:line="240"/>
+        <w:ind w:left="120" w:right="120"/>
+      </w:pPr>
+      <w:r>
+        <w:rPr>
+          <w:rFonts w:ascii="Consolas" w:cs="Consolas" w:eastAsia="Consolas" w:hAnsi="Consolas"/>
+          <w:color w:val="1F2937"/>
+          <w:sz w:val="18"/>
+          <w:szCs w:val="18"/>
+        </w:rPr>
+        <w:t xml:space="preserve">create table content (</w:t>
+      </w:r>
+    </w:p>
+    <w:p>
+      <w:pPr>
+        <w:shd w:fill="F3F4F6" w:val="clear"/>
+        <w:spacing w:after="0" w:before="0" w:line="240"/>
+        <w:ind w:left="120" w:right="120"/>
+      </w:pPr>
+      <w:r>
+        <w:rPr>
+          <w:rFonts w:ascii="Consolas" w:cs="Consolas" w:eastAsia="Consolas" w:hAnsi="Consolas"/>
+          <w:color w:val="1F2937"/>
+          <w:sz w:val="18"/>
+          <w:szCs w:val="18"/>
+        </w:rPr>
+        <w:t xml:space="preserve">  id uuid primary key default gen_random_uuid(),</w:t>
+      </w:r>
+    </w:p>
+    <w:p>
+      <w:pPr>
+        <w:shd w:fill="F3F4F6" w:val="clear"/>
+        <w:spacing w:after="0" w:before="0" w:line="240"/>
+        <w:ind w:left="120" w:right="120"/>
+      </w:pPr>
+      <w:r>
+        <w:rPr>
+          <w:rFonts w:ascii="Consolas" w:cs="Consolas" w:eastAsia="Consolas" w:hAnsi="Consolas"/>
+          <w:color w:val="1F2937"/>
+          <w:sz w:val="18"/>
+          <w:szCs w:val="18"/>
+        </w:rPr>
+        <w:t xml:space="preserve">  user_id uuid not null references auth.users(id) on delete cascade,</w:t>
+      </w:r>
+    </w:p>
+    <w:p>
+      <w:pPr>
+        <w:shd w:fill="F3F4F6" w:val="clear"/>
+        <w:spacing w:after="0" w:before="0" w:line="240"/>
+        <w:ind w:left="120" w:right="120"/>
+      </w:pPr>
+      <w:r>
+        <w:rPr>
+          <w:rFonts w:ascii="Consolas" w:cs="Consolas" w:eastAsia="Consolas" w:hAnsi="Consolas"/>
+          <w:color w:val="1F2937"/>
+          <w:sz w:val="18"/>
+          <w:szCs w:val="18"/>
+        </w:rPr>
+        <w:t xml:space="preserve">  campaign_id uuid, type text not null, input text, output text, status text not null default 'draft',</w:t>
+      </w:r>
+    </w:p>
+    <w:p>
+      <w:pPr>
+        <w:shd w:fill="F3F4F6" w:val="clear"/>
+        <w:spacing w:after="0" w:before="0" w:line="240"/>
+        <w:ind w:left="120" w:right="120"/>
+      </w:pPr>
+      <w:r>
+        <w:rPr>
+          <w:rFonts w:ascii="Consolas" w:cs="Consolas" w:eastAsia="Consolas" w:hAnsi="Consolas"/>
+          <w:color w:val="1F2937"/>
+          <w:sz w:val="18"/>
+          <w:szCs w:val="18"/>
+        </w:rPr>
+        <w:t xml:space="preserve">  created_at timestamptz not null default now()</w:t>
+      </w:r>
+    </w:p>
+    <w:p>
+      <w:pPr>
+        <w:shd w:fill="F3F4F6" w:val="clear"/>
+        <w:spacing w:after="0" w:before="0" w:line="240"/>
+        <w:ind w:left="120" w:right="120"/>
+      </w:pPr>
+      <w:r>
+        <w:rPr>
+          <w:rFonts w:ascii="Consolas" w:cs="Consolas" w:eastAsia="Consolas" w:hAnsi="Consolas"/>
+          <w:color w:val="1F2937"/>
+          <w:sz w:val="18"/>
+          <w:szCs w:val="18"/>
+        </w:rPr>
+        <w:t xml:space="preserve">);</w:t>
+      </w:r>
+    </w:p>
+    <w:p>
+      <w:pPr>
+        <w:shd w:fill="F3F4F6" w:val="clear"/>
+        <w:spacing w:after="0" w:before="0" w:line="240"/>
+        <w:ind w:left="120" w:right="120"/>
+      </w:pPr>
+      <w:r>
+        <w:rPr>
+          <w:rFonts w:ascii="Consolas" w:cs="Consolas" w:eastAsia="Consolas" w:hAnsi="Consolas"/>
+          <w:color w:val="1F2937"/>
+          <w:sz w:val="18"/>
+          <w:szCs w:val="18"/>
+        </w:rPr>
+        <w:t xml:space="preserve">alter table content enable row level security;</w:t>
+      </w:r>
+    </w:p>
+    <w:p>
+      <w:pPr>
+        <w:shd w:fill="F3F4F6" w:val="clear"/>
+        <w:spacing w:after="0" w:before="0" w:line="240"/>
+        <w:ind w:left="120" w:right="120"/>
+      </w:pPr>
+      <w:r>
+        <w:rPr>
+          <w:rFonts w:ascii="Consolas" w:cs="Consolas" w:eastAsia="Consolas" w:hAnsi="Consolas"/>
+          <w:color w:val="1F2937"/>
+          <w:sz w:val="18"/>
+          <w:szCs w:val="18"/>
+        </w:rPr>
+        <w:t xml:space="preserve">create policy "own rows" on content for all</w:t>
+      </w:r>
+    </w:p>
+    <w:p>
+      <w:pPr>
+        <w:shd w:fill="F3F4F6" w:val="clear"/>
+        <w:spacing w:after="0" w:before="0" w:line="240"/>
+        <w:ind w:left="120" w:right="120"/>
+      </w:pPr>
+      <w:r>
+        <w:rPr>
+          <w:rFonts w:ascii="Consolas" w:cs="Consolas" w:eastAsia="Consolas" w:hAnsi="Consolas"/>
+          <w:color w:val="1F2937"/>
+          <w:sz w:val="18"/>
+          <w:szCs w:val="18"/>
+        </w:rPr>
+        <w:t xml:space="preserve">  using (auth.uid() = user_id) with check (auth.uid() = user_id);</w:t>
+      </w:r>
+    </w:p>
+    <w:p>
+      <w:pPr>
+        <w:shd w:fill="F3F4F6" w:val="clear"/>
+        <w:spacing w:after="0" w:before="0" w:line="240"/>
+        <w:ind w:left="120" w:right="120"/>
+      </w:pPr>
+      <w:r>
+        <w:rPr>
+          <w:rFonts w:ascii="Consolas" w:cs="Consolas" w:eastAsia="Consolas" w:hAnsi="Consolas"/>
+          <w:color w:val="1F2937"/>
+          <w:sz w:val="18"/>
+          <w:szCs w:val="18"/>
+        </w:rPr>
+        <w:t xml:space="preserve"> </w:t>
+      </w:r>
+    </w:p>
+    <w:p>
+      <w:pPr>
+        <w:shd w:fill="F3F4F6" w:val="clear"/>
+        <w:spacing w:after="0" w:before="0" w:line="240"/>
+        <w:ind w:left="120" w:right="120"/>
+      </w:pPr>
+      <w:r>
+        <w:rPr>
+          <w:rFonts w:ascii="Consolas" w:cs="Consolas" w:eastAsia="Consolas" w:hAnsi="Consolas"/>
+          <w:color w:val="1F2937"/>
+          <w:sz w:val="18"/>
+          <w:szCs w:val="18"/>
+        </w:rPr>
+        <w:t xml:space="preserve">-- posters</w:t>
+      </w:r>
+    </w:p>
+    <w:p>
+      <w:pPr>
+        <w:shd w:fill="F3F4F6" w:val="clear"/>
+        <w:spacing w:after="0" w:before="0" w:line="240"/>
+        <w:ind w:left="120" w:right="120"/>
+      </w:pPr>
+      <w:r>
+        <w:rPr>
+          <w:rFonts w:ascii="Consolas" w:cs="Consolas" w:eastAsia="Consolas" w:hAnsi="Consolas"/>
+          <w:color w:val="1F2937"/>
+          <w:sz w:val="18"/>
+          <w:szCs w:val="18"/>
+        </w:rPr>
+        <w:t xml:space="preserve">create table posters (</w:t>
+      </w:r>
+    </w:p>
+    <w:p>
+      <w:pPr>
+        <w:shd w:fill="F3F4F6" w:val="clear"/>
+        <w:spacing w:after="0" w:before="0" w:line="240"/>
+        <w:ind w:left="120" w:right="120"/>
+      </w:pPr>
+      <w:r>
+        <w:rPr>
+          <w:rFonts w:ascii="Consolas" w:cs="Consolas" w:eastAsia="Consolas" w:hAnsi="Consolas"/>
+          <w:color w:val="1F2937"/>
+          <w:sz w:val="18"/>
+          <w:szCs w:val="18"/>
+        </w:rPr>
+        <w:t xml:space="preserve">  id uuid primary key default gen_random_uuid(),</w:t>
+      </w:r>
+    </w:p>
+    <w:p>
+      <w:pPr>
+        <w:shd w:fill="F3F4F6" w:val="clear"/>
+        <w:spacing w:after="0" w:before="0" w:line="240"/>
+        <w:ind w:left="120" w:right="120"/>
+      </w:pPr>
+      <w:r>
+        <w:rPr>
+          <w:rFonts w:ascii="Consolas" w:cs="Consolas" w:eastAsia="Consolas" w:hAnsi="Consolas"/>
+          <w:color w:val="1F2937"/>
+          <w:sz w:val="18"/>
+          <w:szCs w:val="18"/>
+        </w:rPr>
+        <w:t xml:space="preserve">  user_id uuid not null references auth.users(id) on delete cascade,</w:t>
+      </w:r>
+    </w:p>
+    <w:p>
+      <w:pPr>
+        <w:shd w:fill="F3F4F6" w:val="clear"/>
+        <w:spacing w:after="0" w:before="0" w:line="240"/>
+        <w:ind w:left="120" w:right="120"/>
+      </w:pPr>
+      <w:r>
+        <w:rPr>
+          <w:rFonts w:ascii="Consolas" w:cs="Consolas" w:eastAsia="Consolas" w:hAnsi="Consolas"/>
+          <w:color w:val="1F2937"/>
+          <w:sz w:val="18"/>
+          <w:szCs w:val="18"/>
+        </w:rPr>
+        <w:t xml:space="preserve">  campaign_id uuid, headline text, style text, size text, template text, copy text, gradient text,</w:t>
+      </w:r>
+    </w:p>
+    <w:p>
+      <w:pPr>
+        <w:shd w:fill="F3F4F6" w:val="clear"/>
+        <w:spacing w:after="0" w:before="0" w:line="240"/>
+        <w:ind w:left="120" w:right="120"/>
+      </w:pPr>
+      <w:r>
+        <w:rPr>
+          <w:rFonts w:ascii="Consolas" w:cs="Consolas" w:eastAsia="Consolas" w:hAnsi="Consolas"/>
+          <w:color w:val="1F2937"/>
+          <w:sz w:val="18"/>
+          <w:szCs w:val="18"/>
+        </w:rPr>
+        <w:t xml:space="preserve">  created_at timestamptz not null default now()</w:t>
+      </w:r>
+    </w:p>
+    <w:p>
+      <w:pPr>
+        <w:shd w:fill="F3F4F6" w:val="clear"/>
+        <w:spacing w:after="0" w:before="0" w:line="240"/>
+        <w:ind w:left="120" w:right="120"/>
+      </w:pPr>
+      <w:r>
+        <w:rPr>
+          <w:rFonts w:ascii="Consolas" w:cs="Consolas" w:eastAsia="Consolas" w:hAnsi="Consolas"/>
+          <w:color w:val="1F2937"/>
+          <w:sz w:val="18"/>
+          <w:szCs w:val="18"/>
+        </w:rPr>
+        <w:t xml:space="preserve">);</w:t>
+      </w:r>
+    </w:p>
+    <w:p>
+      <w:pPr>
+        <w:shd w:fill="F3F4F6" w:val="clear"/>
+        <w:spacing w:after="0" w:before="0" w:line="240"/>
+        <w:ind w:left="120" w:right="120"/>
+      </w:pPr>
+      <w:r>
+        <w:rPr>
+          <w:rFonts w:ascii="Consolas" w:cs="Consolas" w:eastAsia="Consolas" w:hAnsi="Consolas"/>
+          <w:color w:val="1F2937"/>
+          <w:sz w:val="18"/>
+          <w:szCs w:val="18"/>
+        </w:rPr>
+        <w:t xml:space="preserve">alter table posters enable row level security;</w:t>
+      </w:r>
+    </w:p>
+    <w:p>
+      <w:pPr>
+        <w:shd w:fill="F3F4F6" w:val="clear"/>
+        <w:spacing w:after="0" w:before="0" w:line="240"/>
+        <w:ind w:left="120" w:right="120"/>
+      </w:pPr>
+      <w:r>
+        <w:rPr>
+          <w:rFonts w:ascii="Consolas" w:cs="Consolas" w:eastAsia="Consolas" w:hAnsi="Consolas"/>
+          <w:color w:val="1F2937"/>
+          <w:sz w:val="18"/>
+          <w:szCs w:val="18"/>
+        </w:rPr>
+        <w:t xml:space="preserve">create policy "own rows" on posters for all</w:t>
+      </w:r>
+    </w:p>
+    <w:p>
+      <w:pPr>
+        <w:shd w:fill="F3F4F6" w:val="clear"/>
+        <w:spacing w:after="0" w:before="0" w:line="240"/>
+        <w:ind w:left="120" w:right="120"/>
+      </w:pPr>
+      <w:r>
+        <w:rPr>
+          <w:rFonts w:ascii="Consolas" w:cs="Consolas" w:eastAsia="Consolas" w:hAnsi="Consolas"/>
+          <w:color w:val="1F2937"/>
+          <w:sz w:val="18"/>
+          <w:szCs w:val="18"/>
+        </w:rPr>
+        <w:t xml:space="preserve">  using (auth.uid() = user_id) with check (auth.uid() = user_id);</w:t>
+      </w:r>
+    </w:p>
+    <w:p>
+      <w:pPr>
+        <w:shd w:fill="F3F4F6" w:val="clear"/>
+        <w:spacing w:after="0" w:before="0" w:line="240"/>
+        <w:ind w:left="120" w:right="120"/>
+      </w:pPr>
+      <w:r>
+        <w:rPr>
+          <w:rFonts w:ascii="Consolas" w:cs="Consolas" w:eastAsia="Consolas" w:hAnsi="Consolas"/>
+          <w:color w:val="1F2937"/>
+          <w:sz w:val="18"/>
+          <w:szCs w:val="18"/>
+        </w:rPr>
+        <w:t xml:space="preserve"> </w:t>
+      </w:r>
+    </w:p>
+    <w:p>
+      <w:pPr>
+        <w:shd w:fill="F3F4F6" w:val="clear"/>
+        <w:spacing w:after="0" w:before="0" w:line="240"/>
+        <w:ind w:left="120" w:right="120"/>
+      </w:pPr>
+      <w:r>
+        <w:rPr>
+          <w:rFonts w:ascii="Consolas" w:cs="Consolas" w:eastAsia="Consolas" w:hAnsi="Consolas"/>
+          <w:color w:val="1F2937"/>
+          <w:sz w:val="18"/>
+          <w:szCs w:val="18"/>
+        </w:rPr>
+        <w:t xml:space="preserve">-- posts</w:t>
+      </w:r>
+    </w:p>
+    <w:p>
+      <w:pPr>
+        <w:shd w:fill="F3F4F6" w:val="clear"/>
+        <w:spacing w:after="0" w:before="0" w:line="240"/>
+        <w:ind w:left="120" w:right="120"/>
+      </w:pPr>
+      <w:r>
+        <w:rPr>
+          <w:rFonts w:ascii="Consolas" w:cs="Consolas" w:eastAsia="Consolas" w:hAnsi="Consolas"/>
+          <w:color w:val="1F2937"/>
+          <w:sz w:val="18"/>
+          <w:szCs w:val="18"/>
+        </w:rPr>
+        <w:t xml:space="preserve">create table posts (</w:t>
+      </w:r>
+    </w:p>
+    <w:p>
+      <w:pPr>
+        <w:shd w:fill="F3F4F6" w:val="clear"/>
+        <w:spacing w:after="0" w:before="0" w:line="240"/>
+        <w:ind w:left="120" w:right="120"/>
+      </w:pPr>
+      <w:r>
+        <w:rPr>
+          <w:rFonts w:ascii="Consolas" w:cs="Consolas" w:eastAsia="Consolas" w:hAnsi="Consolas"/>
+          <w:color w:val="1F2937"/>
+          <w:sz w:val="18"/>
+          <w:szCs w:val="18"/>
+        </w:rPr>
+        <w:t xml:space="preserve">  id uuid primary key default gen_random_uuid(),</w:t>
+      </w:r>
+    </w:p>
+    <w:p>
+      <w:pPr>
+        <w:shd w:fill="F3F4F6" w:val="clear"/>
+        <w:spacing w:after="0" w:before="0" w:line="240"/>
+        <w:ind w:left="120" w:right="120"/>
+      </w:pPr>
+      <w:r>
+        <w:rPr>
+          <w:rFonts w:ascii="Consolas" w:cs="Consolas" w:eastAsia="Consolas" w:hAnsi="Consolas"/>
+          <w:color w:val="1F2937"/>
+          <w:sz w:val="18"/>
+          <w:szCs w:val="18"/>
+        </w:rPr>
+        <w:t xml:space="preserve">  user_id uuid not null references auth.users(id) on delete cascade,</w:t>
+      </w:r>
+    </w:p>
+    <w:p>
+      <w:pPr>
+        <w:shd w:fill="F3F4F6" w:val="clear"/>
+        <w:spacing w:after="0" w:before="0" w:line="240"/>
+        <w:ind w:left="120" w:right="120"/>
+      </w:pPr>
+      <w:r>
+        <w:rPr>
+          <w:rFonts w:ascii="Consolas" w:cs="Consolas" w:eastAsia="Consolas" w:hAnsi="Consolas"/>
+          <w:color w:val="1F2937"/>
+          <w:sz w:val="18"/>
+          <w:szCs w:val="18"/>
+        </w:rPr>
+        <w:t xml:space="preserve">  content_id uuid, channel text not null default 'mock', scheduled_at timestamptz, status text not null default 'scheduled',</w:t>
+      </w:r>
+    </w:p>
+    <w:p>
+      <w:pPr>
+        <w:shd w:fill="F3F4F6" w:val="clear"/>
+        <w:spacing w:after="0" w:before="0" w:line="240"/>
+        <w:ind w:left="120" w:right="120"/>
+      </w:pPr>
+      <w:r>
+        <w:rPr>
+          <w:rFonts w:ascii="Consolas" w:cs="Consolas" w:eastAsia="Consolas" w:hAnsi="Consolas"/>
+          <w:color w:val="1F2937"/>
+          <w:sz w:val="18"/>
+          <w:szCs w:val="18"/>
+        </w:rPr>
+        <w:t xml:space="preserve">  created_at timestamptz not null default now()</w:t>
+      </w:r>
+    </w:p>
+    <w:p>
+      <w:pPr>
+        <w:shd w:fill="F3F4F6" w:val="clear"/>
+        <w:spacing w:after="0" w:before="0" w:line="240"/>
+        <w:ind w:left="120" w:right="120"/>
+      </w:pPr>
+      <w:r>
+        <w:rPr>
+          <w:rFonts w:ascii="Consolas" w:cs="Consolas" w:eastAsia="Consolas" w:hAnsi="Consolas"/>
+          <w:color w:val="1F2937"/>
+          <w:sz w:val="18"/>
+          <w:szCs w:val="18"/>
+        </w:rPr>
+        <w:t xml:space="preserve">);</w:t>
+      </w:r>
+    </w:p>
+    <w:p>
+      <w:pPr>
+        <w:shd w:fill="F3F4F6" w:val="clear"/>
+        <w:spacing w:after="0" w:before="0" w:line="240"/>
+        <w:ind w:left="120" w:right="120"/>
+      </w:pPr>
+      <w:r>
+        <w:rPr>
+          <w:rFonts w:ascii="Consolas" w:cs="Consolas" w:eastAsia="Consolas" w:hAnsi="Consolas"/>
+          <w:color w:val="1F2937"/>
+          <w:sz w:val="18"/>
+          <w:szCs w:val="18"/>
+        </w:rPr>
+        <w:t xml:space="preserve">alter table posts enable row level security;</w:t>
+      </w:r>
+    </w:p>
+    <w:p>
+      <w:pPr>
+        <w:shd w:fill="F3F4F6" w:val="clear"/>
+        <w:spacing w:after="0" w:before="0" w:line="240"/>
+        <w:ind w:left="120" w:right="120"/>
+      </w:pPr>
+      <w:r>
+        <w:rPr>
+          <w:rFonts w:ascii="Consolas" w:cs="Consolas" w:eastAsia="Consolas" w:hAnsi="Consolas"/>
+          <w:color w:val="1F2937"/>
+          <w:sz w:val="18"/>
+          <w:szCs w:val="18"/>
+        </w:rPr>
+        <w:t xml:space="preserve">create policy "own rows" on posts for all</w:t>
+      </w:r>
+    </w:p>
+    <w:p>
+      <w:pPr>
+        <w:shd w:fill="F3F4F6" w:val="clear"/>
+        <w:spacing w:after="0" w:before="0" w:line="240"/>
+        <w:ind w:left="120" w:right="120"/>
+      </w:pPr>
+      <w:r>
+        <w:rPr>
+          <w:rFonts w:ascii="Consolas" w:cs="Consolas" w:eastAsia="Consolas" w:hAnsi="Consolas"/>
+          <w:color w:val="1F2937"/>
+          <w:sz w:val="18"/>
+          <w:szCs w:val="18"/>
+        </w:rPr>
+        <w:t xml:space="preserve">  using (auth.uid() = user_id) with check (auth.uid() = user_id);</w:t>
+      </w:r>
+    </w:p>
+    <w:p>
+      <w:pPr>
+        <w:shd w:fill="F3F4F6" w:val="clear"/>
+        <w:spacing w:after="0" w:before="0" w:line="240"/>
+        <w:ind w:left="120" w:right="120"/>
+      </w:pPr>
+      <w:r>
+        <w:rPr>
+          <w:rFonts w:ascii="Consolas" w:cs="Consolas" w:eastAsia="Consolas" w:hAnsi="Consolas"/>
+          <w:color w:val="1F2937"/>
+          <w:sz w:val="18"/>
+          <w:szCs w:val="18"/>
+        </w:rPr>
+        <w:t xml:space="preserve"> </w:t>
+      </w:r>
+    </w:p>
+    <w:p>
+      <w:pPr>
+        <w:shd w:fill="F3F4F6" w:val="clear"/>
+        <w:spacing w:after="0" w:before="0" w:line="240"/>
+        <w:ind w:left="120" w:right="120"/>
+      </w:pPr>
+      <w:r>
+        <w:rPr>
+          <w:rFonts w:ascii="Consolas" w:cs="Consolas" w:eastAsia="Consolas" w:hAnsi="Consolas"/>
+          <w:color w:val="1F2937"/>
+          <w:sz w:val="18"/>
+          <w:szCs w:val="18"/>
+        </w:rPr>
+        <w:t xml:space="preserve">-- inbox_messages</w:t>
+      </w:r>
+    </w:p>
+    <w:p>
+      <w:pPr>
+        <w:shd w:fill="F3F4F6" w:val="clear"/>
+        <w:spacing w:after="0" w:before="0" w:line="240"/>
+        <w:ind w:left="120" w:right="120"/>
+      </w:pPr>
+      <w:r>
+        <w:rPr>
+          <w:rFonts w:ascii="Consolas" w:cs="Consolas" w:eastAsia="Consolas" w:hAnsi="Consolas"/>
+          <w:color w:val="1F2937"/>
+          <w:sz w:val="18"/>
+          <w:szCs w:val="18"/>
+        </w:rPr>
+        <w:t xml:space="preserve">create table inbox_messages (</w:t>
+      </w:r>
+    </w:p>
+    <w:p>
+      <w:pPr>
+        <w:shd w:fill="F3F4F6" w:val="clear"/>
+        <w:spacing w:after="0" w:before="0" w:line="240"/>
+        <w:ind w:left="120" w:right="120"/>
+      </w:pPr>
+      <w:r>
+        <w:rPr>
+          <w:rFonts w:ascii="Consolas" w:cs="Consolas" w:eastAsia="Consolas" w:hAnsi="Consolas"/>
+          <w:color w:val="1F2937"/>
+          <w:sz w:val="18"/>
+          <w:szCs w:val="18"/>
+        </w:rPr>
+        <w:t xml:space="preserve">  id uuid primary key default gen_random_uuid(),</w:t>
+      </w:r>
+    </w:p>
+    <w:p>
+      <w:pPr>
+        <w:shd w:fill="F3F4F6" w:val="clear"/>
+        <w:spacing w:after="0" w:before="0" w:line="240"/>
+        <w:ind w:left="120" w:right="120"/>
+      </w:pPr>
+      <w:r>
+        <w:rPr>
+          <w:rFonts w:ascii="Consolas" w:cs="Consolas" w:eastAsia="Consolas" w:hAnsi="Consolas"/>
+          <w:color w:val="1F2937"/>
+          <w:sz w:val="18"/>
+          <w:szCs w:val="18"/>
+        </w:rPr>
+        <w:t xml:space="preserve">  user_id uuid not null references auth.users(id) on delete cascade,</w:t>
+      </w:r>
+    </w:p>
+    <w:p>
+      <w:pPr>
+        <w:shd w:fill="F3F4F6" w:val="clear"/>
+        <w:spacing w:after="0" w:before="0" w:line="240"/>
+        <w:ind w:left="120" w:right="120"/>
+      </w:pPr>
+      <w:r>
+        <w:rPr>
+          <w:rFonts w:ascii="Consolas" w:cs="Consolas" w:eastAsia="Consolas" w:hAnsi="Consolas"/>
+          <w:color w:val="1F2937"/>
+          <w:sz w:val="18"/>
+          <w:szCs w:val="18"/>
+        </w:rPr>
+        <w:t xml:space="preserve">  channel text not null, sender text, body text, sentiment text, is_lead boolean default false, suggested_reply text, assigned_to text,</w:t>
+      </w:r>
+    </w:p>
+    <w:p>
+      <w:pPr>
+        <w:shd w:fill="F3F4F6" w:val="clear"/>
+        <w:spacing w:after="0" w:before="0" w:line="240"/>
+        <w:ind w:left="120" w:right="120"/>
+      </w:pPr>
+      <w:r>
+        <w:rPr>
+          <w:rFonts w:ascii="Consolas" w:cs="Consolas" w:eastAsia="Consolas" w:hAnsi="Consolas"/>
+          <w:color w:val="1F2937"/>
+          <w:sz w:val="18"/>
+          <w:szCs w:val="18"/>
+        </w:rPr>
+        <w:t xml:space="preserve">  created_at timestamptz not null default now()</w:t>
+      </w:r>
+    </w:p>
+    <w:p>
+      <w:pPr>
+        <w:shd w:fill="F3F4F6" w:val="clear"/>
+        <w:spacing w:after="0" w:before="0" w:line="240"/>
+        <w:ind w:left="120" w:right="120"/>
+      </w:pPr>
+      <w:r>
+        <w:rPr>
+          <w:rFonts w:ascii="Consolas" w:cs="Consolas" w:eastAsia="Consolas" w:hAnsi="Consolas"/>
+          <w:color w:val="1F2937"/>
+          <w:sz w:val="18"/>
+          <w:szCs w:val="18"/>
+        </w:rPr>
+        <w:t xml:space="preserve">);</w:t>
+      </w:r>
+    </w:p>
+    <w:p>
+      <w:pPr>
+        <w:shd w:fill="F3F4F6" w:val="clear"/>
+        <w:spacing w:after="0" w:before="0" w:line="240"/>
+        <w:ind w:left="120" w:right="120"/>
+      </w:pPr>
+      <w:r>
+        <w:rPr>
+          <w:rFonts w:ascii="Consolas" w:cs="Consolas" w:eastAsia="Consolas" w:hAnsi="Consolas"/>
+          <w:color w:val="1F2937"/>
+          <w:sz w:val="18"/>
+          <w:szCs w:val="18"/>
+        </w:rPr>
+        <w:t xml:space="preserve">alter table inbox_messages enable row level security;</w:t>
+      </w:r>
+    </w:p>
+    <w:p>
+      <w:pPr>
+        <w:shd w:fill="F3F4F6" w:val="clear"/>
+        <w:spacing w:after="0" w:before="0" w:line="240"/>
+        <w:ind w:left="120" w:right="120"/>
+      </w:pPr>
+      <w:r>
+        <w:rPr>
+          <w:rFonts w:ascii="Consolas" w:cs="Consolas" w:eastAsia="Consolas" w:hAnsi="Consolas"/>
+          <w:color w:val="1F2937"/>
+          <w:sz w:val="18"/>
+          <w:szCs w:val="18"/>
+        </w:rPr>
+        <w:t xml:space="preserve">create policy "own rows" on inbox_messages for all</w:t>
+      </w:r>
+    </w:p>
+    <w:p>
+      <w:pPr>
+        <w:shd w:fill="F3F4F6" w:val="clear"/>
+        <w:spacing w:after="0" w:before="0" w:line="240"/>
+        <w:ind w:left="120" w:right="120"/>
+      </w:pPr>
+      <w:r>
+        <w:rPr>
+          <w:rFonts w:ascii="Consolas" w:cs="Consolas" w:eastAsia="Consolas" w:hAnsi="Consolas"/>
+          <w:color w:val="1F2937"/>
+          <w:sz w:val="18"/>
+          <w:szCs w:val="18"/>
+        </w:rPr>
+        <w:t xml:space="preserve">  using (auth.uid() = user_id) with check (auth.uid() = user_id);</w:t>
+      </w:r>
+    </w:p>
+    <w:p>
+      <w:pPr>
+        <w:shd w:fill="F3F4F6" w:val="clear"/>
+        <w:spacing w:after="0" w:before="0" w:line="240"/>
+        <w:ind w:left="120" w:right="120"/>
+      </w:pPr>
+      <w:r>
+        <w:rPr>
+          <w:rFonts w:ascii="Consolas" w:cs="Consolas" w:eastAsia="Consolas" w:hAnsi="Consolas"/>
+          <w:color w:val="1F2937"/>
+          <w:sz w:val="18"/>
+          <w:szCs w:val="18"/>
+        </w:rPr>
+        <w:t xml:space="preserve"> </w:t>
+      </w:r>
+    </w:p>
+    <w:p>
+      <w:pPr>
+        <w:shd w:fill="F3F4F6" w:val="clear"/>
+        <w:spacing w:after="0" w:before="0" w:line="240"/>
+        <w:ind w:left="120" w:right="120"/>
+      </w:pPr>
+      <w:r>
+        <w:rPr>
+          <w:rFonts w:ascii="Consolas" w:cs="Consolas" w:eastAsia="Consolas" w:hAnsi="Consolas"/>
+          <w:color w:val="1F2937"/>
+          <w:sz w:val="18"/>
+          <w:szCs w:val="18"/>
+        </w:rPr>
+        <w:t xml:space="preserve">-- leads</w:t>
+      </w:r>
+    </w:p>
+    <w:p>
+      <w:pPr>
+        <w:shd w:fill="F3F4F6" w:val="clear"/>
+        <w:spacing w:after="0" w:before="0" w:line="240"/>
+        <w:ind w:left="120" w:right="120"/>
+      </w:pPr>
+      <w:r>
+        <w:rPr>
+          <w:rFonts w:ascii="Consolas" w:cs="Consolas" w:eastAsia="Consolas" w:hAnsi="Consolas"/>
+          <w:color w:val="1F2937"/>
+          <w:sz w:val="18"/>
+          <w:szCs w:val="18"/>
+        </w:rPr>
+        <w:t xml:space="preserve">create table leads (</w:t>
+      </w:r>
+    </w:p>
+    <w:p>
+      <w:pPr>
+        <w:shd w:fill="F3F4F6" w:val="clear"/>
+        <w:spacing w:after="0" w:before="0" w:line="240"/>
+        <w:ind w:left="120" w:right="120"/>
+      </w:pPr>
+      <w:r>
+        <w:rPr>
+          <w:rFonts w:ascii="Consolas" w:cs="Consolas" w:eastAsia="Consolas" w:hAnsi="Consolas"/>
+          <w:color w:val="1F2937"/>
+          <w:sz w:val="18"/>
+          <w:szCs w:val="18"/>
+        </w:rPr>
+        <w:t xml:space="preserve">  id uuid primary key default gen_random_uuid(),</w:t>
+      </w:r>
+    </w:p>
+    <w:p>
+      <w:pPr>
+        <w:shd w:fill="F3F4F6" w:val="clear"/>
+        <w:spacing w:after="0" w:before="0" w:line="240"/>
+        <w:ind w:left="120" w:right="120"/>
+      </w:pPr>
+      <w:r>
+        <w:rPr>
+          <w:rFonts w:ascii="Consolas" w:cs="Consolas" w:eastAsia="Consolas" w:hAnsi="Consolas"/>
+          <w:color w:val="1F2937"/>
+          <w:sz w:val="18"/>
+          <w:szCs w:val="18"/>
+        </w:rPr>
+        <w:t xml:space="preserve">  user_id uuid not null references auth.users(id) on delete cascade,</w:t>
+      </w:r>
+    </w:p>
+    <w:p>
+      <w:pPr>
+        <w:shd w:fill="F3F4F6" w:val="clear"/>
+        <w:spacing w:after="0" w:before="0" w:line="240"/>
+        <w:ind w:left="120" w:right="120"/>
+      </w:pPr>
+      <w:r>
+        <w:rPr>
+          <w:rFonts w:ascii="Consolas" w:cs="Consolas" w:eastAsia="Consolas" w:hAnsi="Consolas"/>
+          <w:color w:val="1F2937"/>
+          <w:sz w:val="18"/>
+          <w:szCs w:val="18"/>
+        </w:rPr>
+        <w:t xml:space="preserve">  campaign_id uuid, name text, contact text, source text, score text not null default 'cold', status text not null default 'new', assigned_to text, timeline jsonb,</w:t>
+      </w:r>
+    </w:p>
+    <w:p>
+      <w:pPr>
+        <w:shd w:fill="F3F4F6" w:val="clear"/>
+        <w:spacing w:after="0" w:before="0" w:line="240"/>
+        <w:ind w:left="120" w:right="120"/>
+      </w:pPr>
+      <w:r>
+        <w:rPr>
+          <w:rFonts w:ascii="Consolas" w:cs="Consolas" w:eastAsia="Consolas" w:hAnsi="Consolas"/>
+          <w:color w:val="1F2937"/>
+          <w:sz w:val="18"/>
+          <w:szCs w:val="18"/>
+        </w:rPr>
+        <w:t xml:space="preserve">  created_at timestamptz not null default now()</w:t>
+      </w:r>
+    </w:p>
+    <w:p>
+      <w:pPr>
+        <w:shd w:fill="F3F4F6" w:val="clear"/>
+        <w:spacing w:after="0" w:before="0" w:line="240"/>
+        <w:ind w:left="120" w:right="120"/>
+      </w:pPr>
+      <w:r>
+        <w:rPr>
+          <w:rFonts w:ascii="Consolas" w:cs="Consolas" w:eastAsia="Consolas" w:hAnsi="Consolas"/>
+          <w:color w:val="1F2937"/>
+          <w:sz w:val="18"/>
+          <w:szCs w:val="18"/>
+        </w:rPr>
+        <w:t xml:space="preserve">);</w:t>
+      </w:r>
+    </w:p>
+    <w:p>
+      <w:pPr>
+        <w:shd w:fill="F3F4F6" w:val="clear"/>
+        <w:spacing w:after="0" w:before="0" w:line="240"/>
+        <w:ind w:left="120" w:right="120"/>
+      </w:pPr>
+      <w:r>
+        <w:rPr>
+          <w:rFonts w:ascii="Consolas" w:cs="Consolas" w:eastAsia="Consolas" w:hAnsi="Consolas"/>
+          <w:color w:val="1F2937"/>
+          <w:sz w:val="18"/>
+          <w:szCs w:val="18"/>
+        </w:rPr>
+        <w:t xml:space="preserve">alter table leads enable row level security;</w:t>
+      </w:r>
+    </w:p>
+    <w:p>
+      <w:pPr>
+        <w:shd w:fill="F3F4F6" w:val="clear"/>
+        <w:spacing w:after="0" w:before="0" w:line="240"/>
+        <w:ind w:left="120" w:right="120"/>
+      </w:pPr>
+      <w:r>
+        <w:rPr>
+          <w:rFonts w:ascii="Consolas" w:cs="Consolas" w:eastAsia="Consolas" w:hAnsi="Consolas"/>
+          <w:color w:val="1F2937"/>
+          <w:sz w:val="18"/>
+          <w:szCs w:val="18"/>
+        </w:rPr>
+        <w:t xml:space="preserve">create policy "own rows" on leads for all</w:t>
+      </w:r>
+    </w:p>
+    <w:p>
+      <w:pPr>
+        <w:shd w:fill="F3F4F6" w:val="clear"/>
+        <w:spacing w:after="0" w:before="0" w:line="240"/>
+        <w:ind w:left="120" w:right="120"/>
+      </w:pPr>
+      <w:r>
+        <w:rPr>
+          <w:rFonts w:ascii="Consolas" w:cs="Consolas" w:eastAsia="Consolas" w:hAnsi="Consolas"/>
+          <w:color w:val="1F2937"/>
+          <w:sz w:val="18"/>
+          <w:szCs w:val="18"/>
+        </w:rPr>
+        <w:t xml:space="preserve">  using (auth.uid() = user_id) with check (auth.uid() = user_id);</w:t>
+      </w:r>
+    </w:p>
+    <w:p>
+      <w:pPr>
+        <w:shd w:fill="F3F4F6" w:val="clear"/>
+        <w:spacing w:after="0" w:before="0" w:line="240"/>
+        <w:ind w:left="120" w:right="120"/>
+      </w:pPr>
+      <w:r>
+        <w:rPr>
+          <w:rFonts w:ascii="Consolas" w:cs="Consolas" w:eastAsia="Consolas" w:hAnsi="Consolas"/>
+          <w:color w:val="1F2937"/>
+          <w:sz w:val="18"/>
+          <w:szCs w:val="18"/>
+        </w:rPr>
+        <w:t xml:space="preserve"> </w:t>
+      </w:r>
+    </w:p>
+    <w:p>
+      <w:pPr>
+        <w:shd w:fill="F3F4F6" w:val="clear"/>
+        <w:spacing w:after="0" w:before="0" w:line="240"/>
+        <w:ind w:left="120" w:right="120"/>
+      </w:pPr>
+      <w:r>
+        <w:rPr>
+          <w:rFonts w:ascii="Consolas" w:cs="Consolas" w:eastAsia="Consolas" w:hAnsi="Consolas"/>
+          <w:color w:val="1F2937"/>
+          <w:sz w:val="18"/>
+          <w:szCs w:val="18"/>
+        </w:rPr>
+        <w:t xml:space="preserve">-- trends</w:t>
+      </w:r>
+    </w:p>
+    <w:p>
+      <w:pPr>
+        <w:shd w:fill="F3F4F6" w:val="clear"/>
+        <w:spacing w:after="0" w:before="0" w:line="240"/>
+        <w:ind w:left="120" w:right="120"/>
+      </w:pPr>
+      <w:r>
+        <w:rPr>
+          <w:rFonts w:ascii="Consolas" w:cs="Consolas" w:eastAsia="Consolas" w:hAnsi="Consolas"/>
+          <w:color w:val="1F2937"/>
+          <w:sz w:val="18"/>
+          <w:szCs w:val="18"/>
+        </w:rPr>
+        <w:t xml:space="preserve">create table trends (</w:t>
+      </w:r>
+    </w:p>
+    <w:p>
+      <w:pPr>
+        <w:shd w:fill="F3F4F6" w:val="clear"/>
+        <w:spacing w:after="0" w:before="0" w:line="240"/>
+        <w:ind w:left="120" w:right="120"/>
+      </w:pPr>
+      <w:r>
+        <w:rPr>
+          <w:rFonts w:ascii="Consolas" w:cs="Consolas" w:eastAsia="Consolas" w:hAnsi="Consolas"/>
+          <w:color w:val="1F2937"/>
+          <w:sz w:val="18"/>
+          <w:szCs w:val="18"/>
+        </w:rPr>
+        <w:t xml:space="preserve">  id uuid primary key default gen_random_uuid(),</w:t>
+      </w:r>
+    </w:p>
+    <w:p>
+      <w:pPr>
+        <w:shd w:fill="F3F4F6" w:val="clear"/>
+        <w:spacing w:after="0" w:before="0" w:line="240"/>
+        <w:ind w:left="120" w:right="120"/>
+      </w:pPr>
+      <w:r>
+        <w:rPr>
+          <w:rFonts w:ascii="Consolas" w:cs="Consolas" w:eastAsia="Consolas" w:hAnsi="Consolas"/>
+          <w:color w:val="1F2937"/>
+          <w:sz w:val="18"/>
+          <w:szCs w:val="18"/>
+        </w:rPr>
+        <w:t xml:space="preserve">  user_id uuid not null references auth.users(id) on delete cascade,</w:t>
+      </w:r>
+    </w:p>
+    <w:p>
+      <w:pPr>
+        <w:shd w:fill="F3F4F6" w:val="clear"/>
+        <w:spacing w:after="0" w:before="0" w:line="240"/>
+        <w:ind w:left="120" w:right="120"/>
+      </w:pPr>
+      <w:r>
+        <w:rPr>
+          <w:rFonts w:ascii="Consolas" w:cs="Consolas" w:eastAsia="Consolas" w:hAnsi="Consolas"/>
+          <w:color w:val="1F2937"/>
+          <w:sz w:val="18"/>
+          <w:szCs w:val="18"/>
+        </w:rPr>
+        <w:t xml:space="preserve">  topic text not null, source text, opportunity text, competitor text,</w:t>
+      </w:r>
+    </w:p>
+    <w:p>
+      <w:pPr>
+        <w:shd w:fill="F3F4F6" w:val="clear"/>
+        <w:spacing w:after="0" w:before="0" w:line="240"/>
+        <w:ind w:left="120" w:right="120"/>
+      </w:pPr>
+      <w:r>
+        <w:rPr>
+          <w:rFonts w:ascii="Consolas" w:cs="Consolas" w:eastAsia="Consolas" w:hAnsi="Consolas"/>
+          <w:color w:val="1F2937"/>
+          <w:sz w:val="18"/>
+          <w:szCs w:val="18"/>
+        </w:rPr>
+        <w:t xml:space="preserve">  created_at timestamptz not null default now()</w:t>
+      </w:r>
+    </w:p>
+    <w:p>
+      <w:pPr>
+        <w:shd w:fill="F3F4F6" w:val="clear"/>
+        <w:spacing w:after="0" w:before="0" w:line="240"/>
+        <w:ind w:left="120" w:right="120"/>
+      </w:pPr>
+      <w:r>
+        <w:rPr>
+          <w:rFonts w:ascii="Consolas" w:cs="Consolas" w:eastAsia="Consolas" w:hAnsi="Consolas"/>
+          <w:color w:val="1F2937"/>
+          <w:sz w:val="18"/>
+          <w:szCs w:val="18"/>
+        </w:rPr>
+        <w:t xml:space="preserve">);</w:t>
+      </w:r>
+    </w:p>
+    <w:p>
+      <w:pPr>
+        <w:shd w:fill="F3F4F6" w:val="clear"/>
+        <w:spacing w:after="0" w:before="0" w:line="240"/>
+        <w:ind w:left="120" w:right="120"/>
+      </w:pPr>
+      <w:r>
+        <w:rPr>
+          <w:rFonts w:ascii="Consolas" w:cs="Consolas" w:eastAsia="Consolas" w:hAnsi="Consolas"/>
+          <w:color w:val="1F2937"/>
+          <w:sz w:val="18"/>
+          <w:szCs w:val="18"/>
+        </w:rPr>
+        <w:t xml:space="preserve">alter table trends enable row level security;</w:t>
+      </w:r>
+    </w:p>
+    <w:p>
+      <w:pPr>
+        <w:shd w:fill="F3F4F6" w:val="clear"/>
+        <w:spacing w:after="0" w:before="0" w:line="240"/>
+        <w:ind w:left="120" w:right="120"/>
+      </w:pPr>
+      <w:r>
+        <w:rPr>
+          <w:rFonts w:ascii="Consolas" w:cs="Consolas" w:eastAsia="Consolas" w:hAnsi="Consolas"/>
+          <w:color w:val="1F2937"/>
+          <w:sz w:val="18"/>
+          <w:szCs w:val="18"/>
+        </w:rPr>
+        <w:t xml:space="preserve">create policy "own rows" on trends for all</w:t>
+      </w:r>
+    </w:p>
+    <w:p>
+      <w:pPr>
+        <w:shd w:fill="F3F4F6" w:val="clear"/>
+        <w:spacing w:after="0" w:before="0" w:line="240"/>
+        <w:ind w:left="120" w:right="120"/>
+      </w:pPr>
+      <w:r>
+        <w:rPr>
+          <w:rFonts w:ascii="Consolas" w:cs="Consolas" w:eastAsia="Consolas" w:hAnsi="Consolas"/>
+          <w:color w:val="1F2937"/>
+          <w:sz w:val="18"/>
+          <w:szCs w:val="18"/>
+        </w:rPr>
+        <w:t xml:space="preserve">  using (auth.uid() = user_id) with check (auth.uid() = user_id);</w:t>
+      </w:r>
+    </w:p>
+    <w:p>
+      <w:pPr>
+        <w:shd w:fill="F3F4F6" w:val="clear"/>
+        <w:spacing w:after="0" w:before="0" w:line="240"/>
+        <w:ind w:left="120" w:right="120"/>
+      </w:pPr>
+      <w:r>
+        <w:rPr>
+          <w:rFonts w:ascii="Consolas" w:cs="Consolas" w:eastAsia="Consolas" w:hAnsi="Consolas"/>
+          <w:color w:val="1F2937"/>
+          <w:sz w:val="18"/>
+          <w:szCs w:val="18"/>
+        </w:rPr>
+        <w:t xml:space="preserve"> </w:t>
+      </w:r>
+    </w:p>
+    <w:p>
+      <w:pPr>
+        <w:shd w:fill="F3F4F6" w:val="clear"/>
+        <w:spacing w:after="0" w:before="0" w:line="240"/>
+        <w:ind w:left="120" w:right="120"/>
+      </w:pPr>
+      <w:r>
+        <w:rPr>
+          <w:rFonts w:ascii="Consolas" w:cs="Consolas" w:eastAsia="Consolas" w:hAnsi="Consolas"/>
+          <w:color w:val="1F2937"/>
+          <w:sz w:val="18"/>
+          <w:szCs w:val="18"/>
+        </w:rPr>
+        <w:t xml:space="preserve">-- competitors</w:t>
+      </w:r>
+    </w:p>
+    <w:p>
+      <w:pPr>
+        <w:shd w:fill="F3F4F6" w:val="clear"/>
+        <w:spacing w:after="0" w:before="0" w:line="240"/>
+        <w:ind w:left="120" w:right="120"/>
+      </w:pPr>
+      <w:r>
+        <w:rPr>
+          <w:rFonts w:ascii="Consolas" w:cs="Consolas" w:eastAsia="Consolas" w:hAnsi="Consolas"/>
+          <w:color w:val="1F2937"/>
+          <w:sz w:val="18"/>
+          <w:szCs w:val="18"/>
+        </w:rPr>
+        <w:t xml:space="preserve">create table competitors (</w:t>
+      </w:r>
+    </w:p>
+    <w:p>
+      <w:pPr>
+        <w:shd w:fill="F3F4F6" w:val="clear"/>
+        <w:spacing w:after="0" w:before="0" w:line="240"/>
+        <w:ind w:left="120" w:right="120"/>
+      </w:pPr>
+      <w:r>
+        <w:rPr>
+          <w:rFonts w:ascii="Consolas" w:cs="Consolas" w:eastAsia="Consolas" w:hAnsi="Consolas"/>
+          <w:color w:val="1F2937"/>
+          <w:sz w:val="18"/>
+          <w:szCs w:val="18"/>
+        </w:rPr>
+        <w:t xml:space="preserve">  id uuid primary key default gen_random_uuid(),</w:t>
+      </w:r>
+    </w:p>
+    <w:p>
+      <w:pPr>
+        <w:shd w:fill="F3F4F6" w:val="clear"/>
+        <w:spacing w:after="0" w:before="0" w:line="240"/>
+        <w:ind w:left="120" w:right="120"/>
+      </w:pPr>
+      <w:r>
+        <w:rPr>
+          <w:rFonts w:ascii="Consolas" w:cs="Consolas" w:eastAsia="Consolas" w:hAnsi="Consolas"/>
+          <w:color w:val="1F2937"/>
+          <w:sz w:val="18"/>
+          <w:szCs w:val="18"/>
+        </w:rPr>
+        <w:t xml:space="preserve">  user_id uuid not null references auth.users(id) on delete cascade,</w:t>
+      </w:r>
+    </w:p>
+    <w:p>
+      <w:pPr>
+        <w:shd w:fill="F3F4F6" w:val="clear"/>
+        <w:spacing w:after="0" w:before="0" w:line="240"/>
+        <w:ind w:left="120" w:right="120"/>
+      </w:pPr>
+      <w:r>
+        <w:rPr>
+          <w:rFonts w:ascii="Consolas" w:cs="Consolas" w:eastAsia="Consolas" w:hAnsi="Consolas"/>
+          <w:color w:val="1F2937"/>
+          <w:sz w:val="18"/>
+          <w:szCs w:val="18"/>
+        </w:rPr>
+        <w:t xml:space="preserve">  name text not null, market_share numeric, sentiment text, status text default 'monitoring',</w:t>
+      </w:r>
+    </w:p>
+    <w:p>
+      <w:pPr>
+        <w:shd w:fill="F3F4F6" w:val="clear"/>
+        <w:spacing w:after="0" w:before="0" w:line="240"/>
+        <w:ind w:left="120" w:right="120"/>
+      </w:pPr>
+      <w:r>
+        <w:rPr>
+          <w:rFonts w:ascii="Consolas" w:cs="Consolas" w:eastAsia="Consolas" w:hAnsi="Consolas"/>
+          <w:color w:val="1F2937"/>
+          <w:sz w:val="18"/>
+          <w:szCs w:val="18"/>
+        </w:rPr>
+        <w:t xml:space="preserve">  created_at timestamptz not null default now()</w:t>
+      </w:r>
+    </w:p>
+    <w:p>
+      <w:pPr>
+        <w:shd w:fill="F3F4F6" w:val="clear"/>
+        <w:spacing w:after="0" w:before="0" w:line="240"/>
+        <w:ind w:left="120" w:right="120"/>
+      </w:pPr>
+      <w:r>
+        <w:rPr>
+          <w:rFonts w:ascii="Consolas" w:cs="Consolas" w:eastAsia="Consolas" w:hAnsi="Consolas"/>
+          <w:color w:val="1F2937"/>
+          <w:sz w:val="18"/>
+          <w:szCs w:val="18"/>
+        </w:rPr>
+        <w:t xml:space="preserve">);</w:t>
+      </w:r>
+    </w:p>
+    <w:p>
+      <w:pPr>
+        <w:shd w:fill="F3F4F6" w:val="clear"/>
+        <w:spacing w:after="0" w:before="0" w:line="240"/>
+        <w:ind w:left="120" w:right="120"/>
+      </w:pPr>
+      <w:r>
+        <w:rPr>
+          <w:rFonts w:ascii="Consolas" w:cs="Consolas" w:eastAsia="Consolas" w:hAnsi="Consolas"/>
+          <w:color w:val="1F2937"/>
+          <w:sz w:val="18"/>
+          <w:szCs w:val="18"/>
+        </w:rPr>
+        <w:t xml:space="preserve">alter table competitors enable row level security;</w:t>
+      </w:r>
+    </w:p>
+    <w:p>
+      <w:pPr>
+        <w:shd w:fill="F3F4F6" w:val="clear"/>
+        <w:spacing w:after="0" w:before="0" w:line="240"/>
+        <w:ind w:left="120" w:right="120"/>
+      </w:pPr>
+      <w:r>
+        <w:rPr>
+          <w:rFonts w:ascii="Consolas" w:cs="Consolas" w:eastAsia="Consolas" w:hAnsi="Consolas"/>
+          <w:color w:val="1F2937"/>
+          <w:sz w:val="18"/>
+          <w:szCs w:val="18"/>
+        </w:rPr>
+        <w:t xml:space="preserve">create policy "own rows" on competitors for all</w:t>
+      </w:r>
+    </w:p>
+    <w:p>
+      <w:pPr>
+        <w:shd w:fill="F3F4F6" w:val="clear"/>
+        <w:spacing w:after="0" w:before="0" w:line="240"/>
+        <w:ind w:left="120" w:right="120"/>
+      </w:pPr>
+      <w:r>
+        <w:rPr>
+          <w:rFonts w:ascii="Consolas" w:cs="Consolas" w:eastAsia="Consolas" w:hAnsi="Consolas"/>
+          <w:color w:val="1F2937"/>
+          <w:sz w:val="18"/>
+          <w:szCs w:val="18"/>
+        </w:rPr>
+        <w:t xml:space="preserve">  using (auth.uid() = user_id) with check (auth.uid() = user_id);</w:t>
+      </w:r>
+    </w:p>
+    <w:p>
+      <w:pPr>
+        <w:shd w:fill="F3F4F6" w:val="clear"/>
+        <w:spacing w:after="0" w:before="0" w:line="240"/>
+        <w:ind w:left="120" w:right="120"/>
+      </w:pPr>
+      <w:r>
+        <w:rPr>
+          <w:rFonts w:ascii="Consolas" w:cs="Consolas" w:eastAsia="Consolas" w:hAnsi="Consolas"/>
+          <w:color w:val="1F2937"/>
+          <w:sz w:val="18"/>
+          <w:szCs w:val="18"/>
+        </w:rPr>
+        <w:t xml:space="preserve"> </w:t>
+      </w:r>
+    </w:p>
+    <w:p>
+      <w:pPr>
+        <w:shd w:fill="F3F4F6" w:val="clear"/>
+        <w:spacing w:after="0" w:before="0" w:line="240"/>
+        <w:ind w:left="120" w:right="120"/>
+      </w:pPr>
+      <w:r>
+        <w:rPr>
+          <w:rFonts w:ascii="Consolas" w:cs="Consolas" w:eastAsia="Consolas" w:hAnsi="Consolas"/>
+          <w:color w:val="1F2937"/>
+          <w:sz w:val="18"/>
+          <w:szCs w:val="18"/>
+        </w:rPr>
+        <w:t xml:space="preserve">-- maya_messages</w:t>
+      </w:r>
+    </w:p>
+    <w:p>
+      <w:pPr>
+        <w:shd w:fill="F3F4F6" w:val="clear"/>
+        <w:spacing w:after="0" w:before="0" w:line="240"/>
+        <w:ind w:left="120" w:right="120"/>
+      </w:pPr>
+      <w:r>
+        <w:rPr>
+          <w:rFonts w:ascii="Consolas" w:cs="Consolas" w:eastAsia="Consolas" w:hAnsi="Consolas"/>
+          <w:color w:val="1F2937"/>
+          <w:sz w:val="18"/>
+          <w:szCs w:val="18"/>
+        </w:rPr>
+        <w:t xml:space="preserve">create table maya_messages (</w:t>
+      </w:r>
+    </w:p>
+    <w:p>
+      <w:pPr>
+        <w:shd w:fill="F3F4F6" w:val="clear"/>
+        <w:spacing w:after="0" w:before="0" w:line="240"/>
+        <w:ind w:left="120" w:right="120"/>
+      </w:pPr>
+      <w:r>
+        <w:rPr>
+          <w:rFonts w:ascii="Consolas" w:cs="Consolas" w:eastAsia="Consolas" w:hAnsi="Consolas"/>
+          <w:color w:val="1F2937"/>
+          <w:sz w:val="18"/>
+          <w:szCs w:val="18"/>
+        </w:rPr>
+        <w:t xml:space="preserve">  id uuid primary key default gen_random_uuid(),</w:t>
+      </w:r>
+    </w:p>
+    <w:p>
+      <w:pPr>
+        <w:shd w:fill="F3F4F6" w:val="clear"/>
+        <w:spacing w:after="0" w:before="0" w:line="240"/>
+        <w:ind w:left="120" w:right="120"/>
+      </w:pPr>
+      <w:r>
+        <w:rPr>
+          <w:rFonts w:ascii="Consolas" w:cs="Consolas" w:eastAsia="Consolas" w:hAnsi="Consolas"/>
+          <w:color w:val="1F2937"/>
+          <w:sz w:val="18"/>
+          <w:szCs w:val="18"/>
+        </w:rPr>
+        <w:t xml:space="preserve">  user_id uuid not null references auth.users(id) on delete cascade,</w:t>
+      </w:r>
+    </w:p>
+    <w:p>
+      <w:pPr>
+        <w:shd w:fill="F3F4F6" w:val="clear"/>
+        <w:spacing w:after="0" w:before="0" w:line="240"/>
+        <w:ind w:left="120" w:right="120"/>
+      </w:pPr>
+      <w:r>
+        <w:rPr>
+          <w:rFonts w:ascii="Consolas" w:cs="Consolas" w:eastAsia="Consolas" w:hAnsi="Consolas"/>
+          <w:color w:val="1F2937"/>
+          <w:sz w:val="18"/>
+          <w:szCs w:val="18"/>
+        </w:rPr>
+        <w:t xml:space="preserve">  role text not null, content text not null, page_context text,</w:t>
+      </w:r>
+    </w:p>
+    <w:p>
+      <w:pPr>
+        <w:shd w:fill="F3F4F6" w:val="clear"/>
+        <w:spacing w:after="0" w:before="0" w:line="240"/>
+        <w:ind w:left="120" w:right="120"/>
+      </w:pPr>
+      <w:r>
+        <w:rPr>
+          <w:rFonts w:ascii="Consolas" w:cs="Consolas" w:eastAsia="Consolas" w:hAnsi="Consolas"/>
+          <w:color w:val="1F2937"/>
+          <w:sz w:val="18"/>
+          <w:szCs w:val="18"/>
+        </w:rPr>
+        <w:t xml:space="preserve">  created_at timestamptz not null default now()</w:t>
+      </w:r>
+    </w:p>
+    <w:p>
+      <w:pPr>
+        <w:shd w:fill="F3F4F6" w:val="clear"/>
+        <w:spacing w:after="0" w:before="0" w:line="240"/>
+        <w:ind w:left="120" w:right="120"/>
+      </w:pPr>
+      <w:r>
+        <w:rPr>
+          <w:rFonts w:ascii="Consolas" w:cs="Consolas" w:eastAsia="Consolas" w:hAnsi="Consolas"/>
+          <w:color w:val="1F2937"/>
+          <w:sz w:val="18"/>
+          <w:szCs w:val="18"/>
+        </w:rPr>
+        <w:t xml:space="preserve">);</w:t>
+      </w:r>
+    </w:p>
+    <w:p>
+      <w:pPr>
+        <w:shd w:fill="F3F4F6" w:val="clear"/>
+        <w:spacing w:after="0" w:before="0" w:line="240"/>
+        <w:ind w:left="120" w:right="120"/>
+      </w:pPr>
+      <w:r>
+        <w:rPr>
+          <w:rFonts w:ascii="Consolas" w:cs="Consolas" w:eastAsia="Consolas" w:hAnsi="Consolas"/>
+          <w:color w:val="1F2937"/>
+          <w:sz w:val="18"/>
+          <w:szCs w:val="18"/>
+        </w:rPr>
+        <w:t xml:space="preserve">alter table maya_messages enable row level security;</w:t>
+      </w:r>
+    </w:p>
+    <w:p>
+      <w:pPr>
+        <w:shd w:fill="F3F4F6" w:val="clear"/>
+        <w:spacing w:after="0" w:before="0" w:line="240"/>
+        <w:ind w:left="120" w:right="120"/>
+      </w:pPr>
+      <w:r>
+        <w:rPr>
+          <w:rFonts w:ascii="Consolas" w:cs="Consolas" w:eastAsia="Consolas" w:hAnsi="Consolas"/>
+          <w:color w:val="1F2937"/>
+          <w:sz w:val="18"/>
+          <w:szCs w:val="18"/>
+        </w:rPr>
+        <w:t xml:space="preserve">create policy "own rows" on maya_messages for all</w:t>
+      </w:r>
+    </w:p>
+    <w:p>
+      <w:pPr>
+        <w:shd w:fill="F3F4F6" w:val="clear"/>
+        <w:spacing w:after="0" w:before="0" w:line="240"/>
+        <w:ind w:left="120" w:right="120"/>
+      </w:pPr>
+      <w:r>
+        <w:rPr>
+          <w:rFonts w:ascii="Consolas" w:cs="Consolas" w:eastAsia="Consolas" w:hAnsi="Consolas"/>
+          <w:color w:val="1F2937"/>
+          <w:sz w:val="18"/>
+          <w:szCs w:val="18"/>
+        </w:rPr>
+        <w:t xml:space="preserve">  using (auth.uid() = user_id) with check (auth.uid() = user_id);</w:t>
+      </w:r>
+    </w:p>
+    <w:p>
+      <w:pPr>
+        <w:shd w:fill="F3F4F6" w:val="clear"/>
+        <w:spacing w:after="0" w:before="0" w:line="240"/>
+        <w:ind w:left="120" w:right="120"/>
+      </w:pPr>
+      <w:r>
+        <w:rPr>
+          <w:rFonts w:ascii="Consolas" w:cs="Consolas" w:eastAsia="Consolas" w:hAnsi="Consolas"/>
+          <w:color w:val="1F2937"/>
+          <w:sz w:val="18"/>
+          <w:szCs w:val="18"/>
+        </w:rPr>
+        <w:t xml:space="preserve"> </w:t>
+      </w:r>
+    </w:p>
+    <w:p>
+      <w:pPr>
+        <w:shd w:fill="F3F4F6" w:val="clear"/>
+        <w:spacing w:after="0" w:before="0" w:line="240"/>
+        <w:ind w:left="120" w:right="120"/>
+      </w:pPr>
+      <w:r>
+        <w:rPr>
+          <w:rFonts w:ascii="Consolas" w:cs="Consolas" w:eastAsia="Consolas" w:hAnsi="Consolas"/>
+          <w:color w:val="1F2937"/>
+          <w:sz w:val="18"/>
+          <w:szCs w:val="18"/>
+        </w:rPr>
+        <w:t xml:space="preserve">-- activity</w:t>
+      </w:r>
+    </w:p>
+    <w:p>
+      <w:pPr>
+        <w:shd w:fill="F3F4F6" w:val="clear"/>
+        <w:spacing w:after="0" w:before="0" w:line="240"/>
+        <w:ind w:left="120" w:right="120"/>
+      </w:pPr>
+      <w:r>
+        <w:rPr>
+          <w:rFonts w:ascii="Consolas" w:cs="Consolas" w:eastAsia="Consolas" w:hAnsi="Consolas"/>
+          <w:color w:val="1F2937"/>
+          <w:sz w:val="18"/>
+          <w:szCs w:val="18"/>
+        </w:rPr>
+        <w:t xml:space="preserve">create table activity (</w:t>
+      </w:r>
+    </w:p>
+    <w:p>
+      <w:pPr>
+        <w:shd w:fill="F3F4F6" w:val="clear"/>
+        <w:spacing w:after="0" w:before="0" w:line="240"/>
+        <w:ind w:left="120" w:right="120"/>
+      </w:pPr>
+      <w:r>
+        <w:rPr>
+          <w:rFonts w:ascii="Consolas" w:cs="Consolas" w:eastAsia="Consolas" w:hAnsi="Consolas"/>
+          <w:color w:val="1F2937"/>
+          <w:sz w:val="18"/>
+          <w:szCs w:val="18"/>
+        </w:rPr>
+        <w:t xml:space="preserve">  id uuid primary key default gen_random_uuid(),</w:t>
+      </w:r>
+    </w:p>
+    <w:p>
+      <w:pPr>
+        <w:shd w:fill="F3F4F6" w:val="clear"/>
+        <w:spacing w:after="0" w:before="0" w:line="240"/>
+        <w:ind w:left="120" w:right="120"/>
+      </w:pPr>
+      <w:r>
+        <w:rPr>
+          <w:rFonts w:ascii="Consolas" w:cs="Consolas" w:eastAsia="Consolas" w:hAnsi="Consolas"/>
+          <w:color w:val="1F2937"/>
+          <w:sz w:val="18"/>
+          <w:szCs w:val="18"/>
+        </w:rPr>
+        <w:t xml:space="preserve">  user_id uuid not null references auth.users(id) on delete cascade,</w:t>
+      </w:r>
+    </w:p>
+    <w:p>
+      <w:pPr>
+        <w:shd w:fill="F3F4F6" w:val="clear"/>
+        <w:spacing w:after="0" w:before="0" w:line="240"/>
+        <w:ind w:left="120" w:right="120"/>
+      </w:pPr>
+      <w:r>
+        <w:rPr>
+          <w:rFonts w:ascii="Consolas" w:cs="Consolas" w:eastAsia="Consolas" w:hAnsi="Consolas"/>
+          <w:color w:val="1F2937"/>
+          <w:sz w:val="18"/>
+          <w:szCs w:val="18"/>
+        </w:rPr>
+        <w:t xml:space="preserve">  kind text not null, label text,</w:t>
+      </w:r>
+    </w:p>
+    <w:p>
+      <w:pPr>
+        <w:shd w:fill="F3F4F6" w:val="clear"/>
+        <w:spacing w:after="0" w:before="0" w:line="240"/>
+        <w:ind w:left="120" w:right="120"/>
+      </w:pPr>
+      <w:r>
+        <w:rPr>
+          <w:rFonts w:ascii="Consolas" w:cs="Consolas" w:eastAsia="Consolas" w:hAnsi="Consolas"/>
+          <w:color w:val="1F2937"/>
+          <w:sz w:val="18"/>
+          <w:szCs w:val="18"/>
+        </w:rPr>
+        <w:t xml:space="preserve">  created_at timestamptz not null default now()</w:t>
+      </w:r>
+    </w:p>
+    <w:p>
+      <w:pPr>
+        <w:shd w:fill="F3F4F6" w:val="clear"/>
+        <w:spacing w:after="0" w:before="0" w:line="240"/>
+        <w:ind w:left="120" w:right="120"/>
+      </w:pPr>
+      <w:r>
+        <w:rPr>
+          <w:rFonts w:ascii="Consolas" w:cs="Consolas" w:eastAsia="Consolas" w:hAnsi="Consolas"/>
+          <w:color w:val="1F2937"/>
+          <w:sz w:val="18"/>
+          <w:szCs w:val="18"/>
+        </w:rPr>
+        <w:t xml:space="preserve">);</w:t>
+      </w:r>
+    </w:p>
+    <w:p>
+      <w:pPr>
+        <w:shd w:fill="F3F4F6" w:val="clear"/>
+        <w:spacing w:after="0" w:before="0" w:line="240"/>
+        <w:ind w:left="120" w:right="120"/>
+      </w:pPr>
+      <w:r>
+        <w:rPr>
+          <w:rFonts w:ascii="Consolas" w:cs="Consolas" w:eastAsia="Consolas" w:hAnsi="Consolas"/>
+          <w:color w:val="1F2937"/>
+          <w:sz w:val="18"/>
+          <w:szCs w:val="18"/>
+        </w:rPr>
+        <w:t xml:space="preserve">alter table activity enable row level security;</w:t>
+      </w:r>
+    </w:p>
+    <w:p>
+      <w:pPr>
+        <w:shd w:fill="F3F4F6" w:val="clear"/>
+        <w:spacing w:after="0" w:before="0" w:line="240"/>
+        <w:ind w:left="120" w:right="120"/>
+      </w:pPr>
+      <w:r>
+        <w:rPr>
+          <w:rFonts w:ascii="Consolas" w:cs="Consolas" w:eastAsia="Consolas" w:hAnsi="Consolas"/>
+          <w:color w:val="1F2937"/>
+          <w:sz w:val="18"/>
+          <w:szCs w:val="18"/>
+        </w:rPr>
+        <w:t xml:space="preserve">create policy "own rows" on activity for all</w:t>
+      </w:r>
+    </w:p>
+    <w:p>
+      <w:pPr>
+        <w:shd w:fill="F3F4F6" w:val="clear"/>
+        <w:spacing w:after="0" w:before="0" w:line="240"/>
+        <w:ind w:left="120" w:right="120"/>
+      </w:pPr>
+      <w:r>
+        <w:rPr>
+          <w:rFonts w:ascii="Consolas" w:cs="Consolas" w:eastAsia="Consolas" w:hAnsi="Consolas"/>
+          <w:color w:val="1F2937"/>
+          <w:sz w:val="18"/>
+          <w:szCs w:val="18"/>
+        </w:rPr>
+        <w:t xml:space="preserve">  using (auth.uid() = user_id) with check (auth.uid() = user_id);</w:t>
+      </w:r>
+    </w:p>
+    <w:p>
+      <w:pPr>
+        <w:shd w:fill="F3F4F6" w:val="clear"/>
+        <w:spacing w:after="0" w:before="0" w:line="240"/>
+        <w:ind w:left="120" w:right="120"/>
+      </w:pPr>
+      <w:r>
+        <w:rPr>
+          <w:rFonts w:ascii="Consolas" w:cs="Consolas" w:eastAsia="Consolas" w:hAnsi="Consolas"/>
+          <w:color w:val="1F2937"/>
+          <w:sz w:val="18"/>
+          <w:szCs w:val="18"/>
+        </w:rPr>
+        <w:t xml:space="preserve"> </w:t>
       </w:r>
     </w:p>
     <w:p>
@@ -9504,29 +12331,33 @@
           <w:sz w:val="22"/>
           <w:szCs w:val="22"/>
         </w:rPr>
-        <w:t xml:space="preserve">Test: the table appears in Table Editor with the green RLS badge.</w:t>
-      </w:r>
-    </w:p>
-    <w:p>
-      <w:pPr>
-        <w:pStyle w:val="Heading2"/>
-        <w:spacing w:after="100" w:before="220"/>
+        <w:t xml:space="preserve">You’ll know it worked when: all 12 tables appear in Table Editor, each with the green RLS-enabled badge.</w:t>
+      </w:r>
+    </w:p>
+    <w:p>
+      <w:pPr>
+        <w:spacing w:after="60" w:before="140"/>
       </w:pPr>
       <w:r>
         <w:rPr>
           <w:rFonts w:ascii="Arial" w:cs="Arial" w:eastAsia="Arial" w:hAnsi="Arial"/>
           <w:b/>
           <w:bCs/>
-          <w:color w:val="E11C6B"/>
-          <w:sz w:val="25"/>
-          <w:szCs w:val="25"/>
-        </w:rPr>
-        <w:t xml:space="preserve">R2 — CRUD list + detail screen</w:t>
-      </w:r>
-    </w:p>
-    <w:p>
-      <w:pPr>
-        <w:spacing w:after="120" w:before="0" w:line="276"/>
+          <w:color w:val="111827"/>
+          <w:sz w:val="22"/>
+          <w:szCs w:val="22"/>
+        </w:rPr>
+        <w:t xml:space="preserve">Phase 3 — Auth, persona &amp; onboarding</w:t>
+      </w:r>
+    </w:p>
+    <w:p>
+      <w:pPr>
+        <w:pStyle w:val="ListParagraph"/>
+        <w:numPr>
+          <w:ilvl w:val="0"/>
+          <w:numId w:val="6"/>
+        </w:numPr>
+        <w:spacing w:after="80" w:line="270"/>
       </w:pPr>
       <w:r>
         <w:rPr>
@@ -9539,12 +12370,17 @@
           <w:sz w:val="22"/>
           <w:szCs w:val="22"/>
         </w:rPr>
-        <w:t xml:space="preserve">Used for campaigns, content, posters, leads, competitors, posts. Params: {{ENTITY}}, {{TABLE}}, {{FIELDS}}.</w:t>
-      </w:r>
-    </w:p>
-    <w:p>
-      <w:pPr>
-        <w:spacing w:after="120" w:before="0" w:line="276"/>
+        <w:t xml:space="preserve">In Supabase → Authentication → Providers, enable Email.</w:t>
+      </w:r>
+    </w:p>
+    <w:p>
+      <w:pPr>
+        <w:pStyle w:val="ListParagraph"/>
+        <w:numPr>
+          <w:ilvl w:val="0"/>
+          <w:numId w:val="6"/>
+        </w:numPr>
+        <w:spacing w:after="80" w:line="270"/>
       </w:pPr>
       <w:r>
         <w:rPr>
@@ -9557,29 +12393,17 @@
           <w:sz w:val="22"/>
           <w:szCs w:val="22"/>
         </w:rPr>
-        <w:t xml:space="preserve">Instruct the agent: “Build a mobile-first {{ENTITY}} module — a list of the signed-in user’s rows from {{TABLE}} (newest first) as cards showing {{FIELDS}}, a floating + to create/edit ({{FIELDS}}), tap-through detail with edit and delete, bottom-nav entry, palette colors. Use supabase-js with RLS.”</w:t>
-      </w:r>
-    </w:p>
-    <w:p>
-      <w:pPr>
-        <w:pStyle w:val="Heading2"/>
-        <w:spacing w:after="100" w:before="220"/>
-      </w:pPr>
-      <w:r>
-        <w:rPr>
-          <w:rFonts w:ascii="Arial" w:cs="Arial" w:eastAsia="Arial" w:hAnsi="Arial"/>
-          <w:b/>
-          <w:bCs/>
-          <w:color w:val="E11C6B"/>
-          <w:sz w:val="25"/>
-          <w:szCs w:val="25"/>
-        </w:rPr>
-        <w:t xml:space="preserve">R3 — AI action (one ai-handler, many actions)</w:t>
-      </w:r>
-    </w:p>
-    <w:p>
-      <w:pPr>
-        <w:spacing w:after="120" w:before="0" w:line="276"/>
+        <w:t xml:space="preserve">Tell the agent: “Add Supabase email sign-up/sign-in/reset, gate the app behind auth, and after first sign-up insert a profiles row, then run an onboarding wizard: pick persona, then enter a website URL for Business DNA.”</w:t>
+      </w:r>
+    </w:p>
+    <w:p>
+      <w:pPr>
+        <w:pStyle w:val="ListParagraph"/>
+        <w:numPr>
+          <w:ilvl w:val="0"/>
+          <w:numId w:val="6"/>
+        </w:numPr>
+        <w:spacing w:after="80" w:line="270"/>
       </w:pPr>
       <w:r>
         <w:rPr>
@@ -9592,29 +12416,17 @@
           <w:sz w:val="22"/>
           <w:szCs w:val="22"/>
         </w:rPr>
-        <w:t xml:space="preserve">Used for all 7 AI features. Add a new branch in ai-handler keyed by action; the only change per feature is the prompt. Params: {{ACTION}}, {{PROMPT}}, {{INPUTS}}.</w:t>
-      </w:r>
-    </w:p>
-    <w:p>
-      <w:pPr>
-        <w:pStyle w:val="Heading2"/>
-        <w:spacing w:after="100" w:before="220"/>
-      </w:pPr>
-      <w:r>
-        <w:rPr>
-          <w:rFonts w:ascii="Arial" w:cs="Arial" w:eastAsia="Arial" w:hAnsi="Arial"/>
-          <w:b/>
-          <w:bCs/>
-          <w:color w:val="E11C6B"/>
-          <w:sz w:val="25"/>
-          <w:szCs w:val="25"/>
-        </w:rPr>
-        <w:t xml:space="preserve">R4 — Seeded demo data</w:t>
-      </w:r>
-    </w:p>
-    <w:p>
-      <w:pPr>
-        <w:spacing w:after="120" w:before="0" w:line="276"/>
+        <w:t xml:space="preserve">Tell the agent: “Build the persona-aware wrapper (R5) reading profiles.persona to adapt sidebar, content types, stats, and Maya tone.”</w:t>
+      </w:r>
+    </w:p>
+    <w:p>
+      <w:pPr>
+        <w:pStyle w:val="ListParagraph"/>
+        <w:numPr>
+          <w:ilvl w:val="0"/>
+          <w:numId w:val="6"/>
+        </w:numPr>
+        <w:spacing w:after="80" w:line="270"/>
       </w:pPr>
       <w:r>
         <w:rPr>
@@ -9627,29 +12439,28 @@
           <w:sz w:val="22"/>
           <w:szCs w:val="22"/>
         </w:rPr>
-        <w:t xml:space="preserve">Used for inbox_messages, leads, trends, competitors, activity. A “Load demo data” action inserts ~10 rows per table for auth.uid() when demo_mode is on, so a fresh account never looks broken.</w:t>
-      </w:r>
-    </w:p>
-    <w:p>
-      <w:pPr>
-        <w:pStyle w:val="Heading2"/>
-        <w:spacing w:after="100" w:before="220"/>
+        <w:t xml:space="preserve">You’ll know it worked when: you can sign up, land on onboarding, pick a persona, and reach a gated home screen.</w:t>
+      </w:r>
+    </w:p>
+    <w:p>
+      <w:pPr>
+        <w:spacing w:after="60" w:before="140"/>
       </w:pPr>
       <w:r>
         <w:rPr>
           <w:rFonts w:ascii="Arial" w:cs="Arial" w:eastAsia="Arial" w:hAnsi="Arial"/>
           <w:b/>
           <w:bCs/>
-          <w:color w:val="E11C6B"/>
-          <w:sz w:val="25"/>
-          <w:szCs w:val="25"/>
-        </w:rPr>
-        <w:t xml:space="preserve">R5 — Persona-aware wrapper</w:t>
-      </w:r>
-    </w:p>
-    <w:p>
-      <w:pPr>
-        <w:spacing w:after="120" w:before="0" w:line="276"/>
+          <w:color w:val="111827"/>
+          <w:sz w:val="22"/>
+          <w:szCs w:val="22"/>
+        </w:rPr>
+        <w:t xml:space="preserve">Phase 3a — Author skills first</w:t>
+      </w:r>
+    </w:p>
+    <w:p>
+      <w:pPr>
+        <w:spacing w:after="80" w:line="270"/>
       </w:pPr>
       <w:r>
         <w:rPr>
@@ -9662,255 +12473,11 @@
           <w:sz w:val="22"/>
           <w:szCs w:val="22"/>
         </w:rPr>
-        <w:t xml:space="preserve">One wrapper reads profiles.persona and adapts the sidebar items, available content types, dashboard stats, and Maya tone. Built once; every screen consumes it.</w:t>
-      </w:r>
-    </w:p>
-    <w:p>
-      <w:pPr>
-        <w:spacing w:after="60" w:before="140"/>
-      </w:pPr>
-      <w:r>
-        <w:rPr>
-          <w:rFonts w:ascii="Arial" w:cs="Arial" w:eastAsia="Arial" w:hAnsi="Arial"/>
-          <w:b/>
-          <w:bCs/>
-          <w:color w:val="111827"/>
-          <w:sz w:val="22"/>
-          <w:szCs w:val="22"/>
-        </w:rPr>
-        <w:t xml:space="preserve">Optional — R2 as a Claude Code / Codex skill</w:t>
-      </w:r>
-    </w:p>
-    <w:p>
-      <w:pPr>
-        <w:pBdr>
-          <w:top w:val="single" w:color="E5E7EB" w:sz="2" w:space="2"/>
-        </w:pBdr>
-        <w:shd w:fill="F3F4F6" w:val="clear"/>
-        <w:spacing w:after="0" w:before="0" w:line="240"/>
-        <w:ind w:left="120" w:right="120"/>
-      </w:pPr>
-      <w:r>
-        <w:rPr>
-          <w:rFonts w:ascii="Consolas" w:cs="Consolas" w:eastAsia="Consolas" w:hAnsi="Consolas"/>
-          <w:color w:val="1F2937"/>
-          <w:sz w:val="18"/>
-          <w:szCs w:val="18"/>
-        </w:rPr>
-        <w:t xml:space="preserve">---</w:t>
-      </w:r>
-    </w:p>
-    <w:p>
-      <w:pPr>
-        <w:shd w:fill="F3F4F6" w:val="clear"/>
-        <w:spacing w:after="0" w:before="0" w:line="240"/>
-        <w:ind w:left="120" w:right="120"/>
-      </w:pPr>
-      <w:r>
-        <w:rPr>
-          <w:rFonts w:ascii="Consolas" w:cs="Consolas" w:eastAsia="Consolas" w:hAnsi="Consolas"/>
-          <w:color w:val="1F2937"/>
-          <w:sz w:val="18"/>
-          <w:szCs w:val="18"/>
-        </w:rPr>
-        <w:t xml:space="preserve">name: gm-crud-module</w:t>
-      </w:r>
-    </w:p>
-    <w:p>
-      <w:pPr>
-        <w:shd w:fill="F3F4F6" w:val="clear"/>
-        <w:spacing w:after="0" w:before="0" w:line="240"/>
-        <w:ind w:left="120" w:right="120"/>
-      </w:pPr>
-      <w:r>
-        <w:rPr>
-          <w:rFonts w:ascii="Consolas" w:cs="Consolas" w:eastAsia="Consolas" w:hAnsi="Consolas"/>
-          <w:color w:val="1F2937"/>
-          <w:sz w:val="18"/>
-          <w:szCs w:val="18"/>
-        </w:rPr>
-        <w:t xml:space="preserve">description: Generate a mobile-first CRUD module (Supabase table + RLS +</w:t>
-      </w:r>
-    </w:p>
-    <w:p>
-      <w:pPr>
-        <w:shd w:fill="F3F4F6" w:val="clear"/>
-        <w:spacing w:after="0" w:before="0" w:line="240"/>
-        <w:ind w:left="120" w:right="120"/>
-      </w:pPr>
-      <w:r>
-        <w:rPr>
-          <w:rFonts w:ascii="Consolas" w:cs="Consolas" w:eastAsia="Consolas" w:hAnsi="Consolas"/>
-          <w:color w:val="1F2937"/>
-          <w:sz w:val="18"/>
-          <w:szCs w:val="18"/>
-        </w:rPr>
-        <w:t xml:space="preserve">  list/detail screen) for a time2grow entity. Use to add a data type.</w:t>
-      </w:r>
-    </w:p>
-    <w:p>
-      <w:pPr>
-        <w:shd w:fill="F3F4F6" w:val="clear"/>
-        <w:spacing w:after="0" w:before="0" w:line="240"/>
-        <w:ind w:left="120" w:right="120"/>
-      </w:pPr>
-      <w:r>
-        <w:rPr>
-          <w:rFonts w:ascii="Consolas" w:cs="Consolas" w:eastAsia="Consolas" w:hAnsi="Consolas"/>
-          <w:color w:val="1F2937"/>
-          <w:sz w:val="18"/>
-          <w:szCs w:val="18"/>
-        </w:rPr>
-        <w:t xml:space="preserve">---</w:t>
-      </w:r>
-    </w:p>
-    <w:p>
-      <w:pPr>
-        <w:shd w:fill="F3F4F6" w:val="clear"/>
-        <w:spacing w:after="0" w:before="0" w:line="240"/>
-        <w:ind w:left="120" w:right="120"/>
-      </w:pPr>
-      <w:r>
-        <w:rPr>
-          <w:rFonts w:ascii="Consolas" w:cs="Consolas" w:eastAsia="Consolas" w:hAnsi="Consolas"/>
-          <w:color w:val="1F2937"/>
-          <w:sz w:val="18"/>
-          <w:szCs w:val="18"/>
-        </w:rPr>
-        <w:t xml:space="preserve">Inputs: {{ENTITY}}, {{TABLE}}, {{FIELDS}}</w:t>
-      </w:r>
-    </w:p>
-    <w:p>
-      <w:pPr>
-        <w:shd w:fill="F3F4F6" w:val="clear"/>
-        <w:spacing w:after="0" w:before="0" w:line="240"/>
-        <w:ind w:left="120" w:right="120"/>
-      </w:pPr>
-      <w:r>
-        <w:rPr>
-          <w:rFonts w:ascii="Consolas" w:cs="Consolas" w:eastAsia="Consolas" w:hAnsi="Consolas"/>
-          <w:color w:val="1F2937"/>
-          <w:sz w:val="18"/>
-          <w:szCs w:val="18"/>
-        </w:rPr>
-        <w:t xml:space="preserve">1. Run the R1 table+RLS SQL for {{TABLE}}.</w:t>
-      </w:r>
-    </w:p>
-    <w:p>
-      <w:pPr>
-        <w:shd w:fill="F3F4F6" w:val="clear"/>
-        <w:spacing w:after="0" w:before="0" w:line="240"/>
-        <w:ind w:left="120" w:right="120"/>
-      </w:pPr>
-      <w:r>
-        <w:rPr>
-          <w:rFonts w:ascii="Consolas" w:cs="Consolas" w:eastAsia="Consolas" w:hAnsi="Consolas"/>
-          <w:color w:val="1F2937"/>
-          <w:sz w:val="18"/>
-          <w:szCs w:val="18"/>
-        </w:rPr>
-        <w:t xml:space="preserve">2. Generate the list+detail screen (R2 instruction) wired with supabase-js.</w:t>
-      </w:r>
-    </w:p>
-    <w:p>
-      <w:pPr>
-        <w:shd w:fill="F3F4F6" w:val="clear"/>
-        <w:spacing w:after="0" w:before="0" w:line="240"/>
-        <w:ind w:left="120" w:right="120"/>
-      </w:pPr>
-      <w:r>
-        <w:rPr>
-          <w:rFonts w:ascii="Consolas" w:cs="Consolas" w:eastAsia="Consolas" w:hAnsi="Consolas"/>
-          <w:color w:val="1F2937"/>
-          <w:sz w:val="18"/>
-          <w:szCs w:val="18"/>
-        </w:rPr>
-        <w:t xml:space="preserve">3. Add a bottom-nav entry and verify create/read/update/delete.</w:t>
-      </w:r>
-    </w:p>
-    <w:p>
-      <w:r>
-        <w:br w:type="page"/>
-      </w:r>
-    </w:p>
-    <w:p>
-      <w:pPr>
-        <w:pStyle w:val="Heading1"/>
-        <w:pBdr>
-          <w:bottom w:val="single" w:color="E11C6B" w:sz="14" w:space="6"/>
-        </w:pBdr>
-        <w:spacing w:after="140" w:before="320"/>
-      </w:pPr>
-      <w:r>
-        <w:rPr>
-          <w:rFonts w:ascii="Arial" w:cs="Arial" w:eastAsia="Arial" w:hAnsi="Arial"/>
-          <w:b/>
-          <w:bCs/>
-          <w:color w:val="111827"/>
-          <w:sz w:val="30"/>
-          <w:szCs w:val="30"/>
-        </w:rPr>
-        <w:t xml:space="preserve">5. Execution Plan</w:t>
-      </w:r>
-    </w:p>
-    <w:p>
-      <w:pPr>
-        <w:spacing w:after="120" w:before="0" w:line="276"/>
-      </w:pPr>
-      <w:r>
-        <w:rPr>
-          <w:rFonts w:ascii="Arial" w:cs="Arial" w:eastAsia="Arial" w:hAnsi="Arial"/>
-          <w:b w:val="false"/>
-          <w:bCs w:val="false"/>
-          <w:i w:val="false"/>
-          <w:iCs w:val="false"/>
-          <w:color w:val="6B7280"/>
-          <w:sz w:val="22"/>
-          <w:szCs w:val="22"/>
-        </w:rPr>
-        <w:t xml:space="preserve">One ordered path for a solo builder driving Claude Code / Codex. Ship V1 fully before starting V2. Each step says what to tell the agent or do yourself, with a “you’ll know it worked when…” check.</w:t>
-      </w:r>
-    </w:p>
-    <w:p>
-      <w:pPr>
-        <w:pStyle w:val="Heading2"/>
-        <w:spacing w:after="100" w:before="220"/>
-      </w:pPr>
-      <w:r>
-        <w:rPr>
-          <w:rFonts w:ascii="Arial" w:cs="Arial" w:eastAsia="Arial" w:hAnsi="Arial"/>
-          <w:b/>
-          <w:bCs/>
-          <w:color w:val="E11C6B"/>
-          <w:sz w:val="25"/>
-          <w:szCs w:val="25"/>
-        </w:rPr>
-        <w:t xml:space="preserve">Milestone V1 — the demoable prototype</w:t>
-      </w:r>
-    </w:p>
-    <w:p>
-      <w:pPr>
-        <w:spacing w:after="60" w:before="140"/>
-      </w:pPr>
-      <w:r>
-        <w:rPr>
-          <w:rFonts w:ascii="Arial" w:cs="Arial" w:eastAsia="Arial" w:hAnsi="Arial"/>
-          <w:b/>
-          <w:bCs/>
-          <w:color w:val="111827"/>
-          <w:sz w:val="22"/>
-          <w:szCs w:val="22"/>
-        </w:rPr>
-        <w:t xml:space="preserve">Phase 0 — Accounts &amp; tools</w:t>
-      </w:r>
-    </w:p>
-    <w:p>
-      <w:pPr>
-        <w:pStyle w:val="ListParagraph"/>
-        <w:numPr>
-          <w:ilvl w:val="0"/>
-          <w:numId w:val="4"/>
-        </w:numPr>
+        <w:t xml:space="preserve">Before writing any module code, turn R1-R5 into Claude Code skill files under .claude/skills/: R1 (table + RLS), R2 (CRUD list/detail screen), R3 (one ai-handler action), R4 (seeded demo data), R5 (persona-aware wrapper). This is a one-time cost that keeps every module in Phase 5 generated instead of hand-written.</w:t>
+      </w:r>
+    </w:p>
+    <w:p>
+      <w:pPr>
         <w:spacing w:after="80" w:line="270"/>
       </w:pPr>
       <w:r>
@@ -9924,7 +12491,23 @@
           <w:sz w:val="22"/>
           <w:szCs w:val="22"/>
         </w:rPr>
-        <w:t xml:space="preserve">Create accounts: GitHub (github.com), Supabase (supabase.com), OpenAI (platform.openai.com). In OpenAI → Billing → Limits, set a monthly usage cap now.</w:t>
+        <w:t xml:space="preserve">You’ll know it worked when: five skill files exist under .claude/skills/, and invoking one by name (e.g. “apply R2 for leads”) scaffolds the table, RLS, and screen without you writing them by hand.</w:t>
+      </w:r>
+    </w:p>
+    <w:p>
+      <w:pPr>
+        <w:spacing w:after="60" w:before="140"/>
+      </w:pPr>
+      <w:r>
+        <w:rPr>
+          <w:rFonts w:ascii="Arial" w:cs="Arial" w:eastAsia="Arial" w:hAnsi="Arial"/>
+          <w:b/>
+          <w:bCs/>
+          <w:color w:val="111827"/>
+          <w:sz w:val="22"/>
+          <w:szCs w:val="22"/>
+        </w:rPr>
+        <w:t xml:space="preserve">Phase 4 — ai-handler Edge Function (R3)</w:t>
       </w:r>
     </w:p>
     <w:p>
@@ -9932,7 +12515,7 @@
         <w:pStyle w:val="ListParagraph"/>
         <w:numPr>
           <w:ilvl w:val="0"/>
-          <w:numId w:val="4"/>
+          <w:numId w:val="7"/>
         </w:numPr>
         <w:spacing w:after="80" w:line="270"/>
       </w:pPr>
@@ -9947,7 +12530,7 @@
           <w:sz w:val="22"/>
           <w:szCs w:val="22"/>
         </w:rPr>
-        <w:t xml:space="preserve">Install your agent: Claude Code (or Codex) in your terminal/IDE, signed in.</w:t>
+        <w:t xml:space="preserve">Tell the agent: “Create a Supabase Edge Function ai-handler that takes { action, ...payload }, branches per action (generate_content, extract_dna, poster_copy, score_lead, suggest_reply, trend_ideas, maya_chat), calls OpenAI with gpt-4o-mini, and returns JSON. Add a simple per-user daily call cap.”</w:t>
       </w:r>
     </w:p>
     <w:p>
@@ -9955,7 +12538,7 @@
         <w:pStyle w:val="ListParagraph"/>
         <w:numPr>
           <w:ilvl w:val="0"/>
-          <w:numId w:val="4"/>
+          <w:numId w:val="7"/>
         </w:numPr>
         <w:spacing w:after="80" w:line="270"/>
       </w:pPr>
@@ -9970,33 +12553,47 @@
           <w:sz w:val="22"/>
           <w:szCs w:val="22"/>
         </w:rPr>
-        <w:t xml:space="preserve">You’ll know it worked when: the agent can create files in an empty folder and run a command (e.g., it prints the Node version).</w:t>
-      </w:r>
-    </w:p>
-    <w:p>
-      <w:pPr>
-        <w:spacing w:after="60" w:before="140"/>
-      </w:pPr>
-      <w:r>
-        <w:rPr>
-          <w:rFonts w:ascii="Arial" w:cs="Arial" w:eastAsia="Arial" w:hAnsi="Arial"/>
-          <w:b/>
-          <w:bCs/>
-          <w:color w:val="111827"/>
-          <w:sz w:val="22"/>
-          <w:szCs w:val="22"/>
-        </w:rPr>
-        <w:t xml:space="preserve">Phase 1 — Project + Supabase + env</w:t>
-      </w:r>
-    </w:p>
-    <w:p>
-      <w:pPr>
-        <w:pStyle w:val="ListParagraph"/>
-        <w:numPr>
-          <w:ilvl w:val="0"/>
-          <w:numId w:val="5"/>
-        </w:numPr>
-        <w:spacing w:after="80" w:line="270"/>
+        <w:t xml:space="preserve">Store the key as a secret and deploy (the agent runs these):</w:t>
+      </w:r>
+    </w:p>
+    <w:p>
+      <w:pPr>
+        <w:pBdr>
+          <w:top w:val="single" w:color="E5E7EB" w:sz="2" w:space="2"/>
+        </w:pBdr>
+        <w:shd w:fill="F3F4F6" w:val="clear"/>
+        <w:spacing w:after="0" w:before="0" w:line="240"/>
+        <w:ind w:left="120" w:right="120"/>
+      </w:pPr>
+      <w:r>
+        <w:rPr>
+          <w:rFonts w:ascii="Consolas" w:cs="Consolas" w:eastAsia="Consolas" w:hAnsi="Consolas"/>
+          <w:color w:val="1F2937"/>
+          <w:sz w:val="18"/>
+          <w:szCs w:val="18"/>
+        </w:rPr>
+        <w:t xml:space="preserve">supabase secrets set OPENAI_API_KEY=sk-your-key</w:t>
+      </w:r>
+    </w:p>
+    <w:p>
+      <w:pPr>
+        <w:shd w:fill="F3F4F6" w:val="clear"/>
+        <w:spacing w:after="0" w:before="0" w:line="240"/>
+        <w:ind w:left="120" w:right="120"/>
+      </w:pPr>
+      <w:r>
+        <w:rPr>
+          <w:rFonts w:ascii="Consolas" w:cs="Consolas" w:eastAsia="Consolas" w:hAnsi="Consolas"/>
+          <w:color w:val="1F2937"/>
+          <w:sz w:val="18"/>
+          <w:szCs w:val="18"/>
+        </w:rPr>
+        <w:t xml:space="preserve">supabase functions deploy ai-handler</w:t>
+      </w:r>
+    </w:p>
+    <w:p>
+      <w:pPr>
+        <w:spacing w:after="120" w:before="0" w:line="276"/>
       </w:pPr>
       <w:r>
         <w:rPr>
@@ -10009,17 +12606,369 @@
           <w:sz w:val="22"/>
           <w:szCs w:val="22"/>
         </w:rPr>
-        <w:t xml:space="preserve">Tell the agent: “Scaffold a mobile-first React app (Vite) named time2grow with a bottom-nav shell and the palette: primary #E11C6B, AI accent #9B51E0, bg #FAFAFC, cards #FFFFFF, text #111827/#6B7280; install @supabase/supabase-js and create a single supabase client.”</w:t>
-      </w:r>
-    </w:p>
-    <w:p>
-      <w:pPr>
-        <w:pStyle w:val="ListParagraph"/>
-        <w:numPr>
-          <w:ilvl w:val="0"/>
-          <w:numId w:val="5"/>
-        </w:numPr>
-        <w:spacing w:after="80" w:line="270"/>
+        <w:t xml:space="preserve">Reference shape of the function (the agent expands each action):</w:t>
+      </w:r>
+    </w:p>
+    <w:p>
+      <w:pPr>
+        <w:pBdr>
+          <w:top w:val="single" w:color="E5E7EB" w:sz="2" w:space="2"/>
+        </w:pBdr>
+        <w:shd w:fill="F3F4F6" w:val="clear"/>
+        <w:spacing w:after="0" w:before="0" w:line="240"/>
+        <w:ind w:left="120" w:right="120"/>
+      </w:pPr>
+      <w:r>
+        <w:rPr>
+          <w:rFonts w:ascii="Consolas" w:cs="Consolas" w:eastAsia="Consolas" w:hAnsi="Consolas"/>
+          <w:color w:val="1F2937"/>
+          <w:sz w:val="18"/>
+          <w:szCs w:val="18"/>
+        </w:rPr>
+        <w:t xml:space="preserve">Deno.serve(async (req) =&gt; {</w:t>
+      </w:r>
+    </w:p>
+    <w:p>
+      <w:pPr>
+        <w:shd w:fill="F3F4F6" w:val="clear"/>
+        <w:spacing w:after="0" w:before="0" w:line="240"/>
+        <w:ind w:left="120" w:right="120"/>
+      </w:pPr>
+      <w:r>
+        <w:rPr>
+          <w:rFonts w:ascii="Consolas" w:cs="Consolas" w:eastAsia="Consolas" w:hAnsi="Consolas"/>
+          <w:color w:val="1F2937"/>
+          <w:sz w:val="18"/>
+          <w:szCs w:val="18"/>
+        </w:rPr>
+        <w:t xml:space="preserve">  const { action, ...payload } = await req.json();</w:t>
+      </w:r>
+    </w:p>
+    <w:p>
+      <w:pPr>
+        <w:shd w:fill="F3F4F6" w:val="clear"/>
+        <w:spacing w:after="0" w:before="0" w:line="240"/>
+        <w:ind w:left="120" w:right="120"/>
+      </w:pPr>
+      <w:r>
+        <w:rPr>
+          <w:rFonts w:ascii="Consolas" w:cs="Consolas" w:eastAsia="Consolas" w:hAnsi="Consolas"/>
+          <w:color w:val="1F2937"/>
+          <w:sz w:val="18"/>
+          <w:szCs w:val="18"/>
+        </w:rPr>
+        <w:t xml:space="preserve">  const prompts = {</w:t>
+      </w:r>
+    </w:p>
+    <w:p>
+      <w:pPr>
+        <w:shd w:fill="F3F4F6" w:val="clear"/>
+        <w:spacing w:after="0" w:before="0" w:line="240"/>
+        <w:ind w:left="120" w:right="120"/>
+      </w:pPr>
+      <w:r>
+        <w:rPr>
+          <w:rFonts w:ascii="Consolas" w:cs="Consolas" w:eastAsia="Consolas" w:hAnsi="Consolas"/>
+          <w:color w:val="1F2937"/>
+          <w:sz w:val="18"/>
+          <w:szCs w:val="18"/>
+        </w:rPr>
+        <w:t xml:space="preserve">    generate_content: p =&gt; `Write a ${p.type} post for ${p.persona}. Brand: ${p.dna}. Campaign: ${p.campaign}.`,</w:t>
+      </w:r>
+    </w:p>
+    <w:p>
+      <w:pPr>
+        <w:shd w:fill="F3F4F6" w:val="clear"/>
+        <w:spacing w:after="0" w:before="0" w:line="240"/>
+        <w:ind w:left="120" w:right="120"/>
+      </w:pPr>
+      <w:r>
+        <w:rPr>
+          <w:rFonts w:ascii="Consolas" w:cs="Consolas" w:eastAsia="Consolas" w:hAnsi="Consolas"/>
+          <w:color w:val="1F2937"/>
+          <w:sz w:val="18"/>
+          <w:szCs w:val="18"/>
+        </w:rPr>
+        <w:t xml:space="preserve">    extract_dna:      p =&gt; `From this site text return JSON {mission,vision,values,audience}: ${p.website_text}`,</w:t>
+      </w:r>
+    </w:p>
+    <w:p>
+      <w:pPr>
+        <w:shd w:fill="F3F4F6" w:val="clear"/>
+        <w:spacing w:after="0" w:before="0" w:line="240"/>
+        <w:ind w:left="120" w:right="120"/>
+      </w:pPr>
+      <w:r>
+        <w:rPr>
+          <w:rFonts w:ascii="Consolas" w:cs="Consolas" w:eastAsia="Consolas" w:hAnsi="Consolas"/>
+          <w:color w:val="1F2937"/>
+          <w:sz w:val="18"/>
+          <w:szCs w:val="18"/>
+        </w:rPr>
+        <w:t xml:space="preserve">    poster_copy:      p =&gt; `Headline + 1-line subcopy, style ${p.style}, brand ${p.dna}: ${p.headline}`,</w:t>
+      </w:r>
+    </w:p>
+    <w:p>
+      <w:pPr>
+        <w:shd w:fill="F3F4F6" w:val="clear"/>
+        <w:spacing w:after="0" w:before="0" w:line="240"/>
+        <w:ind w:left="120" w:right="120"/>
+      </w:pPr>
+      <w:r>
+        <w:rPr>
+          <w:rFonts w:ascii="Consolas" w:cs="Consolas" w:eastAsia="Consolas" w:hAnsi="Consolas"/>
+          <w:color w:val="1F2937"/>
+          <w:sz w:val="18"/>
+          <w:szCs w:val="18"/>
+        </w:rPr>
+        <w:t xml:space="preserve">    score_lead:       p =&gt; `Classify Hot/Warm/Cold with a reason: ${p.message}`,</w:t>
+      </w:r>
+    </w:p>
+    <w:p>
+      <w:pPr>
+        <w:shd w:fill="F3F4F6" w:val="clear"/>
+        <w:spacing w:after="0" w:before="0" w:line="240"/>
+        <w:ind w:left="120" w:right="120"/>
+      </w:pPr>
+      <w:r>
+        <w:rPr>
+          <w:rFonts w:ascii="Consolas" w:cs="Consolas" w:eastAsia="Consolas" w:hAnsi="Consolas"/>
+          <w:color w:val="1F2937"/>
+          <w:sz w:val="18"/>
+          <w:szCs w:val="18"/>
+        </w:rPr>
+        <w:t xml:space="preserve">    suggest_reply:    p =&gt; `Draft a friendly reply for ${p.channel}: ${p.message}`,</w:t>
+      </w:r>
+    </w:p>
+    <w:p>
+      <w:pPr>
+        <w:shd w:fill="F3F4F6" w:val="clear"/>
+        <w:spacing w:after="0" w:before="0" w:line="240"/>
+        <w:ind w:left="120" w:right="120"/>
+      </w:pPr>
+      <w:r>
+        <w:rPr>
+          <w:rFonts w:ascii="Consolas" w:cs="Consolas" w:eastAsia="Consolas" w:hAnsi="Consolas"/>
+          <w:color w:val="1F2937"/>
+          <w:sz w:val="18"/>
+          <w:szCs w:val="18"/>
+        </w:rPr>
+        <w:t xml:space="preserve">    trend_ideas:      p =&gt; `Give 3 post ideas for this trend: ${p.trend}`,</w:t>
+      </w:r>
+    </w:p>
+    <w:p>
+      <w:pPr>
+        <w:shd w:fill="F3F4F6" w:val="clear"/>
+        <w:spacing w:after="0" w:before="0" w:line="240"/>
+        <w:ind w:left="120" w:right="120"/>
+      </w:pPr>
+      <w:r>
+        <w:rPr>
+          <w:rFonts w:ascii="Consolas" w:cs="Consolas" w:eastAsia="Consolas" w:hAnsi="Consolas"/>
+          <w:color w:val="1F2937"/>
+          <w:sz w:val="18"/>
+          <w:szCs w:val="18"/>
+        </w:rPr>
+        <w:t xml:space="preserve">    maya_chat:        p =&gt; `You are Maya on the ${p.page_context} page. ${p.message}`,</w:t>
+      </w:r>
+    </w:p>
+    <w:p>
+      <w:pPr>
+        <w:shd w:fill="F3F4F6" w:val="clear"/>
+        <w:spacing w:after="0" w:before="0" w:line="240"/>
+        <w:ind w:left="120" w:right="120"/>
+      </w:pPr>
+      <w:r>
+        <w:rPr>
+          <w:rFonts w:ascii="Consolas" w:cs="Consolas" w:eastAsia="Consolas" w:hAnsi="Consolas"/>
+          <w:color w:val="1F2937"/>
+          <w:sz w:val="18"/>
+          <w:szCs w:val="18"/>
+        </w:rPr>
+        <w:t xml:space="preserve">  };</w:t>
+      </w:r>
+    </w:p>
+    <w:p>
+      <w:pPr>
+        <w:shd w:fill="F3F4F6" w:val="clear"/>
+        <w:spacing w:after="0" w:before="0" w:line="240"/>
+        <w:ind w:left="120" w:right="120"/>
+      </w:pPr>
+      <w:r>
+        <w:rPr>
+          <w:rFonts w:ascii="Consolas" w:cs="Consolas" w:eastAsia="Consolas" w:hAnsi="Consolas"/>
+          <w:color w:val="1F2937"/>
+          <w:sz w:val="18"/>
+          <w:szCs w:val="18"/>
+        </w:rPr>
+        <w:t xml:space="preserve">  const r = await fetch('https://api.openai.com/v1/chat/completions', {</w:t>
+      </w:r>
+    </w:p>
+    <w:p>
+      <w:pPr>
+        <w:shd w:fill="F3F4F6" w:val="clear"/>
+        <w:spacing w:after="0" w:before="0" w:line="240"/>
+        <w:ind w:left="120" w:right="120"/>
+      </w:pPr>
+      <w:r>
+        <w:rPr>
+          <w:rFonts w:ascii="Consolas" w:cs="Consolas" w:eastAsia="Consolas" w:hAnsi="Consolas"/>
+          <w:color w:val="1F2937"/>
+          <w:sz w:val="18"/>
+          <w:szCs w:val="18"/>
+        </w:rPr>
+        <w:t xml:space="preserve">    method: 'POST',</w:t>
+      </w:r>
+    </w:p>
+    <w:p>
+      <w:pPr>
+        <w:shd w:fill="F3F4F6" w:val="clear"/>
+        <w:spacing w:after="0" w:before="0" w:line="240"/>
+        <w:ind w:left="120" w:right="120"/>
+      </w:pPr>
+      <w:r>
+        <w:rPr>
+          <w:rFonts w:ascii="Consolas" w:cs="Consolas" w:eastAsia="Consolas" w:hAnsi="Consolas"/>
+          <w:color w:val="1F2937"/>
+          <w:sz w:val="18"/>
+          <w:szCs w:val="18"/>
+        </w:rPr>
+        <w:t xml:space="preserve">    headers: { Authorization: `Bearer ${Deno.env.get('OPENAI_API_KEY')}`, 'Content-Type': 'application/json' },</w:t>
+      </w:r>
+    </w:p>
+    <w:p>
+      <w:pPr>
+        <w:shd w:fill="F3F4F6" w:val="clear"/>
+        <w:spacing w:after="0" w:before="0" w:line="240"/>
+        <w:ind w:left="120" w:right="120"/>
+      </w:pPr>
+      <w:r>
+        <w:rPr>
+          <w:rFonts w:ascii="Consolas" w:cs="Consolas" w:eastAsia="Consolas" w:hAnsi="Consolas"/>
+          <w:color w:val="1F2937"/>
+          <w:sz w:val="18"/>
+          <w:szCs w:val="18"/>
+        </w:rPr>
+        <w:t xml:space="preserve">    body: JSON.stringify({ model: 'gpt-4o-mini', messages: [{ role: 'user', content: prompts[action](payload) }] })</w:t>
+      </w:r>
+    </w:p>
+    <w:p>
+      <w:pPr>
+        <w:shd w:fill="F3F4F6" w:val="clear"/>
+        <w:spacing w:after="0" w:before="0" w:line="240"/>
+        <w:ind w:left="120" w:right="120"/>
+      </w:pPr>
+      <w:r>
+        <w:rPr>
+          <w:rFonts w:ascii="Consolas" w:cs="Consolas" w:eastAsia="Consolas" w:hAnsi="Consolas"/>
+          <w:color w:val="1F2937"/>
+          <w:sz w:val="18"/>
+          <w:szCs w:val="18"/>
+        </w:rPr>
+        <w:t xml:space="preserve">  });</w:t>
+      </w:r>
+    </w:p>
+    <w:p>
+      <w:pPr>
+        <w:shd w:fill="F3F4F6" w:val="clear"/>
+        <w:spacing w:after="0" w:before="0" w:line="240"/>
+        <w:ind w:left="120" w:right="120"/>
+      </w:pPr>
+      <w:r>
+        <w:rPr>
+          <w:rFonts w:ascii="Consolas" w:cs="Consolas" w:eastAsia="Consolas" w:hAnsi="Consolas"/>
+          <w:color w:val="1F2937"/>
+          <w:sz w:val="18"/>
+          <w:szCs w:val="18"/>
+        </w:rPr>
+        <w:t xml:space="preserve">  const data = await r.json();</w:t>
+      </w:r>
+    </w:p>
+    <w:p>
+      <w:pPr>
+        <w:shd w:fill="F3F4F6" w:val="clear"/>
+        <w:spacing w:after="0" w:before="0" w:line="240"/>
+        <w:ind w:left="120" w:right="120"/>
+      </w:pPr>
+      <w:r>
+        <w:rPr>
+          <w:rFonts w:ascii="Consolas" w:cs="Consolas" w:eastAsia="Consolas" w:hAnsi="Consolas"/>
+          <w:color w:val="1F2937"/>
+          <w:sz w:val="18"/>
+          <w:szCs w:val="18"/>
+        </w:rPr>
+        <w:t xml:space="preserve">  return new Response(JSON.stringify({ text: data.choices?.[0]?.message?.content ?? '' }),</w:t>
+      </w:r>
+    </w:p>
+    <w:p>
+      <w:pPr>
+        <w:shd w:fill="F3F4F6" w:val="clear"/>
+        <w:spacing w:after="0" w:before="0" w:line="240"/>
+        <w:ind w:left="120" w:right="120"/>
+      </w:pPr>
+      <w:r>
+        <w:rPr>
+          <w:rFonts w:ascii="Consolas" w:cs="Consolas" w:eastAsia="Consolas" w:hAnsi="Consolas"/>
+          <w:color w:val="1F2937"/>
+          <w:sz w:val="18"/>
+          <w:szCs w:val="18"/>
+        </w:rPr>
+        <w:t xml:space="preserve">    { headers: { 'Content-Type': 'application/json' } });</w:t>
+      </w:r>
+    </w:p>
+    <w:p>
+      <w:pPr>
+        <w:shd w:fill="F3F4F6" w:val="clear"/>
+        <w:spacing w:after="0" w:before="0" w:line="240"/>
+        <w:ind w:left="120" w:right="120"/>
+      </w:pPr>
+      <w:r>
+        <w:rPr>
+          <w:rFonts w:ascii="Consolas" w:cs="Consolas" w:eastAsia="Consolas" w:hAnsi="Consolas"/>
+          <w:color w:val="1F2937"/>
+          <w:sz w:val="18"/>
+          <w:szCs w:val="18"/>
+        </w:rPr>
+        <w:t xml:space="preserve">});</w:t>
+      </w:r>
+    </w:p>
+    <w:p>
+      <w:pPr>
+        <w:spacing w:after="120" w:before="0" w:line="276"/>
+      </w:pPr>
+      <w:r>
+        <w:rPr>
+          <w:rFonts w:ascii="Arial" w:cs="Arial" w:eastAsia="Arial" w:hAnsi="Arial"/>
+          <w:b w:val="false"/>
+          <w:bCs w:val="false"/>
+          <w:i/>
+          <w:iCs/>
+          <w:color w:val="6B7280"/>
+          <w:sz w:val="22"/>
+          <w:szCs w:val="22"/>
+        </w:rPr>
+        <w:t xml:space="preserve">You’ll know it worked when: invoking ai-handler with action 'generate_content' returns text. Check Edge Functions → Logs if not.</w:t>
+      </w:r>
+    </w:p>
+    <w:p>
+      <w:pPr>
+        <w:spacing w:after="60" w:before="140"/>
+      </w:pPr>
+      <w:r>
+        <w:rPr>
+          <w:rFonts w:ascii="Arial" w:cs="Arial" w:eastAsia="Arial" w:hAnsi="Arial"/>
+          <w:b/>
+          <w:bCs/>
+          <w:color w:val="111827"/>
+          <w:sz w:val="22"/>
+          <w:szCs w:val="22"/>
+        </w:rPr>
+        <w:t xml:space="preserve">Phase 5 — Build the modules</w:t>
+      </w:r>
+    </w:p>
+    <w:p>
+      <w:pPr>
+        <w:spacing w:after="120" w:before="0" w:line="276"/>
       </w:pPr>
       <w:r>
         <w:rPr>
@@ -10032,7 +12981,7 @@
           <w:sz w:val="22"/>
           <w:szCs w:val="22"/>
         </w:rPr>
-        <w:t xml:space="preserve">In Supabase: New project → name time2grow, nearest region, save the DB password. Open Project Settings → API and copy the Project URL and anon public key.</w:t>
+        <w:t xml:space="preserve">Apply the recipes; do not hand-write each screen.</w:t>
       </w:r>
     </w:p>
     <w:p>
@@ -10040,7 +12989,7 @@
         <w:pStyle w:val="ListParagraph"/>
         <w:numPr>
           <w:ilvl w:val="0"/>
-          <w:numId w:val="5"/>
+          <w:numId w:val="8"/>
         </w:numPr>
         <w:spacing w:after="80" w:line="270"/>
       </w:pPr>
@@ -10055,7 +13004,7 @@
           <w:sz w:val="22"/>
           <w:szCs w:val="22"/>
         </w:rPr>
-        <w:t xml:space="preserve">Tell the agent: “Add a .env.local with VITE_SUPABASE_URL and VITE_SUPABASE_ANON_KEY, read them in the supabase client, and add .env.local to .gitignore.” Paste the two values.</w:t>
+        <w:t xml:space="preserve">Generate group (real AI): “Build Business DNA (calls extract_dna and saves to business_dna, editable), Content Studio (6 types, calls generate_content with DNA+campaign+persona, save as draft → posts queue), Poster Studio (calls poster_copy + a brand-color gradient preview).”</w:t>
       </w:r>
     </w:p>
     <w:p>
@@ -10063,7 +13012,7 @@
         <w:pStyle w:val="ListParagraph"/>
         <w:numPr>
           <w:ilvl w:val="0"/>
-          <w:numId w:val="5"/>
+          <w:numId w:val="8"/>
         </w:numPr>
         <w:spacing w:after="80" w:line="270"/>
       </w:pPr>
@@ -10078,63 +13027,17 @@
           <w:sz w:val="22"/>
           <w:szCs w:val="22"/>
         </w:rPr>
-        <w:t xml:space="preserve">You’ll know it worked when: the app runs locally and a test query to Supabase returns without auth errors.</w:t>
-      </w:r>
-    </w:p>
-    <w:p>
-      <w:pPr>
-        <w:pBdr>
-          <w:top w:val="single" w:color="E5E7EB" w:sz="2" w:space="2"/>
-        </w:pBdr>
-        <w:shd w:fill="F3F4F6" w:val="clear"/>
-        <w:spacing w:after="0" w:before="0" w:line="240"/>
-        <w:ind w:left="120" w:right="120"/>
-      </w:pPr>
-      <w:r>
-        <w:rPr>
-          <w:rFonts w:ascii="Consolas" w:cs="Consolas" w:eastAsia="Consolas" w:hAnsi="Consolas"/>
-          <w:color w:val="1F2937"/>
-          <w:sz w:val="18"/>
-          <w:szCs w:val="18"/>
-        </w:rPr>
-        <w:t xml:space="preserve">VITE_SUPABASE_URL=your-project-url</w:t>
-      </w:r>
-    </w:p>
-    <w:p>
-      <w:pPr>
-        <w:shd w:fill="F3F4F6" w:val="clear"/>
-        <w:spacing w:after="0" w:before="0" w:line="240"/>
-        <w:ind w:left="120" w:right="120"/>
-      </w:pPr>
-      <w:r>
-        <w:rPr>
-          <w:rFonts w:ascii="Consolas" w:cs="Consolas" w:eastAsia="Consolas" w:hAnsi="Consolas"/>
-          <w:color w:val="1F2937"/>
-          <w:sz w:val="18"/>
-          <w:szCs w:val="18"/>
-        </w:rPr>
-        <w:t xml:space="preserve">VITE_SUPABASE_ANON_KEY=your-anon-public-key</w:t>
-      </w:r>
-    </w:p>
-    <w:p>
-      <w:pPr>
-        <w:spacing w:after="60" w:before="140"/>
-      </w:pPr>
-      <w:r>
-        <w:rPr>
-          <w:rFonts w:ascii="Arial" w:cs="Arial" w:eastAsia="Arial" w:hAnsi="Arial"/>
-          <w:b/>
-          <w:bCs/>
-          <w:color w:val="111827"/>
-          <w:sz w:val="22"/>
-          <w:szCs w:val="22"/>
-        </w:rPr>
-        <w:t xml:space="preserve">Phase 2 — Database (apply R1 to all tables)</w:t>
-      </w:r>
-    </w:p>
-    <w:p>
-      <w:pPr>
-        <w:spacing w:after="120" w:before="0" w:line="276"/>
+        <w:t xml:space="preserve">CRUD group (apply R2): campaigns (+influencer board: Comment→DM→Lead→Sales columns), leads (cards, score, timeline), competitors, posts/Social Hub calendar + queue.</w:t>
+      </w:r>
+    </w:p>
+    <w:p>
+      <w:pPr>
+        <w:pStyle w:val="ListParagraph"/>
+        <w:numPr>
+          <w:ilvl w:val="0"/>
+          <w:numId w:val="8"/>
+        </w:numPr>
+        <w:spacing w:after="80" w:line="270"/>
       </w:pPr>
       <w:r>
         <w:rPr>
@@ -10147,2172 +13050,7 @@
           <w:sz w:val="22"/>
           <w:szCs w:val="22"/>
         </w:rPr>
-        <w:t xml:space="preserve">Paste this whole block into Supabase → SQL Editor → Run. It creates every V1 table and turns on Row-Level Security.</w:t>
-      </w:r>
-    </w:p>
-    <w:p>
-      <w:pPr>
-        <w:pBdr>
-          <w:top w:val="single" w:color="E5E7EB" w:sz="2" w:space="2"/>
-        </w:pBdr>
-        <w:shd w:fill="F3F4F6" w:val="clear"/>
-        <w:spacing w:after="0" w:before="0" w:line="240"/>
-        <w:ind w:left="120" w:right="120"/>
-      </w:pPr>
-      <w:r>
-        <w:rPr>
-          <w:rFonts w:ascii="Consolas" w:cs="Consolas" w:eastAsia="Consolas" w:hAnsi="Consolas"/>
-          <w:color w:val="1F2937"/>
-          <w:sz w:val="18"/>
-          <w:szCs w:val="18"/>
-        </w:rPr>
-        <w:t xml:space="preserve">-- profiles (keyed to the auth user)</w:t>
-      </w:r>
-    </w:p>
-    <w:p>
-      <w:pPr>
-        <w:shd w:fill="F3F4F6" w:val="clear"/>
-        <w:spacing w:after="0" w:before="0" w:line="240"/>
-        <w:ind w:left="120" w:right="120"/>
-      </w:pPr>
-      <w:r>
-        <w:rPr>
-          <w:rFonts w:ascii="Consolas" w:cs="Consolas" w:eastAsia="Consolas" w:hAnsi="Consolas"/>
-          <w:color w:val="1F2937"/>
-          <w:sz w:val="18"/>
-          <w:szCs w:val="18"/>
-        </w:rPr>
-        <w:t xml:space="preserve">create table profiles (</w:t>
-      </w:r>
-    </w:p>
-    <w:p>
-      <w:pPr>
-        <w:shd w:fill="F3F4F6" w:val="clear"/>
-        <w:spacing w:after="0" w:before="0" w:line="240"/>
-        <w:ind w:left="120" w:right="120"/>
-      </w:pPr>
-      <w:r>
-        <w:rPr>
-          <w:rFonts w:ascii="Consolas" w:cs="Consolas" w:eastAsia="Consolas" w:hAnsi="Consolas"/>
-          <w:color w:val="1F2937"/>
-          <w:sz w:val="18"/>
-          <w:szCs w:val="18"/>
-        </w:rPr>
-        <w:t xml:space="preserve">  id uuid primary key references auth.users(id) on delete cascade,</w:t>
-      </w:r>
-    </w:p>
-    <w:p>
-      <w:pPr>
-        <w:shd w:fill="F3F4F6" w:val="clear"/>
-        <w:spacing w:after="0" w:before="0" w:line="240"/>
-        <w:ind w:left="120" w:right="120"/>
-      </w:pPr>
-      <w:r>
-        <w:rPr>
-          <w:rFonts w:ascii="Consolas" w:cs="Consolas" w:eastAsia="Consolas" w:hAnsi="Consolas"/>
-          <w:color w:val="1F2937"/>
-          <w:sz w:val="18"/>
-          <w:szCs w:val="18"/>
-        </w:rPr>
-        <w:t xml:space="preserve">  persona text not null default 'creator',</w:t>
-      </w:r>
-    </w:p>
-    <w:p>
-      <w:pPr>
-        <w:shd w:fill="F3F4F6" w:val="clear"/>
-        <w:spacing w:after="0" w:before="0" w:line="240"/>
-        <w:ind w:left="120" w:right="120"/>
-      </w:pPr>
-      <w:r>
-        <w:rPr>
-          <w:rFonts w:ascii="Consolas" w:cs="Consolas" w:eastAsia="Consolas" w:hAnsi="Consolas"/>
-          <w:color w:val="1F2937"/>
-          <w:sz w:val="18"/>
-          <w:szCs w:val="18"/>
-        </w:rPr>
-        <w:t xml:space="preserve">  full_name text,</w:t>
-      </w:r>
-    </w:p>
-    <w:p>
-      <w:pPr>
-        <w:shd w:fill="F3F4F6" w:val="clear"/>
-        <w:spacing w:after="0" w:before="0" w:line="240"/>
-        <w:ind w:left="120" w:right="120"/>
-      </w:pPr>
-      <w:r>
-        <w:rPr>
-          <w:rFonts w:ascii="Consolas" w:cs="Consolas" w:eastAsia="Consolas" w:hAnsi="Consolas"/>
-          <w:color w:val="1F2937"/>
-          <w:sz w:val="18"/>
-          <w:szCs w:val="18"/>
-        </w:rPr>
-        <w:t xml:space="preserve">  demo_mode boolean not null default true,</w:t>
-      </w:r>
-    </w:p>
-    <w:p>
-      <w:pPr>
-        <w:shd w:fill="F3F4F6" w:val="clear"/>
-        <w:spacing w:after="0" w:before="0" w:line="240"/>
-        <w:ind w:left="120" w:right="120"/>
-      </w:pPr>
-      <w:r>
-        <w:rPr>
-          <w:rFonts w:ascii="Consolas" w:cs="Consolas" w:eastAsia="Consolas" w:hAnsi="Consolas"/>
-          <w:color w:val="1F2937"/>
-          <w:sz w:val="18"/>
-          <w:szCs w:val="18"/>
-        </w:rPr>
-        <w:t xml:space="preserve">  created_at timestamptz not null default now()</w:t>
-      </w:r>
-    </w:p>
-    <w:p>
-      <w:pPr>
-        <w:shd w:fill="F3F4F6" w:val="clear"/>
-        <w:spacing w:after="0" w:before="0" w:line="240"/>
-        <w:ind w:left="120" w:right="120"/>
-      </w:pPr>
-      <w:r>
-        <w:rPr>
-          <w:rFonts w:ascii="Consolas" w:cs="Consolas" w:eastAsia="Consolas" w:hAnsi="Consolas"/>
-          <w:color w:val="1F2937"/>
-          <w:sz w:val="18"/>
-          <w:szCs w:val="18"/>
-        </w:rPr>
-        <w:t xml:space="preserve">);</w:t>
-      </w:r>
-    </w:p>
-    <w:p>
-      <w:pPr>
-        <w:shd w:fill="F3F4F6" w:val="clear"/>
-        <w:spacing w:after="0" w:before="0" w:line="240"/>
-        <w:ind w:left="120" w:right="120"/>
-      </w:pPr>
-      <w:r>
-        <w:rPr>
-          <w:rFonts w:ascii="Consolas" w:cs="Consolas" w:eastAsia="Consolas" w:hAnsi="Consolas"/>
-          <w:color w:val="1F2937"/>
-          <w:sz w:val="18"/>
-          <w:szCs w:val="18"/>
-        </w:rPr>
-        <w:t xml:space="preserve">alter table profiles enable row level security;</w:t>
-      </w:r>
-    </w:p>
-    <w:p>
-      <w:pPr>
-        <w:shd w:fill="F3F4F6" w:val="clear"/>
-        <w:spacing w:after="0" w:before="0" w:line="240"/>
-        <w:ind w:left="120" w:right="120"/>
-      </w:pPr>
-      <w:r>
-        <w:rPr>
-          <w:rFonts w:ascii="Consolas" w:cs="Consolas" w:eastAsia="Consolas" w:hAnsi="Consolas"/>
-          <w:color w:val="1F2937"/>
-          <w:sz w:val="18"/>
-          <w:szCs w:val="18"/>
-        </w:rPr>
-        <w:t xml:space="preserve">create policy "own profile" on profiles for all</w:t>
-      </w:r>
-    </w:p>
-    <w:p>
-      <w:pPr>
-        <w:shd w:fill="F3F4F6" w:val="clear"/>
-        <w:spacing w:after="0" w:before="0" w:line="240"/>
-        <w:ind w:left="120" w:right="120"/>
-      </w:pPr>
-      <w:r>
-        <w:rPr>
-          <w:rFonts w:ascii="Consolas" w:cs="Consolas" w:eastAsia="Consolas" w:hAnsi="Consolas"/>
-          <w:color w:val="1F2937"/>
-          <w:sz w:val="18"/>
-          <w:szCs w:val="18"/>
-        </w:rPr>
-        <w:t xml:space="preserve">  using (auth.uid() = id) with check (auth.uid() = id);</w:t>
-      </w:r>
-    </w:p>
-    <w:p>
-      <w:pPr>
-        <w:shd w:fill="F3F4F6" w:val="clear"/>
-        <w:spacing w:after="0" w:before="0" w:line="240"/>
-        <w:ind w:left="120" w:right="120"/>
-      </w:pPr>
-      <w:r>
-        <w:rPr>
-          <w:rFonts w:ascii="Consolas" w:cs="Consolas" w:eastAsia="Consolas" w:hAnsi="Consolas"/>
-          <w:color w:val="1F2937"/>
-          <w:sz w:val="18"/>
-          <w:szCs w:val="18"/>
-        </w:rPr>
-        <w:t xml:space="preserve"> </w:t>
-      </w:r>
-    </w:p>
-    <w:p>
-      <w:pPr>
-        <w:shd w:fill="F3F4F6" w:val="clear"/>
-        <w:spacing w:after="0" w:before="0" w:line="240"/>
-        <w:ind w:left="120" w:right="120"/>
-      </w:pPr>
-      <w:r>
-        <w:rPr>
-          <w:rFonts w:ascii="Consolas" w:cs="Consolas" w:eastAsia="Consolas" w:hAnsi="Consolas"/>
-          <w:color w:val="1F2937"/>
-          <w:sz w:val="18"/>
-          <w:szCs w:val="18"/>
-        </w:rPr>
-        <w:t xml:space="preserve">-- business_dna</w:t>
-      </w:r>
-    </w:p>
-    <w:p>
-      <w:pPr>
-        <w:shd w:fill="F3F4F6" w:val="clear"/>
-        <w:spacing w:after="0" w:before="0" w:line="240"/>
-        <w:ind w:left="120" w:right="120"/>
-      </w:pPr>
-      <w:r>
-        <w:rPr>
-          <w:rFonts w:ascii="Consolas" w:cs="Consolas" w:eastAsia="Consolas" w:hAnsi="Consolas"/>
-          <w:color w:val="1F2937"/>
-          <w:sz w:val="18"/>
-          <w:szCs w:val="18"/>
-        </w:rPr>
-        <w:t xml:space="preserve">create table business_dna (</w:t>
-      </w:r>
-    </w:p>
-    <w:p>
-      <w:pPr>
-        <w:shd w:fill="F3F4F6" w:val="clear"/>
-        <w:spacing w:after="0" w:before="0" w:line="240"/>
-        <w:ind w:left="120" w:right="120"/>
-      </w:pPr>
-      <w:r>
-        <w:rPr>
-          <w:rFonts w:ascii="Consolas" w:cs="Consolas" w:eastAsia="Consolas" w:hAnsi="Consolas"/>
-          <w:color w:val="1F2937"/>
-          <w:sz w:val="18"/>
-          <w:szCs w:val="18"/>
-        </w:rPr>
-        <w:t xml:space="preserve">  id uuid primary key default gen_random_uuid(),</w:t>
-      </w:r>
-    </w:p>
-    <w:p>
-      <w:pPr>
-        <w:shd w:fill="F3F4F6" w:val="clear"/>
-        <w:spacing w:after="0" w:before="0" w:line="240"/>
-        <w:ind w:left="120" w:right="120"/>
-      </w:pPr>
-      <w:r>
-        <w:rPr>
-          <w:rFonts w:ascii="Consolas" w:cs="Consolas" w:eastAsia="Consolas" w:hAnsi="Consolas"/>
-          <w:color w:val="1F2937"/>
-          <w:sz w:val="18"/>
-          <w:szCs w:val="18"/>
-        </w:rPr>
-        <w:t xml:space="preserve">  user_id uuid not null references auth.users(id) on delete cascade,</w:t>
-      </w:r>
-    </w:p>
-    <w:p>
-      <w:pPr>
-        <w:shd w:fill="F3F4F6" w:val="clear"/>
-        <w:spacing w:after="0" w:before="0" w:line="240"/>
-        <w:ind w:left="120" w:right="120"/>
-      </w:pPr>
-      <w:r>
-        <w:rPr>
-          <w:rFonts w:ascii="Consolas" w:cs="Consolas" w:eastAsia="Consolas" w:hAnsi="Consolas"/>
-          <w:color w:val="1F2937"/>
-          <w:sz w:val="18"/>
-          <w:szCs w:val="18"/>
-        </w:rPr>
-        <w:t xml:space="preserve">  website_url text, mission text, vision text, "values" text, audience text, growth_model text, key_metric text, colors jsonb,</w:t>
-      </w:r>
-    </w:p>
-    <w:p>
-      <w:pPr>
-        <w:shd w:fill="F3F4F6" w:val="clear"/>
-        <w:spacing w:after="0" w:before="0" w:line="240"/>
-        <w:ind w:left="120" w:right="120"/>
-      </w:pPr>
-      <w:r>
-        <w:rPr>
-          <w:rFonts w:ascii="Consolas" w:cs="Consolas" w:eastAsia="Consolas" w:hAnsi="Consolas"/>
-          <w:color w:val="1F2937"/>
-          <w:sz w:val="18"/>
-          <w:szCs w:val="18"/>
-        </w:rPr>
-        <w:t xml:space="preserve">  created_at timestamptz not null default now()</w:t>
-      </w:r>
-    </w:p>
-    <w:p>
-      <w:pPr>
-        <w:shd w:fill="F3F4F6" w:val="clear"/>
-        <w:spacing w:after="0" w:before="0" w:line="240"/>
-        <w:ind w:left="120" w:right="120"/>
-      </w:pPr>
-      <w:r>
-        <w:rPr>
-          <w:rFonts w:ascii="Consolas" w:cs="Consolas" w:eastAsia="Consolas" w:hAnsi="Consolas"/>
-          <w:color w:val="1F2937"/>
-          <w:sz w:val="18"/>
-          <w:szCs w:val="18"/>
-        </w:rPr>
-        <w:t xml:space="preserve">);</w:t>
-      </w:r>
-    </w:p>
-    <w:p>
-      <w:pPr>
-        <w:shd w:fill="F3F4F6" w:val="clear"/>
-        <w:spacing w:after="0" w:before="0" w:line="240"/>
-        <w:ind w:left="120" w:right="120"/>
-      </w:pPr>
-      <w:r>
-        <w:rPr>
-          <w:rFonts w:ascii="Consolas" w:cs="Consolas" w:eastAsia="Consolas" w:hAnsi="Consolas"/>
-          <w:color w:val="1F2937"/>
-          <w:sz w:val="18"/>
-          <w:szCs w:val="18"/>
-        </w:rPr>
-        <w:t xml:space="preserve">alter table business_dna enable row level security;</w:t>
-      </w:r>
-    </w:p>
-    <w:p>
-      <w:pPr>
-        <w:shd w:fill="F3F4F6" w:val="clear"/>
-        <w:spacing w:after="0" w:before="0" w:line="240"/>
-        <w:ind w:left="120" w:right="120"/>
-      </w:pPr>
-      <w:r>
-        <w:rPr>
-          <w:rFonts w:ascii="Consolas" w:cs="Consolas" w:eastAsia="Consolas" w:hAnsi="Consolas"/>
-          <w:color w:val="1F2937"/>
-          <w:sz w:val="18"/>
-          <w:szCs w:val="18"/>
-        </w:rPr>
-        <w:t xml:space="preserve">create policy "own rows" on business_dna for all</w:t>
-      </w:r>
-    </w:p>
-    <w:p>
-      <w:pPr>
-        <w:shd w:fill="F3F4F6" w:val="clear"/>
-        <w:spacing w:after="0" w:before="0" w:line="240"/>
-        <w:ind w:left="120" w:right="120"/>
-      </w:pPr>
-      <w:r>
-        <w:rPr>
-          <w:rFonts w:ascii="Consolas" w:cs="Consolas" w:eastAsia="Consolas" w:hAnsi="Consolas"/>
-          <w:color w:val="1F2937"/>
-          <w:sz w:val="18"/>
-          <w:szCs w:val="18"/>
-        </w:rPr>
-        <w:t xml:space="preserve">  using (auth.uid() = user_id) with check (auth.uid() = user_id);</w:t>
-      </w:r>
-    </w:p>
-    <w:p>
-      <w:pPr>
-        <w:shd w:fill="F3F4F6" w:val="clear"/>
-        <w:spacing w:after="0" w:before="0" w:line="240"/>
-        <w:ind w:left="120" w:right="120"/>
-      </w:pPr>
-      <w:r>
-        <w:rPr>
-          <w:rFonts w:ascii="Consolas" w:cs="Consolas" w:eastAsia="Consolas" w:hAnsi="Consolas"/>
-          <w:color w:val="1F2937"/>
-          <w:sz w:val="18"/>
-          <w:szCs w:val="18"/>
-        </w:rPr>
-        <w:t xml:space="preserve"> </w:t>
-      </w:r>
-    </w:p>
-    <w:p>
-      <w:pPr>
-        <w:shd w:fill="F3F4F6" w:val="clear"/>
-        <w:spacing w:after="0" w:before="0" w:line="240"/>
-        <w:ind w:left="120" w:right="120"/>
-      </w:pPr>
-      <w:r>
-        <w:rPr>
-          <w:rFonts w:ascii="Consolas" w:cs="Consolas" w:eastAsia="Consolas" w:hAnsi="Consolas"/>
-          <w:color w:val="1F2937"/>
-          <w:sz w:val="18"/>
-          <w:szCs w:val="18"/>
-        </w:rPr>
-        <w:t xml:space="preserve">-- campaigns</w:t>
-      </w:r>
-    </w:p>
-    <w:p>
-      <w:pPr>
-        <w:shd w:fill="F3F4F6" w:val="clear"/>
-        <w:spacing w:after="0" w:before="0" w:line="240"/>
-        <w:ind w:left="120" w:right="120"/>
-      </w:pPr>
-      <w:r>
-        <w:rPr>
-          <w:rFonts w:ascii="Consolas" w:cs="Consolas" w:eastAsia="Consolas" w:hAnsi="Consolas"/>
-          <w:color w:val="1F2937"/>
-          <w:sz w:val="18"/>
-          <w:szCs w:val="18"/>
-        </w:rPr>
-        <w:t xml:space="preserve">create table campaigns (</w:t>
-      </w:r>
-    </w:p>
-    <w:p>
-      <w:pPr>
-        <w:shd w:fill="F3F4F6" w:val="clear"/>
-        <w:spacing w:after="0" w:before="0" w:line="240"/>
-        <w:ind w:left="120" w:right="120"/>
-      </w:pPr>
-      <w:r>
-        <w:rPr>
-          <w:rFonts w:ascii="Consolas" w:cs="Consolas" w:eastAsia="Consolas" w:hAnsi="Consolas"/>
-          <w:color w:val="1F2937"/>
-          <w:sz w:val="18"/>
-          <w:szCs w:val="18"/>
-        </w:rPr>
-        <w:t xml:space="preserve">  id uuid primary key default gen_random_uuid(),</w:t>
-      </w:r>
-    </w:p>
-    <w:p>
-      <w:pPr>
-        <w:shd w:fill="F3F4F6" w:val="clear"/>
-        <w:spacing w:after="0" w:before="0" w:line="240"/>
-        <w:ind w:left="120" w:right="120"/>
-      </w:pPr>
-      <w:r>
-        <w:rPr>
-          <w:rFonts w:ascii="Consolas" w:cs="Consolas" w:eastAsia="Consolas" w:hAnsi="Consolas"/>
-          <w:color w:val="1F2937"/>
-          <w:sz w:val="18"/>
-          <w:szCs w:val="18"/>
-        </w:rPr>
-        <w:t xml:space="preserve">  user_id uuid not null references auth.users(id) on delete cascade,</w:t>
-      </w:r>
-    </w:p>
-    <w:p>
-      <w:pPr>
-        <w:shd w:fill="F3F4F6" w:val="clear"/>
-        <w:spacing w:after="0" w:before="0" w:line="240"/>
-        <w:ind w:left="120" w:right="120"/>
-      </w:pPr>
-      <w:r>
-        <w:rPr>
-          <w:rFonts w:ascii="Consolas" w:cs="Consolas" w:eastAsia="Consolas" w:hAnsi="Consolas"/>
-          <w:color w:val="1F2937"/>
-          <w:sz w:val="18"/>
-          <w:szCs w:val="18"/>
-        </w:rPr>
-        <w:t xml:space="preserve">  name text not null, type text not null default 'standard', status text not null default 'draft',</w:t>
-      </w:r>
-    </w:p>
-    <w:p>
-      <w:pPr>
-        <w:shd w:fill="F3F4F6" w:val="clear"/>
-        <w:spacing w:after="0" w:before="0" w:line="240"/>
-        <w:ind w:left="120" w:right="120"/>
-      </w:pPr>
-      <w:r>
-        <w:rPr>
-          <w:rFonts w:ascii="Consolas" w:cs="Consolas" w:eastAsia="Consolas" w:hAnsi="Consolas"/>
-          <w:color w:val="1F2937"/>
-          <w:sz w:val="18"/>
-          <w:szCs w:val="18"/>
-        </w:rPr>
-        <w:t xml:space="preserve">  created_at timestamptz not null default now()</w:t>
-      </w:r>
-    </w:p>
-    <w:p>
-      <w:pPr>
-        <w:shd w:fill="F3F4F6" w:val="clear"/>
-        <w:spacing w:after="0" w:before="0" w:line="240"/>
-        <w:ind w:left="120" w:right="120"/>
-      </w:pPr>
-      <w:r>
-        <w:rPr>
-          <w:rFonts w:ascii="Consolas" w:cs="Consolas" w:eastAsia="Consolas" w:hAnsi="Consolas"/>
-          <w:color w:val="1F2937"/>
-          <w:sz w:val="18"/>
-          <w:szCs w:val="18"/>
-        </w:rPr>
-        <w:t xml:space="preserve">);</w:t>
-      </w:r>
-    </w:p>
-    <w:p>
-      <w:pPr>
-        <w:shd w:fill="F3F4F6" w:val="clear"/>
-        <w:spacing w:after="0" w:before="0" w:line="240"/>
-        <w:ind w:left="120" w:right="120"/>
-      </w:pPr>
-      <w:r>
-        <w:rPr>
-          <w:rFonts w:ascii="Consolas" w:cs="Consolas" w:eastAsia="Consolas" w:hAnsi="Consolas"/>
-          <w:color w:val="1F2937"/>
-          <w:sz w:val="18"/>
-          <w:szCs w:val="18"/>
-        </w:rPr>
-        <w:t xml:space="preserve">alter table campaigns enable row level security;</w:t>
-      </w:r>
-    </w:p>
-    <w:p>
-      <w:pPr>
-        <w:shd w:fill="F3F4F6" w:val="clear"/>
-        <w:spacing w:after="0" w:before="0" w:line="240"/>
-        <w:ind w:left="120" w:right="120"/>
-      </w:pPr>
-      <w:r>
-        <w:rPr>
-          <w:rFonts w:ascii="Consolas" w:cs="Consolas" w:eastAsia="Consolas" w:hAnsi="Consolas"/>
-          <w:color w:val="1F2937"/>
-          <w:sz w:val="18"/>
-          <w:szCs w:val="18"/>
-        </w:rPr>
-        <w:t xml:space="preserve">create policy "own rows" on campaigns for all</w:t>
-      </w:r>
-    </w:p>
-    <w:p>
-      <w:pPr>
-        <w:shd w:fill="F3F4F6" w:val="clear"/>
-        <w:spacing w:after="0" w:before="0" w:line="240"/>
-        <w:ind w:left="120" w:right="120"/>
-      </w:pPr>
-      <w:r>
-        <w:rPr>
-          <w:rFonts w:ascii="Consolas" w:cs="Consolas" w:eastAsia="Consolas" w:hAnsi="Consolas"/>
-          <w:color w:val="1F2937"/>
-          <w:sz w:val="18"/>
-          <w:szCs w:val="18"/>
-        </w:rPr>
-        <w:t xml:space="preserve">  using (auth.uid() = user_id) with check (auth.uid() = user_id);</w:t>
-      </w:r>
-    </w:p>
-    <w:p>
-      <w:pPr>
-        <w:shd w:fill="F3F4F6" w:val="clear"/>
-        <w:spacing w:after="0" w:before="0" w:line="240"/>
-        <w:ind w:left="120" w:right="120"/>
-      </w:pPr>
-      <w:r>
-        <w:rPr>
-          <w:rFonts w:ascii="Consolas" w:cs="Consolas" w:eastAsia="Consolas" w:hAnsi="Consolas"/>
-          <w:color w:val="1F2937"/>
-          <w:sz w:val="18"/>
-          <w:szCs w:val="18"/>
-        </w:rPr>
-        <w:t xml:space="preserve"> </w:t>
-      </w:r>
-    </w:p>
-    <w:p>
-      <w:pPr>
-        <w:shd w:fill="F3F4F6" w:val="clear"/>
-        <w:spacing w:after="0" w:before="0" w:line="240"/>
-        <w:ind w:left="120" w:right="120"/>
-      </w:pPr>
-      <w:r>
-        <w:rPr>
-          <w:rFonts w:ascii="Consolas" w:cs="Consolas" w:eastAsia="Consolas" w:hAnsi="Consolas"/>
-          <w:color w:val="1F2937"/>
-          <w:sz w:val="18"/>
-          <w:szCs w:val="18"/>
-        </w:rPr>
-        <w:t xml:space="preserve">-- content</w:t>
-      </w:r>
-    </w:p>
-    <w:p>
-      <w:pPr>
-        <w:shd w:fill="F3F4F6" w:val="clear"/>
-        <w:spacing w:after="0" w:before="0" w:line="240"/>
-        <w:ind w:left="120" w:right="120"/>
-      </w:pPr>
-      <w:r>
-        <w:rPr>
-          <w:rFonts w:ascii="Consolas" w:cs="Consolas" w:eastAsia="Consolas" w:hAnsi="Consolas"/>
-          <w:color w:val="1F2937"/>
-          <w:sz w:val="18"/>
-          <w:szCs w:val="18"/>
-        </w:rPr>
-        <w:t xml:space="preserve">create table content (</w:t>
-      </w:r>
-    </w:p>
-    <w:p>
-      <w:pPr>
-        <w:shd w:fill="F3F4F6" w:val="clear"/>
-        <w:spacing w:after="0" w:before="0" w:line="240"/>
-        <w:ind w:left="120" w:right="120"/>
-      </w:pPr>
-      <w:r>
-        <w:rPr>
-          <w:rFonts w:ascii="Consolas" w:cs="Consolas" w:eastAsia="Consolas" w:hAnsi="Consolas"/>
-          <w:color w:val="1F2937"/>
-          <w:sz w:val="18"/>
-          <w:szCs w:val="18"/>
-        </w:rPr>
-        <w:t xml:space="preserve">  id uuid primary key default gen_random_uuid(),</w:t>
-      </w:r>
-    </w:p>
-    <w:p>
-      <w:pPr>
-        <w:shd w:fill="F3F4F6" w:val="clear"/>
-        <w:spacing w:after="0" w:before="0" w:line="240"/>
-        <w:ind w:left="120" w:right="120"/>
-      </w:pPr>
-      <w:r>
-        <w:rPr>
-          <w:rFonts w:ascii="Consolas" w:cs="Consolas" w:eastAsia="Consolas" w:hAnsi="Consolas"/>
-          <w:color w:val="1F2937"/>
-          <w:sz w:val="18"/>
-          <w:szCs w:val="18"/>
-        </w:rPr>
-        <w:t xml:space="preserve">  user_id uuid not null references auth.users(id) on delete cascade,</w:t>
-      </w:r>
-    </w:p>
-    <w:p>
-      <w:pPr>
-        <w:shd w:fill="F3F4F6" w:val="clear"/>
-        <w:spacing w:after="0" w:before="0" w:line="240"/>
-        <w:ind w:left="120" w:right="120"/>
-      </w:pPr>
-      <w:r>
-        <w:rPr>
-          <w:rFonts w:ascii="Consolas" w:cs="Consolas" w:eastAsia="Consolas" w:hAnsi="Consolas"/>
-          <w:color w:val="1F2937"/>
-          <w:sz w:val="18"/>
-          <w:szCs w:val="18"/>
-        </w:rPr>
-        <w:t xml:space="preserve">  campaign_id uuid, type text not null, input text, output text, status text not null default 'draft',</w:t>
-      </w:r>
-    </w:p>
-    <w:p>
-      <w:pPr>
-        <w:shd w:fill="F3F4F6" w:val="clear"/>
-        <w:spacing w:after="0" w:before="0" w:line="240"/>
-        <w:ind w:left="120" w:right="120"/>
-      </w:pPr>
-      <w:r>
-        <w:rPr>
-          <w:rFonts w:ascii="Consolas" w:cs="Consolas" w:eastAsia="Consolas" w:hAnsi="Consolas"/>
-          <w:color w:val="1F2937"/>
-          <w:sz w:val="18"/>
-          <w:szCs w:val="18"/>
-        </w:rPr>
-        <w:t xml:space="preserve">  created_at timestamptz not null default now()</w:t>
-      </w:r>
-    </w:p>
-    <w:p>
-      <w:pPr>
-        <w:shd w:fill="F3F4F6" w:val="clear"/>
-        <w:spacing w:after="0" w:before="0" w:line="240"/>
-        <w:ind w:left="120" w:right="120"/>
-      </w:pPr>
-      <w:r>
-        <w:rPr>
-          <w:rFonts w:ascii="Consolas" w:cs="Consolas" w:eastAsia="Consolas" w:hAnsi="Consolas"/>
-          <w:color w:val="1F2937"/>
-          <w:sz w:val="18"/>
-          <w:szCs w:val="18"/>
-        </w:rPr>
-        <w:t xml:space="preserve">);</w:t>
-      </w:r>
-    </w:p>
-    <w:p>
-      <w:pPr>
-        <w:shd w:fill="F3F4F6" w:val="clear"/>
-        <w:spacing w:after="0" w:before="0" w:line="240"/>
-        <w:ind w:left="120" w:right="120"/>
-      </w:pPr>
-      <w:r>
-        <w:rPr>
-          <w:rFonts w:ascii="Consolas" w:cs="Consolas" w:eastAsia="Consolas" w:hAnsi="Consolas"/>
-          <w:color w:val="1F2937"/>
-          <w:sz w:val="18"/>
-          <w:szCs w:val="18"/>
-        </w:rPr>
-        <w:t xml:space="preserve">alter table content enable row level security;</w:t>
-      </w:r>
-    </w:p>
-    <w:p>
-      <w:pPr>
-        <w:shd w:fill="F3F4F6" w:val="clear"/>
-        <w:spacing w:after="0" w:before="0" w:line="240"/>
-        <w:ind w:left="120" w:right="120"/>
-      </w:pPr>
-      <w:r>
-        <w:rPr>
-          <w:rFonts w:ascii="Consolas" w:cs="Consolas" w:eastAsia="Consolas" w:hAnsi="Consolas"/>
-          <w:color w:val="1F2937"/>
-          <w:sz w:val="18"/>
-          <w:szCs w:val="18"/>
-        </w:rPr>
-        <w:t xml:space="preserve">create policy "own rows" on content for all</w:t>
-      </w:r>
-    </w:p>
-    <w:p>
-      <w:pPr>
-        <w:shd w:fill="F3F4F6" w:val="clear"/>
-        <w:spacing w:after="0" w:before="0" w:line="240"/>
-        <w:ind w:left="120" w:right="120"/>
-      </w:pPr>
-      <w:r>
-        <w:rPr>
-          <w:rFonts w:ascii="Consolas" w:cs="Consolas" w:eastAsia="Consolas" w:hAnsi="Consolas"/>
-          <w:color w:val="1F2937"/>
-          <w:sz w:val="18"/>
-          <w:szCs w:val="18"/>
-        </w:rPr>
-        <w:t xml:space="preserve">  using (auth.uid() = user_id) with check (auth.uid() = user_id);</w:t>
-      </w:r>
-    </w:p>
-    <w:p>
-      <w:pPr>
-        <w:shd w:fill="F3F4F6" w:val="clear"/>
-        <w:spacing w:after="0" w:before="0" w:line="240"/>
-        <w:ind w:left="120" w:right="120"/>
-      </w:pPr>
-      <w:r>
-        <w:rPr>
-          <w:rFonts w:ascii="Consolas" w:cs="Consolas" w:eastAsia="Consolas" w:hAnsi="Consolas"/>
-          <w:color w:val="1F2937"/>
-          <w:sz w:val="18"/>
-          <w:szCs w:val="18"/>
-        </w:rPr>
-        <w:t xml:space="preserve"> </w:t>
-      </w:r>
-    </w:p>
-    <w:p>
-      <w:pPr>
-        <w:shd w:fill="F3F4F6" w:val="clear"/>
-        <w:spacing w:after="0" w:before="0" w:line="240"/>
-        <w:ind w:left="120" w:right="120"/>
-      </w:pPr>
-      <w:r>
-        <w:rPr>
-          <w:rFonts w:ascii="Consolas" w:cs="Consolas" w:eastAsia="Consolas" w:hAnsi="Consolas"/>
-          <w:color w:val="1F2937"/>
-          <w:sz w:val="18"/>
-          <w:szCs w:val="18"/>
-        </w:rPr>
-        <w:t xml:space="preserve">-- posters</w:t>
-      </w:r>
-    </w:p>
-    <w:p>
-      <w:pPr>
-        <w:shd w:fill="F3F4F6" w:val="clear"/>
-        <w:spacing w:after="0" w:before="0" w:line="240"/>
-        <w:ind w:left="120" w:right="120"/>
-      </w:pPr>
-      <w:r>
-        <w:rPr>
-          <w:rFonts w:ascii="Consolas" w:cs="Consolas" w:eastAsia="Consolas" w:hAnsi="Consolas"/>
-          <w:color w:val="1F2937"/>
-          <w:sz w:val="18"/>
-          <w:szCs w:val="18"/>
-        </w:rPr>
-        <w:t xml:space="preserve">create table posters (</w:t>
-      </w:r>
-    </w:p>
-    <w:p>
-      <w:pPr>
-        <w:shd w:fill="F3F4F6" w:val="clear"/>
-        <w:spacing w:after="0" w:before="0" w:line="240"/>
-        <w:ind w:left="120" w:right="120"/>
-      </w:pPr>
-      <w:r>
-        <w:rPr>
-          <w:rFonts w:ascii="Consolas" w:cs="Consolas" w:eastAsia="Consolas" w:hAnsi="Consolas"/>
-          <w:color w:val="1F2937"/>
-          <w:sz w:val="18"/>
-          <w:szCs w:val="18"/>
-        </w:rPr>
-        <w:t xml:space="preserve">  id uuid primary key default gen_random_uuid(),</w:t>
-      </w:r>
-    </w:p>
-    <w:p>
-      <w:pPr>
-        <w:shd w:fill="F3F4F6" w:val="clear"/>
-        <w:spacing w:after="0" w:before="0" w:line="240"/>
-        <w:ind w:left="120" w:right="120"/>
-      </w:pPr>
-      <w:r>
-        <w:rPr>
-          <w:rFonts w:ascii="Consolas" w:cs="Consolas" w:eastAsia="Consolas" w:hAnsi="Consolas"/>
-          <w:color w:val="1F2937"/>
-          <w:sz w:val="18"/>
-          <w:szCs w:val="18"/>
-        </w:rPr>
-        <w:t xml:space="preserve">  user_id uuid not null references auth.users(id) on delete cascade,</w:t>
-      </w:r>
-    </w:p>
-    <w:p>
-      <w:pPr>
-        <w:shd w:fill="F3F4F6" w:val="clear"/>
-        <w:spacing w:after="0" w:before="0" w:line="240"/>
-        <w:ind w:left="120" w:right="120"/>
-      </w:pPr>
-      <w:r>
-        <w:rPr>
-          <w:rFonts w:ascii="Consolas" w:cs="Consolas" w:eastAsia="Consolas" w:hAnsi="Consolas"/>
-          <w:color w:val="1F2937"/>
-          <w:sz w:val="18"/>
-          <w:szCs w:val="18"/>
-        </w:rPr>
-        <w:t xml:space="preserve">  campaign_id uuid, headline text, style text, size text, template text, copy text, gradient text,</w:t>
-      </w:r>
-    </w:p>
-    <w:p>
-      <w:pPr>
-        <w:shd w:fill="F3F4F6" w:val="clear"/>
-        <w:spacing w:after="0" w:before="0" w:line="240"/>
-        <w:ind w:left="120" w:right="120"/>
-      </w:pPr>
-      <w:r>
-        <w:rPr>
-          <w:rFonts w:ascii="Consolas" w:cs="Consolas" w:eastAsia="Consolas" w:hAnsi="Consolas"/>
-          <w:color w:val="1F2937"/>
-          <w:sz w:val="18"/>
-          <w:szCs w:val="18"/>
-        </w:rPr>
-        <w:t xml:space="preserve">  created_at timestamptz not null default now()</w:t>
-      </w:r>
-    </w:p>
-    <w:p>
-      <w:pPr>
-        <w:shd w:fill="F3F4F6" w:val="clear"/>
-        <w:spacing w:after="0" w:before="0" w:line="240"/>
-        <w:ind w:left="120" w:right="120"/>
-      </w:pPr>
-      <w:r>
-        <w:rPr>
-          <w:rFonts w:ascii="Consolas" w:cs="Consolas" w:eastAsia="Consolas" w:hAnsi="Consolas"/>
-          <w:color w:val="1F2937"/>
-          <w:sz w:val="18"/>
-          <w:szCs w:val="18"/>
-        </w:rPr>
-        <w:t xml:space="preserve">);</w:t>
-      </w:r>
-    </w:p>
-    <w:p>
-      <w:pPr>
-        <w:shd w:fill="F3F4F6" w:val="clear"/>
-        <w:spacing w:after="0" w:before="0" w:line="240"/>
-        <w:ind w:left="120" w:right="120"/>
-      </w:pPr>
-      <w:r>
-        <w:rPr>
-          <w:rFonts w:ascii="Consolas" w:cs="Consolas" w:eastAsia="Consolas" w:hAnsi="Consolas"/>
-          <w:color w:val="1F2937"/>
-          <w:sz w:val="18"/>
-          <w:szCs w:val="18"/>
-        </w:rPr>
-        <w:t xml:space="preserve">alter table posters enable row level security;</w:t>
-      </w:r>
-    </w:p>
-    <w:p>
-      <w:pPr>
-        <w:shd w:fill="F3F4F6" w:val="clear"/>
-        <w:spacing w:after="0" w:before="0" w:line="240"/>
-        <w:ind w:left="120" w:right="120"/>
-      </w:pPr>
-      <w:r>
-        <w:rPr>
-          <w:rFonts w:ascii="Consolas" w:cs="Consolas" w:eastAsia="Consolas" w:hAnsi="Consolas"/>
-          <w:color w:val="1F2937"/>
-          <w:sz w:val="18"/>
-          <w:szCs w:val="18"/>
-        </w:rPr>
-        <w:t xml:space="preserve">create policy "own rows" on posters for all</w:t>
-      </w:r>
-    </w:p>
-    <w:p>
-      <w:pPr>
-        <w:shd w:fill="F3F4F6" w:val="clear"/>
-        <w:spacing w:after="0" w:before="0" w:line="240"/>
-        <w:ind w:left="120" w:right="120"/>
-      </w:pPr>
-      <w:r>
-        <w:rPr>
-          <w:rFonts w:ascii="Consolas" w:cs="Consolas" w:eastAsia="Consolas" w:hAnsi="Consolas"/>
-          <w:color w:val="1F2937"/>
-          <w:sz w:val="18"/>
-          <w:szCs w:val="18"/>
-        </w:rPr>
-        <w:t xml:space="preserve">  using (auth.uid() = user_id) with check (auth.uid() = user_id);</w:t>
-      </w:r>
-    </w:p>
-    <w:p>
-      <w:pPr>
-        <w:shd w:fill="F3F4F6" w:val="clear"/>
-        <w:spacing w:after="0" w:before="0" w:line="240"/>
-        <w:ind w:left="120" w:right="120"/>
-      </w:pPr>
-      <w:r>
-        <w:rPr>
-          <w:rFonts w:ascii="Consolas" w:cs="Consolas" w:eastAsia="Consolas" w:hAnsi="Consolas"/>
-          <w:color w:val="1F2937"/>
-          <w:sz w:val="18"/>
-          <w:szCs w:val="18"/>
-        </w:rPr>
-        <w:t xml:space="preserve"> </w:t>
-      </w:r>
-    </w:p>
-    <w:p>
-      <w:pPr>
-        <w:shd w:fill="F3F4F6" w:val="clear"/>
-        <w:spacing w:after="0" w:before="0" w:line="240"/>
-        <w:ind w:left="120" w:right="120"/>
-      </w:pPr>
-      <w:r>
-        <w:rPr>
-          <w:rFonts w:ascii="Consolas" w:cs="Consolas" w:eastAsia="Consolas" w:hAnsi="Consolas"/>
-          <w:color w:val="1F2937"/>
-          <w:sz w:val="18"/>
-          <w:szCs w:val="18"/>
-        </w:rPr>
-        <w:t xml:space="preserve">-- posts</w:t>
-      </w:r>
-    </w:p>
-    <w:p>
-      <w:pPr>
-        <w:shd w:fill="F3F4F6" w:val="clear"/>
-        <w:spacing w:after="0" w:before="0" w:line="240"/>
-        <w:ind w:left="120" w:right="120"/>
-      </w:pPr>
-      <w:r>
-        <w:rPr>
-          <w:rFonts w:ascii="Consolas" w:cs="Consolas" w:eastAsia="Consolas" w:hAnsi="Consolas"/>
-          <w:color w:val="1F2937"/>
-          <w:sz w:val="18"/>
-          <w:szCs w:val="18"/>
-        </w:rPr>
-        <w:t xml:space="preserve">create table posts (</w:t>
-      </w:r>
-    </w:p>
-    <w:p>
-      <w:pPr>
-        <w:shd w:fill="F3F4F6" w:val="clear"/>
-        <w:spacing w:after="0" w:before="0" w:line="240"/>
-        <w:ind w:left="120" w:right="120"/>
-      </w:pPr>
-      <w:r>
-        <w:rPr>
-          <w:rFonts w:ascii="Consolas" w:cs="Consolas" w:eastAsia="Consolas" w:hAnsi="Consolas"/>
-          <w:color w:val="1F2937"/>
-          <w:sz w:val="18"/>
-          <w:szCs w:val="18"/>
-        </w:rPr>
-        <w:t xml:space="preserve">  id uuid primary key default gen_random_uuid(),</w:t>
-      </w:r>
-    </w:p>
-    <w:p>
-      <w:pPr>
-        <w:shd w:fill="F3F4F6" w:val="clear"/>
-        <w:spacing w:after="0" w:before="0" w:line="240"/>
-        <w:ind w:left="120" w:right="120"/>
-      </w:pPr>
-      <w:r>
-        <w:rPr>
-          <w:rFonts w:ascii="Consolas" w:cs="Consolas" w:eastAsia="Consolas" w:hAnsi="Consolas"/>
-          <w:color w:val="1F2937"/>
-          <w:sz w:val="18"/>
-          <w:szCs w:val="18"/>
-        </w:rPr>
-        <w:t xml:space="preserve">  user_id uuid not null references auth.users(id) on delete cascade,</w:t>
-      </w:r>
-    </w:p>
-    <w:p>
-      <w:pPr>
-        <w:shd w:fill="F3F4F6" w:val="clear"/>
-        <w:spacing w:after="0" w:before="0" w:line="240"/>
-        <w:ind w:left="120" w:right="120"/>
-      </w:pPr>
-      <w:r>
-        <w:rPr>
-          <w:rFonts w:ascii="Consolas" w:cs="Consolas" w:eastAsia="Consolas" w:hAnsi="Consolas"/>
-          <w:color w:val="1F2937"/>
-          <w:sz w:val="18"/>
-          <w:szCs w:val="18"/>
-        </w:rPr>
-        <w:t xml:space="preserve">  content_id uuid, channel text not null default 'mock', scheduled_at timestamptz, status text not null default 'scheduled',</w:t>
-      </w:r>
-    </w:p>
-    <w:p>
-      <w:pPr>
-        <w:shd w:fill="F3F4F6" w:val="clear"/>
-        <w:spacing w:after="0" w:before="0" w:line="240"/>
-        <w:ind w:left="120" w:right="120"/>
-      </w:pPr>
-      <w:r>
-        <w:rPr>
-          <w:rFonts w:ascii="Consolas" w:cs="Consolas" w:eastAsia="Consolas" w:hAnsi="Consolas"/>
-          <w:color w:val="1F2937"/>
-          <w:sz w:val="18"/>
-          <w:szCs w:val="18"/>
-        </w:rPr>
-        <w:t xml:space="preserve">  created_at timestamptz not null default now()</w:t>
-      </w:r>
-    </w:p>
-    <w:p>
-      <w:pPr>
-        <w:shd w:fill="F3F4F6" w:val="clear"/>
-        <w:spacing w:after="0" w:before="0" w:line="240"/>
-        <w:ind w:left="120" w:right="120"/>
-      </w:pPr>
-      <w:r>
-        <w:rPr>
-          <w:rFonts w:ascii="Consolas" w:cs="Consolas" w:eastAsia="Consolas" w:hAnsi="Consolas"/>
-          <w:color w:val="1F2937"/>
-          <w:sz w:val="18"/>
-          <w:szCs w:val="18"/>
-        </w:rPr>
-        <w:t xml:space="preserve">);</w:t>
-      </w:r>
-    </w:p>
-    <w:p>
-      <w:pPr>
-        <w:shd w:fill="F3F4F6" w:val="clear"/>
-        <w:spacing w:after="0" w:before="0" w:line="240"/>
-        <w:ind w:left="120" w:right="120"/>
-      </w:pPr>
-      <w:r>
-        <w:rPr>
-          <w:rFonts w:ascii="Consolas" w:cs="Consolas" w:eastAsia="Consolas" w:hAnsi="Consolas"/>
-          <w:color w:val="1F2937"/>
-          <w:sz w:val="18"/>
-          <w:szCs w:val="18"/>
-        </w:rPr>
-        <w:t xml:space="preserve">alter table posts enable row level security;</w:t>
-      </w:r>
-    </w:p>
-    <w:p>
-      <w:pPr>
-        <w:shd w:fill="F3F4F6" w:val="clear"/>
-        <w:spacing w:after="0" w:before="0" w:line="240"/>
-        <w:ind w:left="120" w:right="120"/>
-      </w:pPr>
-      <w:r>
-        <w:rPr>
-          <w:rFonts w:ascii="Consolas" w:cs="Consolas" w:eastAsia="Consolas" w:hAnsi="Consolas"/>
-          <w:color w:val="1F2937"/>
-          <w:sz w:val="18"/>
-          <w:szCs w:val="18"/>
-        </w:rPr>
-        <w:t xml:space="preserve">create policy "own rows" on posts for all</w:t>
-      </w:r>
-    </w:p>
-    <w:p>
-      <w:pPr>
-        <w:shd w:fill="F3F4F6" w:val="clear"/>
-        <w:spacing w:after="0" w:before="0" w:line="240"/>
-        <w:ind w:left="120" w:right="120"/>
-      </w:pPr>
-      <w:r>
-        <w:rPr>
-          <w:rFonts w:ascii="Consolas" w:cs="Consolas" w:eastAsia="Consolas" w:hAnsi="Consolas"/>
-          <w:color w:val="1F2937"/>
-          <w:sz w:val="18"/>
-          <w:szCs w:val="18"/>
-        </w:rPr>
-        <w:t xml:space="preserve">  using (auth.uid() = user_id) with check (auth.uid() = user_id);</w:t>
-      </w:r>
-    </w:p>
-    <w:p>
-      <w:pPr>
-        <w:shd w:fill="F3F4F6" w:val="clear"/>
-        <w:spacing w:after="0" w:before="0" w:line="240"/>
-        <w:ind w:left="120" w:right="120"/>
-      </w:pPr>
-      <w:r>
-        <w:rPr>
-          <w:rFonts w:ascii="Consolas" w:cs="Consolas" w:eastAsia="Consolas" w:hAnsi="Consolas"/>
-          <w:color w:val="1F2937"/>
-          <w:sz w:val="18"/>
-          <w:szCs w:val="18"/>
-        </w:rPr>
-        <w:t xml:space="preserve"> </w:t>
-      </w:r>
-    </w:p>
-    <w:p>
-      <w:pPr>
-        <w:shd w:fill="F3F4F6" w:val="clear"/>
-        <w:spacing w:after="0" w:before="0" w:line="240"/>
-        <w:ind w:left="120" w:right="120"/>
-      </w:pPr>
-      <w:r>
-        <w:rPr>
-          <w:rFonts w:ascii="Consolas" w:cs="Consolas" w:eastAsia="Consolas" w:hAnsi="Consolas"/>
-          <w:color w:val="1F2937"/>
-          <w:sz w:val="18"/>
-          <w:szCs w:val="18"/>
-        </w:rPr>
-        <w:t xml:space="preserve">-- inbox_messages</w:t>
-      </w:r>
-    </w:p>
-    <w:p>
-      <w:pPr>
-        <w:shd w:fill="F3F4F6" w:val="clear"/>
-        <w:spacing w:after="0" w:before="0" w:line="240"/>
-        <w:ind w:left="120" w:right="120"/>
-      </w:pPr>
-      <w:r>
-        <w:rPr>
-          <w:rFonts w:ascii="Consolas" w:cs="Consolas" w:eastAsia="Consolas" w:hAnsi="Consolas"/>
-          <w:color w:val="1F2937"/>
-          <w:sz w:val="18"/>
-          <w:szCs w:val="18"/>
-        </w:rPr>
-        <w:t xml:space="preserve">create table inbox_messages (</w:t>
-      </w:r>
-    </w:p>
-    <w:p>
-      <w:pPr>
-        <w:shd w:fill="F3F4F6" w:val="clear"/>
-        <w:spacing w:after="0" w:before="0" w:line="240"/>
-        <w:ind w:left="120" w:right="120"/>
-      </w:pPr>
-      <w:r>
-        <w:rPr>
-          <w:rFonts w:ascii="Consolas" w:cs="Consolas" w:eastAsia="Consolas" w:hAnsi="Consolas"/>
-          <w:color w:val="1F2937"/>
-          <w:sz w:val="18"/>
-          <w:szCs w:val="18"/>
-        </w:rPr>
-        <w:t xml:space="preserve">  id uuid primary key default gen_random_uuid(),</w:t>
-      </w:r>
-    </w:p>
-    <w:p>
-      <w:pPr>
-        <w:shd w:fill="F3F4F6" w:val="clear"/>
-        <w:spacing w:after="0" w:before="0" w:line="240"/>
-        <w:ind w:left="120" w:right="120"/>
-      </w:pPr>
-      <w:r>
-        <w:rPr>
-          <w:rFonts w:ascii="Consolas" w:cs="Consolas" w:eastAsia="Consolas" w:hAnsi="Consolas"/>
-          <w:color w:val="1F2937"/>
-          <w:sz w:val="18"/>
-          <w:szCs w:val="18"/>
-        </w:rPr>
-        <w:t xml:space="preserve">  user_id uuid not null references auth.users(id) on delete cascade,</w:t>
-      </w:r>
-    </w:p>
-    <w:p>
-      <w:pPr>
-        <w:shd w:fill="F3F4F6" w:val="clear"/>
-        <w:spacing w:after="0" w:before="0" w:line="240"/>
-        <w:ind w:left="120" w:right="120"/>
-      </w:pPr>
-      <w:r>
-        <w:rPr>
-          <w:rFonts w:ascii="Consolas" w:cs="Consolas" w:eastAsia="Consolas" w:hAnsi="Consolas"/>
-          <w:color w:val="1F2937"/>
-          <w:sz w:val="18"/>
-          <w:szCs w:val="18"/>
-        </w:rPr>
-        <w:t xml:space="preserve">  channel text not null, sender text, body text, sentiment text, is_lead boolean default false, suggested_reply text, assigned_to text,</w:t>
-      </w:r>
-    </w:p>
-    <w:p>
-      <w:pPr>
-        <w:shd w:fill="F3F4F6" w:val="clear"/>
-        <w:spacing w:after="0" w:before="0" w:line="240"/>
-        <w:ind w:left="120" w:right="120"/>
-      </w:pPr>
-      <w:r>
-        <w:rPr>
-          <w:rFonts w:ascii="Consolas" w:cs="Consolas" w:eastAsia="Consolas" w:hAnsi="Consolas"/>
-          <w:color w:val="1F2937"/>
-          <w:sz w:val="18"/>
-          <w:szCs w:val="18"/>
-        </w:rPr>
-        <w:t xml:space="preserve">  created_at timestamptz not null default now()</w:t>
-      </w:r>
-    </w:p>
-    <w:p>
-      <w:pPr>
-        <w:shd w:fill="F3F4F6" w:val="clear"/>
-        <w:spacing w:after="0" w:before="0" w:line="240"/>
-        <w:ind w:left="120" w:right="120"/>
-      </w:pPr>
-      <w:r>
-        <w:rPr>
-          <w:rFonts w:ascii="Consolas" w:cs="Consolas" w:eastAsia="Consolas" w:hAnsi="Consolas"/>
-          <w:color w:val="1F2937"/>
-          <w:sz w:val="18"/>
-          <w:szCs w:val="18"/>
-        </w:rPr>
-        <w:t xml:space="preserve">);</w:t>
-      </w:r>
-    </w:p>
-    <w:p>
-      <w:pPr>
-        <w:shd w:fill="F3F4F6" w:val="clear"/>
-        <w:spacing w:after="0" w:before="0" w:line="240"/>
-        <w:ind w:left="120" w:right="120"/>
-      </w:pPr>
-      <w:r>
-        <w:rPr>
-          <w:rFonts w:ascii="Consolas" w:cs="Consolas" w:eastAsia="Consolas" w:hAnsi="Consolas"/>
-          <w:color w:val="1F2937"/>
-          <w:sz w:val="18"/>
-          <w:szCs w:val="18"/>
-        </w:rPr>
-        <w:t xml:space="preserve">alter table inbox_messages enable row level security;</w:t>
-      </w:r>
-    </w:p>
-    <w:p>
-      <w:pPr>
-        <w:shd w:fill="F3F4F6" w:val="clear"/>
-        <w:spacing w:after="0" w:before="0" w:line="240"/>
-        <w:ind w:left="120" w:right="120"/>
-      </w:pPr>
-      <w:r>
-        <w:rPr>
-          <w:rFonts w:ascii="Consolas" w:cs="Consolas" w:eastAsia="Consolas" w:hAnsi="Consolas"/>
-          <w:color w:val="1F2937"/>
-          <w:sz w:val="18"/>
-          <w:szCs w:val="18"/>
-        </w:rPr>
-        <w:t xml:space="preserve">create policy "own rows" on inbox_messages for all</w:t>
-      </w:r>
-    </w:p>
-    <w:p>
-      <w:pPr>
-        <w:shd w:fill="F3F4F6" w:val="clear"/>
-        <w:spacing w:after="0" w:before="0" w:line="240"/>
-        <w:ind w:left="120" w:right="120"/>
-      </w:pPr>
-      <w:r>
-        <w:rPr>
-          <w:rFonts w:ascii="Consolas" w:cs="Consolas" w:eastAsia="Consolas" w:hAnsi="Consolas"/>
-          <w:color w:val="1F2937"/>
-          <w:sz w:val="18"/>
-          <w:szCs w:val="18"/>
-        </w:rPr>
-        <w:t xml:space="preserve">  using (auth.uid() = user_id) with check (auth.uid() = user_id);</w:t>
-      </w:r>
-    </w:p>
-    <w:p>
-      <w:pPr>
-        <w:shd w:fill="F3F4F6" w:val="clear"/>
-        <w:spacing w:after="0" w:before="0" w:line="240"/>
-        <w:ind w:left="120" w:right="120"/>
-      </w:pPr>
-      <w:r>
-        <w:rPr>
-          <w:rFonts w:ascii="Consolas" w:cs="Consolas" w:eastAsia="Consolas" w:hAnsi="Consolas"/>
-          <w:color w:val="1F2937"/>
-          <w:sz w:val="18"/>
-          <w:szCs w:val="18"/>
-        </w:rPr>
-        <w:t xml:space="preserve"> </w:t>
-      </w:r>
-    </w:p>
-    <w:p>
-      <w:pPr>
-        <w:shd w:fill="F3F4F6" w:val="clear"/>
-        <w:spacing w:after="0" w:before="0" w:line="240"/>
-        <w:ind w:left="120" w:right="120"/>
-      </w:pPr>
-      <w:r>
-        <w:rPr>
-          <w:rFonts w:ascii="Consolas" w:cs="Consolas" w:eastAsia="Consolas" w:hAnsi="Consolas"/>
-          <w:color w:val="1F2937"/>
-          <w:sz w:val="18"/>
-          <w:szCs w:val="18"/>
-        </w:rPr>
-        <w:t xml:space="preserve">-- leads</w:t>
-      </w:r>
-    </w:p>
-    <w:p>
-      <w:pPr>
-        <w:shd w:fill="F3F4F6" w:val="clear"/>
-        <w:spacing w:after="0" w:before="0" w:line="240"/>
-        <w:ind w:left="120" w:right="120"/>
-      </w:pPr>
-      <w:r>
-        <w:rPr>
-          <w:rFonts w:ascii="Consolas" w:cs="Consolas" w:eastAsia="Consolas" w:hAnsi="Consolas"/>
-          <w:color w:val="1F2937"/>
-          <w:sz w:val="18"/>
-          <w:szCs w:val="18"/>
-        </w:rPr>
-        <w:t xml:space="preserve">create table leads (</w:t>
-      </w:r>
-    </w:p>
-    <w:p>
-      <w:pPr>
-        <w:shd w:fill="F3F4F6" w:val="clear"/>
-        <w:spacing w:after="0" w:before="0" w:line="240"/>
-        <w:ind w:left="120" w:right="120"/>
-      </w:pPr>
-      <w:r>
-        <w:rPr>
-          <w:rFonts w:ascii="Consolas" w:cs="Consolas" w:eastAsia="Consolas" w:hAnsi="Consolas"/>
-          <w:color w:val="1F2937"/>
-          <w:sz w:val="18"/>
-          <w:szCs w:val="18"/>
-        </w:rPr>
-        <w:t xml:space="preserve">  id uuid primary key default gen_random_uuid(),</w:t>
-      </w:r>
-    </w:p>
-    <w:p>
-      <w:pPr>
-        <w:shd w:fill="F3F4F6" w:val="clear"/>
-        <w:spacing w:after="0" w:before="0" w:line="240"/>
-        <w:ind w:left="120" w:right="120"/>
-      </w:pPr>
-      <w:r>
-        <w:rPr>
-          <w:rFonts w:ascii="Consolas" w:cs="Consolas" w:eastAsia="Consolas" w:hAnsi="Consolas"/>
-          <w:color w:val="1F2937"/>
-          <w:sz w:val="18"/>
-          <w:szCs w:val="18"/>
-        </w:rPr>
-        <w:t xml:space="preserve">  user_id uuid not null references auth.users(id) on delete cascade,</w:t>
-      </w:r>
-    </w:p>
-    <w:p>
-      <w:pPr>
-        <w:shd w:fill="F3F4F6" w:val="clear"/>
-        <w:spacing w:after="0" w:before="0" w:line="240"/>
-        <w:ind w:left="120" w:right="120"/>
-      </w:pPr>
-      <w:r>
-        <w:rPr>
-          <w:rFonts w:ascii="Consolas" w:cs="Consolas" w:eastAsia="Consolas" w:hAnsi="Consolas"/>
-          <w:color w:val="1F2937"/>
-          <w:sz w:val="18"/>
-          <w:szCs w:val="18"/>
-        </w:rPr>
-        <w:t xml:space="preserve">  campaign_id uuid, name text, contact text, source text, score text not null default 'cold', status text not null default 'new', assigned_to text, timeline jsonb,</w:t>
-      </w:r>
-    </w:p>
-    <w:p>
-      <w:pPr>
-        <w:shd w:fill="F3F4F6" w:val="clear"/>
-        <w:spacing w:after="0" w:before="0" w:line="240"/>
-        <w:ind w:left="120" w:right="120"/>
-      </w:pPr>
-      <w:r>
-        <w:rPr>
-          <w:rFonts w:ascii="Consolas" w:cs="Consolas" w:eastAsia="Consolas" w:hAnsi="Consolas"/>
-          <w:color w:val="1F2937"/>
-          <w:sz w:val="18"/>
-          <w:szCs w:val="18"/>
-        </w:rPr>
-        <w:t xml:space="preserve">  created_at timestamptz not null default now()</w:t>
-      </w:r>
-    </w:p>
-    <w:p>
-      <w:pPr>
-        <w:shd w:fill="F3F4F6" w:val="clear"/>
-        <w:spacing w:after="0" w:before="0" w:line="240"/>
-        <w:ind w:left="120" w:right="120"/>
-      </w:pPr>
-      <w:r>
-        <w:rPr>
-          <w:rFonts w:ascii="Consolas" w:cs="Consolas" w:eastAsia="Consolas" w:hAnsi="Consolas"/>
-          <w:color w:val="1F2937"/>
-          <w:sz w:val="18"/>
-          <w:szCs w:val="18"/>
-        </w:rPr>
-        <w:t xml:space="preserve">);</w:t>
-      </w:r>
-    </w:p>
-    <w:p>
-      <w:pPr>
-        <w:shd w:fill="F3F4F6" w:val="clear"/>
-        <w:spacing w:after="0" w:before="0" w:line="240"/>
-        <w:ind w:left="120" w:right="120"/>
-      </w:pPr>
-      <w:r>
-        <w:rPr>
-          <w:rFonts w:ascii="Consolas" w:cs="Consolas" w:eastAsia="Consolas" w:hAnsi="Consolas"/>
-          <w:color w:val="1F2937"/>
-          <w:sz w:val="18"/>
-          <w:szCs w:val="18"/>
-        </w:rPr>
-        <w:t xml:space="preserve">alter table leads enable row level security;</w:t>
-      </w:r>
-    </w:p>
-    <w:p>
-      <w:pPr>
-        <w:shd w:fill="F3F4F6" w:val="clear"/>
-        <w:spacing w:after="0" w:before="0" w:line="240"/>
-        <w:ind w:left="120" w:right="120"/>
-      </w:pPr>
-      <w:r>
-        <w:rPr>
-          <w:rFonts w:ascii="Consolas" w:cs="Consolas" w:eastAsia="Consolas" w:hAnsi="Consolas"/>
-          <w:color w:val="1F2937"/>
-          <w:sz w:val="18"/>
-          <w:szCs w:val="18"/>
-        </w:rPr>
-        <w:t xml:space="preserve">create policy "own rows" on leads for all</w:t>
-      </w:r>
-    </w:p>
-    <w:p>
-      <w:pPr>
-        <w:shd w:fill="F3F4F6" w:val="clear"/>
-        <w:spacing w:after="0" w:before="0" w:line="240"/>
-        <w:ind w:left="120" w:right="120"/>
-      </w:pPr>
-      <w:r>
-        <w:rPr>
-          <w:rFonts w:ascii="Consolas" w:cs="Consolas" w:eastAsia="Consolas" w:hAnsi="Consolas"/>
-          <w:color w:val="1F2937"/>
-          <w:sz w:val="18"/>
-          <w:szCs w:val="18"/>
-        </w:rPr>
-        <w:t xml:space="preserve">  using (auth.uid() = user_id) with check (auth.uid() = user_id);</w:t>
-      </w:r>
-    </w:p>
-    <w:p>
-      <w:pPr>
-        <w:shd w:fill="F3F4F6" w:val="clear"/>
-        <w:spacing w:after="0" w:before="0" w:line="240"/>
-        <w:ind w:left="120" w:right="120"/>
-      </w:pPr>
-      <w:r>
-        <w:rPr>
-          <w:rFonts w:ascii="Consolas" w:cs="Consolas" w:eastAsia="Consolas" w:hAnsi="Consolas"/>
-          <w:color w:val="1F2937"/>
-          <w:sz w:val="18"/>
-          <w:szCs w:val="18"/>
-        </w:rPr>
-        <w:t xml:space="preserve"> </w:t>
-      </w:r>
-    </w:p>
-    <w:p>
-      <w:pPr>
-        <w:shd w:fill="F3F4F6" w:val="clear"/>
-        <w:spacing w:after="0" w:before="0" w:line="240"/>
-        <w:ind w:left="120" w:right="120"/>
-      </w:pPr>
-      <w:r>
-        <w:rPr>
-          <w:rFonts w:ascii="Consolas" w:cs="Consolas" w:eastAsia="Consolas" w:hAnsi="Consolas"/>
-          <w:color w:val="1F2937"/>
-          <w:sz w:val="18"/>
-          <w:szCs w:val="18"/>
-        </w:rPr>
-        <w:t xml:space="preserve">-- trends</w:t>
-      </w:r>
-    </w:p>
-    <w:p>
-      <w:pPr>
-        <w:shd w:fill="F3F4F6" w:val="clear"/>
-        <w:spacing w:after="0" w:before="0" w:line="240"/>
-        <w:ind w:left="120" w:right="120"/>
-      </w:pPr>
-      <w:r>
-        <w:rPr>
-          <w:rFonts w:ascii="Consolas" w:cs="Consolas" w:eastAsia="Consolas" w:hAnsi="Consolas"/>
-          <w:color w:val="1F2937"/>
-          <w:sz w:val="18"/>
-          <w:szCs w:val="18"/>
-        </w:rPr>
-        <w:t xml:space="preserve">create table trends (</w:t>
-      </w:r>
-    </w:p>
-    <w:p>
-      <w:pPr>
-        <w:shd w:fill="F3F4F6" w:val="clear"/>
-        <w:spacing w:after="0" w:before="0" w:line="240"/>
-        <w:ind w:left="120" w:right="120"/>
-      </w:pPr>
-      <w:r>
-        <w:rPr>
-          <w:rFonts w:ascii="Consolas" w:cs="Consolas" w:eastAsia="Consolas" w:hAnsi="Consolas"/>
-          <w:color w:val="1F2937"/>
-          <w:sz w:val="18"/>
-          <w:szCs w:val="18"/>
-        </w:rPr>
-        <w:t xml:space="preserve">  id uuid primary key default gen_random_uuid(),</w:t>
-      </w:r>
-    </w:p>
-    <w:p>
-      <w:pPr>
-        <w:shd w:fill="F3F4F6" w:val="clear"/>
-        <w:spacing w:after="0" w:before="0" w:line="240"/>
-        <w:ind w:left="120" w:right="120"/>
-      </w:pPr>
-      <w:r>
-        <w:rPr>
-          <w:rFonts w:ascii="Consolas" w:cs="Consolas" w:eastAsia="Consolas" w:hAnsi="Consolas"/>
-          <w:color w:val="1F2937"/>
-          <w:sz w:val="18"/>
-          <w:szCs w:val="18"/>
-        </w:rPr>
-        <w:t xml:space="preserve">  user_id uuid not null references auth.users(id) on delete cascade,</w:t>
-      </w:r>
-    </w:p>
-    <w:p>
-      <w:pPr>
-        <w:shd w:fill="F3F4F6" w:val="clear"/>
-        <w:spacing w:after="0" w:before="0" w:line="240"/>
-        <w:ind w:left="120" w:right="120"/>
-      </w:pPr>
-      <w:r>
-        <w:rPr>
-          <w:rFonts w:ascii="Consolas" w:cs="Consolas" w:eastAsia="Consolas" w:hAnsi="Consolas"/>
-          <w:color w:val="1F2937"/>
-          <w:sz w:val="18"/>
-          <w:szCs w:val="18"/>
-        </w:rPr>
-        <w:t xml:space="preserve">  topic text not null, source text, opportunity text, competitor text,</w:t>
-      </w:r>
-    </w:p>
-    <w:p>
-      <w:pPr>
-        <w:shd w:fill="F3F4F6" w:val="clear"/>
-        <w:spacing w:after="0" w:before="0" w:line="240"/>
-        <w:ind w:left="120" w:right="120"/>
-      </w:pPr>
-      <w:r>
-        <w:rPr>
-          <w:rFonts w:ascii="Consolas" w:cs="Consolas" w:eastAsia="Consolas" w:hAnsi="Consolas"/>
-          <w:color w:val="1F2937"/>
-          <w:sz w:val="18"/>
-          <w:szCs w:val="18"/>
-        </w:rPr>
-        <w:t xml:space="preserve">  created_at timestamptz not null default now()</w:t>
-      </w:r>
-    </w:p>
-    <w:p>
-      <w:pPr>
-        <w:shd w:fill="F3F4F6" w:val="clear"/>
-        <w:spacing w:after="0" w:before="0" w:line="240"/>
-        <w:ind w:left="120" w:right="120"/>
-      </w:pPr>
-      <w:r>
-        <w:rPr>
-          <w:rFonts w:ascii="Consolas" w:cs="Consolas" w:eastAsia="Consolas" w:hAnsi="Consolas"/>
-          <w:color w:val="1F2937"/>
-          <w:sz w:val="18"/>
-          <w:szCs w:val="18"/>
-        </w:rPr>
-        <w:t xml:space="preserve">);</w:t>
-      </w:r>
-    </w:p>
-    <w:p>
-      <w:pPr>
-        <w:shd w:fill="F3F4F6" w:val="clear"/>
-        <w:spacing w:after="0" w:before="0" w:line="240"/>
-        <w:ind w:left="120" w:right="120"/>
-      </w:pPr>
-      <w:r>
-        <w:rPr>
-          <w:rFonts w:ascii="Consolas" w:cs="Consolas" w:eastAsia="Consolas" w:hAnsi="Consolas"/>
-          <w:color w:val="1F2937"/>
-          <w:sz w:val="18"/>
-          <w:szCs w:val="18"/>
-        </w:rPr>
-        <w:t xml:space="preserve">alter table trends enable row level security;</w:t>
-      </w:r>
-    </w:p>
-    <w:p>
-      <w:pPr>
-        <w:shd w:fill="F3F4F6" w:val="clear"/>
-        <w:spacing w:after="0" w:before="0" w:line="240"/>
-        <w:ind w:left="120" w:right="120"/>
-      </w:pPr>
-      <w:r>
-        <w:rPr>
-          <w:rFonts w:ascii="Consolas" w:cs="Consolas" w:eastAsia="Consolas" w:hAnsi="Consolas"/>
-          <w:color w:val="1F2937"/>
-          <w:sz w:val="18"/>
-          <w:szCs w:val="18"/>
-        </w:rPr>
-        <w:t xml:space="preserve">create policy "own rows" on trends for all</w:t>
-      </w:r>
-    </w:p>
-    <w:p>
-      <w:pPr>
-        <w:shd w:fill="F3F4F6" w:val="clear"/>
-        <w:spacing w:after="0" w:before="0" w:line="240"/>
-        <w:ind w:left="120" w:right="120"/>
-      </w:pPr>
-      <w:r>
-        <w:rPr>
-          <w:rFonts w:ascii="Consolas" w:cs="Consolas" w:eastAsia="Consolas" w:hAnsi="Consolas"/>
-          <w:color w:val="1F2937"/>
-          <w:sz w:val="18"/>
-          <w:szCs w:val="18"/>
-        </w:rPr>
-        <w:t xml:space="preserve">  using (auth.uid() = user_id) with check (auth.uid() = user_id);</w:t>
-      </w:r>
-    </w:p>
-    <w:p>
-      <w:pPr>
-        <w:shd w:fill="F3F4F6" w:val="clear"/>
-        <w:spacing w:after="0" w:before="0" w:line="240"/>
-        <w:ind w:left="120" w:right="120"/>
-      </w:pPr>
-      <w:r>
-        <w:rPr>
-          <w:rFonts w:ascii="Consolas" w:cs="Consolas" w:eastAsia="Consolas" w:hAnsi="Consolas"/>
-          <w:color w:val="1F2937"/>
-          <w:sz w:val="18"/>
-          <w:szCs w:val="18"/>
-        </w:rPr>
-        <w:t xml:space="preserve"> </w:t>
-      </w:r>
-    </w:p>
-    <w:p>
-      <w:pPr>
-        <w:shd w:fill="F3F4F6" w:val="clear"/>
-        <w:spacing w:after="0" w:before="0" w:line="240"/>
-        <w:ind w:left="120" w:right="120"/>
-      </w:pPr>
-      <w:r>
-        <w:rPr>
-          <w:rFonts w:ascii="Consolas" w:cs="Consolas" w:eastAsia="Consolas" w:hAnsi="Consolas"/>
-          <w:color w:val="1F2937"/>
-          <w:sz w:val="18"/>
-          <w:szCs w:val="18"/>
-        </w:rPr>
-        <w:t xml:space="preserve">-- competitors</w:t>
-      </w:r>
-    </w:p>
-    <w:p>
-      <w:pPr>
-        <w:shd w:fill="F3F4F6" w:val="clear"/>
-        <w:spacing w:after="0" w:before="0" w:line="240"/>
-        <w:ind w:left="120" w:right="120"/>
-      </w:pPr>
-      <w:r>
-        <w:rPr>
-          <w:rFonts w:ascii="Consolas" w:cs="Consolas" w:eastAsia="Consolas" w:hAnsi="Consolas"/>
-          <w:color w:val="1F2937"/>
-          <w:sz w:val="18"/>
-          <w:szCs w:val="18"/>
-        </w:rPr>
-        <w:t xml:space="preserve">create table competitors (</w:t>
-      </w:r>
-    </w:p>
-    <w:p>
-      <w:pPr>
-        <w:shd w:fill="F3F4F6" w:val="clear"/>
-        <w:spacing w:after="0" w:before="0" w:line="240"/>
-        <w:ind w:left="120" w:right="120"/>
-      </w:pPr>
-      <w:r>
-        <w:rPr>
-          <w:rFonts w:ascii="Consolas" w:cs="Consolas" w:eastAsia="Consolas" w:hAnsi="Consolas"/>
-          <w:color w:val="1F2937"/>
-          <w:sz w:val="18"/>
-          <w:szCs w:val="18"/>
-        </w:rPr>
-        <w:t xml:space="preserve">  id uuid primary key default gen_random_uuid(),</w:t>
-      </w:r>
-    </w:p>
-    <w:p>
-      <w:pPr>
-        <w:shd w:fill="F3F4F6" w:val="clear"/>
-        <w:spacing w:after="0" w:before="0" w:line="240"/>
-        <w:ind w:left="120" w:right="120"/>
-      </w:pPr>
-      <w:r>
-        <w:rPr>
-          <w:rFonts w:ascii="Consolas" w:cs="Consolas" w:eastAsia="Consolas" w:hAnsi="Consolas"/>
-          <w:color w:val="1F2937"/>
-          <w:sz w:val="18"/>
-          <w:szCs w:val="18"/>
-        </w:rPr>
-        <w:t xml:space="preserve">  user_id uuid not null references auth.users(id) on delete cascade,</w:t>
-      </w:r>
-    </w:p>
-    <w:p>
-      <w:pPr>
-        <w:shd w:fill="F3F4F6" w:val="clear"/>
-        <w:spacing w:after="0" w:before="0" w:line="240"/>
-        <w:ind w:left="120" w:right="120"/>
-      </w:pPr>
-      <w:r>
-        <w:rPr>
-          <w:rFonts w:ascii="Consolas" w:cs="Consolas" w:eastAsia="Consolas" w:hAnsi="Consolas"/>
-          <w:color w:val="1F2937"/>
-          <w:sz w:val="18"/>
-          <w:szCs w:val="18"/>
-        </w:rPr>
-        <w:t xml:space="preserve">  name text not null, market_share numeric, sentiment text, status text default 'monitoring',</w:t>
-      </w:r>
-    </w:p>
-    <w:p>
-      <w:pPr>
-        <w:shd w:fill="F3F4F6" w:val="clear"/>
-        <w:spacing w:after="0" w:before="0" w:line="240"/>
-        <w:ind w:left="120" w:right="120"/>
-      </w:pPr>
-      <w:r>
-        <w:rPr>
-          <w:rFonts w:ascii="Consolas" w:cs="Consolas" w:eastAsia="Consolas" w:hAnsi="Consolas"/>
-          <w:color w:val="1F2937"/>
-          <w:sz w:val="18"/>
-          <w:szCs w:val="18"/>
-        </w:rPr>
-        <w:t xml:space="preserve">  created_at timestamptz not null default now()</w:t>
-      </w:r>
-    </w:p>
-    <w:p>
-      <w:pPr>
-        <w:shd w:fill="F3F4F6" w:val="clear"/>
-        <w:spacing w:after="0" w:before="0" w:line="240"/>
-        <w:ind w:left="120" w:right="120"/>
-      </w:pPr>
-      <w:r>
-        <w:rPr>
-          <w:rFonts w:ascii="Consolas" w:cs="Consolas" w:eastAsia="Consolas" w:hAnsi="Consolas"/>
-          <w:color w:val="1F2937"/>
-          <w:sz w:val="18"/>
-          <w:szCs w:val="18"/>
-        </w:rPr>
-        <w:t xml:space="preserve">);</w:t>
-      </w:r>
-    </w:p>
-    <w:p>
-      <w:pPr>
-        <w:shd w:fill="F3F4F6" w:val="clear"/>
-        <w:spacing w:after="0" w:before="0" w:line="240"/>
-        <w:ind w:left="120" w:right="120"/>
-      </w:pPr>
-      <w:r>
-        <w:rPr>
-          <w:rFonts w:ascii="Consolas" w:cs="Consolas" w:eastAsia="Consolas" w:hAnsi="Consolas"/>
-          <w:color w:val="1F2937"/>
-          <w:sz w:val="18"/>
-          <w:szCs w:val="18"/>
-        </w:rPr>
-        <w:t xml:space="preserve">alter table competitors enable row level security;</w:t>
-      </w:r>
-    </w:p>
-    <w:p>
-      <w:pPr>
-        <w:shd w:fill="F3F4F6" w:val="clear"/>
-        <w:spacing w:after="0" w:before="0" w:line="240"/>
-        <w:ind w:left="120" w:right="120"/>
-      </w:pPr>
-      <w:r>
-        <w:rPr>
-          <w:rFonts w:ascii="Consolas" w:cs="Consolas" w:eastAsia="Consolas" w:hAnsi="Consolas"/>
-          <w:color w:val="1F2937"/>
-          <w:sz w:val="18"/>
-          <w:szCs w:val="18"/>
-        </w:rPr>
-        <w:t xml:space="preserve">create policy "own rows" on competitors for all</w:t>
-      </w:r>
-    </w:p>
-    <w:p>
-      <w:pPr>
-        <w:shd w:fill="F3F4F6" w:val="clear"/>
-        <w:spacing w:after="0" w:before="0" w:line="240"/>
-        <w:ind w:left="120" w:right="120"/>
-      </w:pPr>
-      <w:r>
-        <w:rPr>
-          <w:rFonts w:ascii="Consolas" w:cs="Consolas" w:eastAsia="Consolas" w:hAnsi="Consolas"/>
-          <w:color w:val="1F2937"/>
-          <w:sz w:val="18"/>
-          <w:szCs w:val="18"/>
-        </w:rPr>
-        <w:t xml:space="preserve">  using (auth.uid() = user_id) with check (auth.uid() = user_id);</w:t>
-      </w:r>
-    </w:p>
-    <w:p>
-      <w:pPr>
-        <w:shd w:fill="F3F4F6" w:val="clear"/>
-        <w:spacing w:after="0" w:before="0" w:line="240"/>
-        <w:ind w:left="120" w:right="120"/>
-      </w:pPr>
-      <w:r>
-        <w:rPr>
-          <w:rFonts w:ascii="Consolas" w:cs="Consolas" w:eastAsia="Consolas" w:hAnsi="Consolas"/>
-          <w:color w:val="1F2937"/>
-          <w:sz w:val="18"/>
-          <w:szCs w:val="18"/>
-        </w:rPr>
-        <w:t xml:space="preserve"> </w:t>
-      </w:r>
-    </w:p>
-    <w:p>
-      <w:pPr>
-        <w:shd w:fill="F3F4F6" w:val="clear"/>
-        <w:spacing w:after="0" w:before="0" w:line="240"/>
-        <w:ind w:left="120" w:right="120"/>
-      </w:pPr>
-      <w:r>
-        <w:rPr>
-          <w:rFonts w:ascii="Consolas" w:cs="Consolas" w:eastAsia="Consolas" w:hAnsi="Consolas"/>
-          <w:color w:val="1F2937"/>
-          <w:sz w:val="18"/>
-          <w:szCs w:val="18"/>
-        </w:rPr>
-        <w:t xml:space="preserve">-- maya_messages</w:t>
-      </w:r>
-    </w:p>
-    <w:p>
-      <w:pPr>
-        <w:shd w:fill="F3F4F6" w:val="clear"/>
-        <w:spacing w:after="0" w:before="0" w:line="240"/>
-        <w:ind w:left="120" w:right="120"/>
-      </w:pPr>
-      <w:r>
-        <w:rPr>
-          <w:rFonts w:ascii="Consolas" w:cs="Consolas" w:eastAsia="Consolas" w:hAnsi="Consolas"/>
-          <w:color w:val="1F2937"/>
-          <w:sz w:val="18"/>
-          <w:szCs w:val="18"/>
-        </w:rPr>
-        <w:t xml:space="preserve">create table maya_messages (</w:t>
-      </w:r>
-    </w:p>
-    <w:p>
-      <w:pPr>
-        <w:shd w:fill="F3F4F6" w:val="clear"/>
-        <w:spacing w:after="0" w:before="0" w:line="240"/>
-        <w:ind w:left="120" w:right="120"/>
-      </w:pPr>
-      <w:r>
-        <w:rPr>
-          <w:rFonts w:ascii="Consolas" w:cs="Consolas" w:eastAsia="Consolas" w:hAnsi="Consolas"/>
-          <w:color w:val="1F2937"/>
-          <w:sz w:val="18"/>
-          <w:szCs w:val="18"/>
-        </w:rPr>
-        <w:t xml:space="preserve">  id uuid primary key default gen_random_uuid(),</w:t>
-      </w:r>
-    </w:p>
-    <w:p>
-      <w:pPr>
-        <w:shd w:fill="F3F4F6" w:val="clear"/>
-        <w:spacing w:after="0" w:before="0" w:line="240"/>
-        <w:ind w:left="120" w:right="120"/>
-      </w:pPr>
-      <w:r>
-        <w:rPr>
-          <w:rFonts w:ascii="Consolas" w:cs="Consolas" w:eastAsia="Consolas" w:hAnsi="Consolas"/>
-          <w:color w:val="1F2937"/>
-          <w:sz w:val="18"/>
-          <w:szCs w:val="18"/>
-        </w:rPr>
-        <w:t xml:space="preserve">  user_id uuid not null references auth.users(id) on delete cascade,</w:t>
-      </w:r>
-    </w:p>
-    <w:p>
-      <w:pPr>
-        <w:shd w:fill="F3F4F6" w:val="clear"/>
-        <w:spacing w:after="0" w:before="0" w:line="240"/>
-        <w:ind w:left="120" w:right="120"/>
-      </w:pPr>
-      <w:r>
-        <w:rPr>
-          <w:rFonts w:ascii="Consolas" w:cs="Consolas" w:eastAsia="Consolas" w:hAnsi="Consolas"/>
-          <w:color w:val="1F2937"/>
-          <w:sz w:val="18"/>
-          <w:szCs w:val="18"/>
-        </w:rPr>
-        <w:t xml:space="preserve">  role text not null, content text not null, page_context text,</w:t>
-      </w:r>
-    </w:p>
-    <w:p>
-      <w:pPr>
-        <w:shd w:fill="F3F4F6" w:val="clear"/>
-        <w:spacing w:after="0" w:before="0" w:line="240"/>
-        <w:ind w:left="120" w:right="120"/>
-      </w:pPr>
-      <w:r>
-        <w:rPr>
-          <w:rFonts w:ascii="Consolas" w:cs="Consolas" w:eastAsia="Consolas" w:hAnsi="Consolas"/>
-          <w:color w:val="1F2937"/>
-          <w:sz w:val="18"/>
-          <w:szCs w:val="18"/>
-        </w:rPr>
-        <w:t xml:space="preserve">  created_at timestamptz not null default now()</w:t>
-      </w:r>
-    </w:p>
-    <w:p>
-      <w:pPr>
-        <w:shd w:fill="F3F4F6" w:val="clear"/>
-        <w:spacing w:after="0" w:before="0" w:line="240"/>
-        <w:ind w:left="120" w:right="120"/>
-      </w:pPr>
-      <w:r>
-        <w:rPr>
-          <w:rFonts w:ascii="Consolas" w:cs="Consolas" w:eastAsia="Consolas" w:hAnsi="Consolas"/>
-          <w:color w:val="1F2937"/>
-          <w:sz w:val="18"/>
-          <w:szCs w:val="18"/>
-        </w:rPr>
-        <w:t xml:space="preserve">);</w:t>
-      </w:r>
-    </w:p>
-    <w:p>
-      <w:pPr>
-        <w:shd w:fill="F3F4F6" w:val="clear"/>
-        <w:spacing w:after="0" w:before="0" w:line="240"/>
-        <w:ind w:left="120" w:right="120"/>
-      </w:pPr>
-      <w:r>
-        <w:rPr>
-          <w:rFonts w:ascii="Consolas" w:cs="Consolas" w:eastAsia="Consolas" w:hAnsi="Consolas"/>
-          <w:color w:val="1F2937"/>
-          <w:sz w:val="18"/>
-          <w:szCs w:val="18"/>
-        </w:rPr>
-        <w:t xml:space="preserve">alter table maya_messages enable row level security;</w:t>
-      </w:r>
-    </w:p>
-    <w:p>
-      <w:pPr>
-        <w:shd w:fill="F3F4F6" w:val="clear"/>
-        <w:spacing w:after="0" w:before="0" w:line="240"/>
-        <w:ind w:left="120" w:right="120"/>
-      </w:pPr>
-      <w:r>
-        <w:rPr>
-          <w:rFonts w:ascii="Consolas" w:cs="Consolas" w:eastAsia="Consolas" w:hAnsi="Consolas"/>
-          <w:color w:val="1F2937"/>
-          <w:sz w:val="18"/>
-          <w:szCs w:val="18"/>
-        </w:rPr>
-        <w:t xml:space="preserve">create policy "own rows" on maya_messages for all</w:t>
-      </w:r>
-    </w:p>
-    <w:p>
-      <w:pPr>
-        <w:shd w:fill="F3F4F6" w:val="clear"/>
-        <w:spacing w:after="0" w:before="0" w:line="240"/>
-        <w:ind w:left="120" w:right="120"/>
-      </w:pPr>
-      <w:r>
-        <w:rPr>
-          <w:rFonts w:ascii="Consolas" w:cs="Consolas" w:eastAsia="Consolas" w:hAnsi="Consolas"/>
-          <w:color w:val="1F2937"/>
-          <w:sz w:val="18"/>
-          <w:szCs w:val="18"/>
-        </w:rPr>
-        <w:t xml:space="preserve">  using (auth.uid() = user_id) with check (auth.uid() = user_id);</w:t>
-      </w:r>
-    </w:p>
-    <w:p>
-      <w:pPr>
-        <w:shd w:fill="F3F4F6" w:val="clear"/>
-        <w:spacing w:after="0" w:before="0" w:line="240"/>
-        <w:ind w:left="120" w:right="120"/>
-      </w:pPr>
-      <w:r>
-        <w:rPr>
-          <w:rFonts w:ascii="Consolas" w:cs="Consolas" w:eastAsia="Consolas" w:hAnsi="Consolas"/>
-          <w:color w:val="1F2937"/>
-          <w:sz w:val="18"/>
-          <w:szCs w:val="18"/>
-        </w:rPr>
-        <w:t xml:space="preserve"> </w:t>
-      </w:r>
-    </w:p>
-    <w:p>
-      <w:pPr>
-        <w:shd w:fill="F3F4F6" w:val="clear"/>
-        <w:spacing w:after="0" w:before="0" w:line="240"/>
-        <w:ind w:left="120" w:right="120"/>
-      </w:pPr>
-      <w:r>
-        <w:rPr>
-          <w:rFonts w:ascii="Consolas" w:cs="Consolas" w:eastAsia="Consolas" w:hAnsi="Consolas"/>
-          <w:color w:val="1F2937"/>
-          <w:sz w:val="18"/>
-          <w:szCs w:val="18"/>
-        </w:rPr>
-        <w:t xml:space="preserve">-- activity</w:t>
-      </w:r>
-    </w:p>
-    <w:p>
-      <w:pPr>
-        <w:shd w:fill="F3F4F6" w:val="clear"/>
-        <w:spacing w:after="0" w:before="0" w:line="240"/>
-        <w:ind w:left="120" w:right="120"/>
-      </w:pPr>
-      <w:r>
-        <w:rPr>
-          <w:rFonts w:ascii="Consolas" w:cs="Consolas" w:eastAsia="Consolas" w:hAnsi="Consolas"/>
-          <w:color w:val="1F2937"/>
-          <w:sz w:val="18"/>
-          <w:szCs w:val="18"/>
-        </w:rPr>
-        <w:t xml:space="preserve">create table activity (</w:t>
-      </w:r>
-    </w:p>
-    <w:p>
-      <w:pPr>
-        <w:shd w:fill="F3F4F6" w:val="clear"/>
-        <w:spacing w:after="0" w:before="0" w:line="240"/>
-        <w:ind w:left="120" w:right="120"/>
-      </w:pPr>
-      <w:r>
-        <w:rPr>
-          <w:rFonts w:ascii="Consolas" w:cs="Consolas" w:eastAsia="Consolas" w:hAnsi="Consolas"/>
-          <w:color w:val="1F2937"/>
-          <w:sz w:val="18"/>
-          <w:szCs w:val="18"/>
-        </w:rPr>
-        <w:t xml:space="preserve">  id uuid primary key default gen_random_uuid(),</w:t>
-      </w:r>
-    </w:p>
-    <w:p>
-      <w:pPr>
-        <w:shd w:fill="F3F4F6" w:val="clear"/>
-        <w:spacing w:after="0" w:before="0" w:line="240"/>
-        <w:ind w:left="120" w:right="120"/>
-      </w:pPr>
-      <w:r>
-        <w:rPr>
-          <w:rFonts w:ascii="Consolas" w:cs="Consolas" w:eastAsia="Consolas" w:hAnsi="Consolas"/>
-          <w:color w:val="1F2937"/>
-          <w:sz w:val="18"/>
-          <w:szCs w:val="18"/>
-        </w:rPr>
-        <w:t xml:space="preserve">  user_id uuid not null references auth.users(id) on delete cascade,</w:t>
-      </w:r>
-    </w:p>
-    <w:p>
-      <w:pPr>
-        <w:shd w:fill="F3F4F6" w:val="clear"/>
-        <w:spacing w:after="0" w:before="0" w:line="240"/>
-        <w:ind w:left="120" w:right="120"/>
-      </w:pPr>
-      <w:r>
-        <w:rPr>
-          <w:rFonts w:ascii="Consolas" w:cs="Consolas" w:eastAsia="Consolas" w:hAnsi="Consolas"/>
-          <w:color w:val="1F2937"/>
-          <w:sz w:val="18"/>
-          <w:szCs w:val="18"/>
-        </w:rPr>
-        <w:t xml:space="preserve">  kind text not null, label text,</w:t>
-      </w:r>
-    </w:p>
-    <w:p>
-      <w:pPr>
-        <w:shd w:fill="F3F4F6" w:val="clear"/>
-        <w:spacing w:after="0" w:before="0" w:line="240"/>
-        <w:ind w:left="120" w:right="120"/>
-      </w:pPr>
-      <w:r>
-        <w:rPr>
-          <w:rFonts w:ascii="Consolas" w:cs="Consolas" w:eastAsia="Consolas" w:hAnsi="Consolas"/>
-          <w:color w:val="1F2937"/>
-          <w:sz w:val="18"/>
-          <w:szCs w:val="18"/>
-        </w:rPr>
-        <w:t xml:space="preserve">  created_at timestamptz not null default now()</w:t>
-      </w:r>
-    </w:p>
-    <w:p>
-      <w:pPr>
-        <w:shd w:fill="F3F4F6" w:val="clear"/>
-        <w:spacing w:after="0" w:before="0" w:line="240"/>
-        <w:ind w:left="120" w:right="120"/>
-      </w:pPr>
-      <w:r>
-        <w:rPr>
-          <w:rFonts w:ascii="Consolas" w:cs="Consolas" w:eastAsia="Consolas" w:hAnsi="Consolas"/>
-          <w:color w:val="1F2937"/>
-          <w:sz w:val="18"/>
-          <w:szCs w:val="18"/>
-        </w:rPr>
-        <w:t xml:space="preserve">);</w:t>
-      </w:r>
-    </w:p>
-    <w:p>
-      <w:pPr>
-        <w:shd w:fill="F3F4F6" w:val="clear"/>
-        <w:spacing w:after="0" w:before="0" w:line="240"/>
-        <w:ind w:left="120" w:right="120"/>
-      </w:pPr>
-      <w:r>
-        <w:rPr>
-          <w:rFonts w:ascii="Consolas" w:cs="Consolas" w:eastAsia="Consolas" w:hAnsi="Consolas"/>
-          <w:color w:val="1F2937"/>
-          <w:sz w:val="18"/>
-          <w:szCs w:val="18"/>
-        </w:rPr>
-        <w:t xml:space="preserve">alter table activity enable row level security;</w:t>
-      </w:r>
-    </w:p>
-    <w:p>
-      <w:pPr>
-        <w:shd w:fill="F3F4F6" w:val="clear"/>
-        <w:spacing w:after="0" w:before="0" w:line="240"/>
-        <w:ind w:left="120" w:right="120"/>
-      </w:pPr>
-      <w:r>
-        <w:rPr>
-          <w:rFonts w:ascii="Consolas" w:cs="Consolas" w:eastAsia="Consolas" w:hAnsi="Consolas"/>
-          <w:color w:val="1F2937"/>
-          <w:sz w:val="18"/>
-          <w:szCs w:val="18"/>
-        </w:rPr>
-        <w:t xml:space="preserve">create policy "own rows" on activity for all</w:t>
-      </w:r>
-    </w:p>
-    <w:p>
-      <w:pPr>
-        <w:shd w:fill="F3F4F6" w:val="clear"/>
-        <w:spacing w:after="0" w:before="0" w:line="240"/>
-        <w:ind w:left="120" w:right="120"/>
-      </w:pPr>
-      <w:r>
-        <w:rPr>
-          <w:rFonts w:ascii="Consolas" w:cs="Consolas" w:eastAsia="Consolas" w:hAnsi="Consolas"/>
-          <w:color w:val="1F2937"/>
-          <w:sz w:val="18"/>
-          <w:szCs w:val="18"/>
-        </w:rPr>
-        <w:t xml:space="preserve">  using (auth.uid() = user_id) with check (auth.uid() = user_id);</w:t>
-      </w:r>
-    </w:p>
-    <w:p>
-      <w:pPr>
-        <w:shd w:fill="F3F4F6" w:val="clear"/>
-        <w:spacing w:after="0" w:before="0" w:line="240"/>
-        <w:ind w:left="120" w:right="120"/>
-      </w:pPr>
-      <w:r>
-        <w:rPr>
-          <w:rFonts w:ascii="Consolas" w:cs="Consolas" w:eastAsia="Consolas" w:hAnsi="Consolas"/>
-          <w:color w:val="1F2937"/>
-          <w:sz w:val="18"/>
-          <w:szCs w:val="18"/>
-        </w:rPr>
-        <w:t xml:space="preserve"> </w:t>
-      </w:r>
-    </w:p>
-    <w:p>
-      <w:pPr>
-        <w:spacing w:after="120" w:before="0" w:line="276"/>
-      </w:pPr>
-      <w:r>
-        <w:rPr>
-          <w:rFonts w:ascii="Arial" w:cs="Arial" w:eastAsia="Arial" w:hAnsi="Arial"/>
-          <w:b w:val="false"/>
-          <w:bCs w:val="false"/>
-          <w:i/>
-          <w:iCs/>
-          <w:color w:val="6B7280"/>
-          <w:sz w:val="22"/>
-          <w:szCs w:val="22"/>
-        </w:rPr>
-        <w:t xml:space="preserve">You’ll know it worked when: all 12 tables appear in Table Editor, each with the green RLS-enabled badge.</w:t>
-      </w:r>
-    </w:p>
-    <w:p>
-      <w:pPr>
-        <w:spacing w:after="60" w:before="140"/>
-      </w:pPr>
-      <w:r>
-        <w:rPr>
-          <w:rFonts w:ascii="Arial" w:cs="Arial" w:eastAsia="Arial" w:hAnsi="Arial"/>
-          <w:b/>
-          <w:bCs/>
-          <w:color w:val="111827"/>
-          <w:sz w:val="22"/>
-          <w:szCs w:val="22"/>
-        </w:rPr>
-        <w:t xml:space="preserve">Phase 3 — Auth, persona &amp; onboarding</w:t>
+        <w:t xml:space="preserve">Engage group (mock + AI): “Build the Unified Inbox over inbox_messages (seeded), with AI suggest_reply and score_lead; lead detection writes to leads.”</w:t>
       </w:r>
     </w:p>
     <w:p>
@@ -12320,7 +13058,7 @@
         <w:pStyle w:val="ListParagraph"/>
         <w:numPr>
           <w:ilvl w:val="0"/>
-          <w:numId w:val="6"/>
+          <w:numId w:val="8"/>
         </w:numPr>
         <w:spacing w:after="80" w:line="270"/>
       </w:pPr>
@@ -12335,7 +13073,7 @@
           <w:sz w:val="22"/>
           <w:szCs w:val="22"/>
         </w:rPr>
-        <w:t xml:space="preserve">In Supabase → Authentication → Providers, enable Email.</w:t>
+        <w:t xml:space="preserve">Learn group: “Build Trend Radar (trends, with trend_ideas), Competitor Intelligence (competitors), Analytics (stats from activity + an AI recommendation).”</w:t>
       </w:r>
     </w:p>
     <w:p>
@@ -12343,7 +13081,7 @@
         <w:pStyle w:val="ListParagraph"/>
         <w:numPr>
           <w:ilvl w:val="0"/>
-          <w:numId w:val="6"/>
+          <w:numId w:val="8"/>
         </w:numPr>
         <w:spacing w:after="80" w:line="270"/>
       </w:pPr>
@@ -12358,7 +13096,7 @@
           <w:sz w:val="22"/>
           <w:szCs w:val="22"/>
         </w:rPr>
-        <w:t xml:space="preserve">Tell the agent: “Add Supabase email sign-up/sign-in/reset, gate the app behind auth, and after first sign-up insert a profiles row, then run an onboarding wizard: pick persona, then enter a website URL for Business DNA.”</w:t>
+        <w:t xml:space="preserve">Maya: “Add a floating, minimizable, context-aware Maya on every screen (Cmd/Ctrl+K), chat saved to maya_messages, passing the current page as page_context; plus a dedicated Maya page.”</w:t>
       </w:r>
     </w:p>
     <w:p>
@@ -12366,7 +13104,7 @@
         <w:pStyle w:val="ListParagraph"/>
         <w:numPr>
           <w:ilvl w:val="0"/>
-          <w:numId w:val="6"/>
+          <w:numId w:val="8"/>
         </w:numPr>
         <w:spacing w:after="80" w:line="270"/>
       </w:pPr>
@@ -12381,7 +13119,7 @@
           <w:sz w:val="22"/>
           <w:szCs w:val="22"/>
         </w:rPr>
-        <w:t xml:space="preserve">Tell the agent: “Build the persona-aware wrapper (R5) reading profiles.persona to adapt sidebar, content types, stats, and Maya tone.”</w:t>
+        <w:t xml:space="preserve">Settings: “Build 8 settings sections; keep Org, Team &amp; Roles, Billing, and SSO as static placeholders for V1; wire Profile, Notifications, Integrations (status only), Security.”</w:t>
       </w:r>
     </w:p>
     <w:p>
@@ -12389,7 +13127,7 @@
         <w:pStyle w:val="ListParagraph"/>
         <w:numPr>
           <w:ilvl w:val="0"/>
-          <w:numId w:val="6"/>
+          <w:numId w:val="8"/>
         </w:numPr>
         <w:spacing w:after="80" w:line="270"/>
       </w:pPr>
@@ -12404,7 +13142,7 @@
           <w:sz w:val="22"/>
           <w:szCs w:val="22"/>
         </w:rPr>
-        <w:t xml:space="preserve">You’ll know it worked when: you can sign up, land on onboarding, pick a persona, and reach a gated home screen.</w:t>
+        <w:t xml:space="preserve">You’ll know it worked when: every bottom-nav item opens a working screen and the four real AI features return content.</w:t>
       </w:r>
     </w:p>
     <w:p>
@@ -12420,7 +13158,7 @@
           <w:sz w:val="22"/>
           <w:szCs w:val="22"/>
         </w:rPr>
-        <w:t xml:space="preserve">Phase 4 — ai-handler Edge Function (R3)</w:t>
+        <w:t xml:space="preserve">Phase 6 — Seed demo data (R4)</w:t>
       </w:r>
     </w:p>
     <w:p>
@@ -12428,7 +13166,7 @@
         <w:pStyle w:val="ListParagraph"/>
         <w:numPr>
           <w:ilvl w:val="0"/>
-          <w:numId w:val="7"/>
+          <w:numId w:val="9"/>
         </w:numPr>
         <w:spacing w:after="80" w:line="270"/>
       </w:pPr>
@@ -12443,7 +13181,7 @@
           <w:sz w:val="22"/>
           <w:szCs w:val="22"/>
         </w:rPr>
-        <w:t xml:space="preserve">Tell the agent: “Create a Supabase Edge Function ai-handler that takes { action, ...payload }, branches per action (generate_content, extract_dna, poster_copy, score_lead, suggest_reply, trend_ideas, maya_chat), calls OpenAI with gpt-4o-mini, and returns JSON. Add a simple per-user daily call cap.”</w:t>
+        <w:t xml:space="preserve">Tell the agent: “Add a Load demo data action that, when demo_mode is on, inserts ~10 rows each into inbox_messages, leads, trends, competitors, and activity for auth.uid(); and a Reset demo data action that deletes them.”</w:t>
       </w:r>
     </w:p>
     <w:p>
@@ -12451,7 +13189,7 @@
         <w:pStyle w:val="ListParagraph"/>
         <w:numPr>
           <w:ilvl w:val="0"/>
-          <w:numId w:val="7"/>
+          <w:numId w:val="9"/>
         </w:numPr>
         <w:spacing w:after="80" w:line="270"/>
       </w:pPr>
@@ -12466,47 +13204,33 @@
           <w:sz w:val="22"/>
           <w:szCs w:val="22"/>
         </w:rPr>
-        <w:t xml:space="preserve">Store the key as a secret and deploy (the agent runs these):</w:t>
-      </w:r>
-    </w:p>
-    <w:p>
-      <w:pPr>
-        <w:pBdr>
-          <w:top w:val="single" w:color="E5E7EB" w:sz="2" w:space="2"/>
-        </w:pBdr>
-        <w:shd w:fill="F3F4F6" w:val="clear"/>
-        <w:spacing w:after="0" w:before="0" w:line="240"/>
-        <w:ind w:left="120" w:right="120"/>
-      </w:pPr>
-      <w:r>
-        <w:rPr>
-          <w:rFonts w:ascii="Consolas" w:cs="Consolas" w:eastAsia="Consolas" w:hAnsi="Consolas"/>
-          <w:color w:val="1F2937"/>
-          <w:sz w:val="18"/>
-          <w:szCs w:val="18"/>
-        </w:rPr>
-        <w:t xml:space="preserve">supabase secrets set OPENAI_API_KEY=sk-your-key</w:t>
-      </w:r>
-    </w:p>
-    <w:p>
-      <w:pPr>
-        <w:shd w:fill="F3F4F6" w:val="clear"/>
-        <w:spacing w:after="0" w:before="0" w:line="240"/>
-        <w:ind w:left="120" w:right="120"/>
-      </w:pPr>
-      <w:r>
-        <w:rPr>
-          <w:rFonts w:ascii="Consolas" w:cs="Consolas" w:eastAsia="Consolas" w:hAnsi="Consolas"/>
-          <w:color w:val="1F2937"/>
-          <w:sz w:val="18"/>
-          <w:szCs w:val="18"/>
-        </w:rPr>
-        <w:t xml:space="preserve">supabase functions deploy ai-handler</w:t>
-      </w:r>
-    </w:p>
-    <w:p>
-      <w:pPr>
-        <w:spacing w:after="120" w:before="0" w:line="276"/>
+        <w:t xml:space="preserve">You’ll know it worked when: a fresh account with Demo Mode on shows populated stats, inbox, leads, trends, and competitors — and Reset clears them.</w:t>
+      </w:r>
+    </w:p>
+    <w:p>
+      <w:pPr>
+        <w:spacing w:after="60" w:before="140"/>
+      </w:pPr>
+      <w:r>
+        <w:rPr>
+          <w:rFonts w:ascii="Arial" w:cs="Arial" w:eastAsia="Arial" w:hAnsi="Arial"/>
+          <w:b/>
+          <w:bCs/>
+          <w:color w:val="111827"/>
+          <w:sz w:val="22"/>
+          <w:szCs w:val="22"/>
+        </w:rPr>
+        <w:t xml:space="preserve">Phase 7 — GitHub backup (native git)</w:t>
+      </w:r>
+    </w:p>
+    <w:p>
+      <w:pPr>
+        <w:pStyle w:val="ListParagraph"/>
+        <w:numPr>
+          <w:ilvl w:val="0"/>
+          <w:numId w:val="10"/>
+        </w:numPr>
+        <w:spacing w:after="80" w:line="270"/>
       </w:pPr>
       <w:r>
         <w:rPr>
@@ -12519,369 +13243,17 @@
           <w:sz w:val="22"/>
           <w:szCs w:val="22"/>
         </w:rPr>
-        <w:t xml:space="preserve">Reference shape of the function (the agent expands each action):</w:t>
-      </w:r>
-    </w:p>
-    <w:p>
-      <w:pPr>
-        <w:pBdr>
-          <w:top w:val="single" w:color="E5E7EB" w:sz="2" w:space="2"/>
-        </w:pBdr>
-        <w:shd w:fill="F3F4F6" w:val="clear"/>
-        <w:spacing w:after="0" w:before="0" w:line="240"/>
-        <w:ind w:left="120" w:right="120"/>
-      </w:pPr>
-      <w:r>
-        <w:rPr>
-          <w:rFonts w:ascii="Consolas" w:cs="Consolas" w:eastAsia="Consolas" w:hAnsi="Consolas"/>
-          <w:color w:val="1F2937"/>
-          <w:sz w:val="18"/>
-          <w:szCs w:val="18"/>
-        </w:rPr>
-        <w:t xml:space="preserve">Deno.serve(async (req) =&gt; {</w:t>
-      </w:r>
-    </w:p>
-    <w:p>
-      <w:pPr>
-        <w:shd w:fill="F3F4F6" w:val="clear"/>
-        <w:spacing w:after="0" w:before="0" w:line="240"/>
-        <w:ind w:left="120" w:right="120"/>
-      </w:pPr>
-      <w:r>
-        <w:rPr>
-          <w:rFonts w:ascii="Consolas" w:cs="Consolas" w:eastAsia="Consolas" w:hAnsi="Consolas"/>
-          <w:color w:val="1F2937"/>
-          <w:sz w:val="18"/>
-          <w:szCs w:val="18"/>
-        </w:rPr>
-        <w:t xml:space="preserve">  const { action, ...payload } = await req.json();</w:t>
-      </w:r>
-    </w:p>
-    <w:p>
-      <w:pPr>
-        <w:shd w:fill="F3F4F6" w:val="clear"/>
-        <w:spacing w:after="0" w:before="0" w:line="240"/>
-        <w:ind w:left="120" w:right="120"/>
-      </w:pPr>
-      <w:r>
-        <w:rPr>
-          <w:rFonts w:ascii="Consolas" w:cs="Consolas" w:eastAsia="Consolas" w:hAnsi="Consolas"/>
-          <w:color w:val="1F2937"/>
-          <w:sz w:val="18"/>
-          <w:szCs w:val="18"/>
-        </w:rPr>
-        <w:t xml:space="preserve">  const prompts = {</w:t>
-      </w:r>
-    </w:p>
-    <w:p>
-      <w:pPr>
-        <w:shd w:fill="F3F4F6" w:val="clear"/>
-        <w:spacing w:after="0" w:before="0" w:line="240"/>
-        <w:ind w:left="120" w:right="120"/>
-      </w:pPr>
-      <w:r>
-        <w:rPr>
-          <w:rFonts w:ascii="Consolas" w:cs="Consolas" w:eastAsia="Consolas" w:hAnsi="Consolas"/>
-          <w:color w:val="1F2937"/>
-          <w:sz w:val="18"/>
-          <w:szCs w:val="18"/>
-        </w:rPr>
-        <w:t xml:space="preserve">    generate_content: p =&gt; `Write a ${p.type} post for ${p.persona}. Brand: ${p.dna}. Campaign: ${p.campaign}.`,</w:t>
-      </w:r>
-    </w:p>
-    <w:p>
-      <w:pPr>
-        <w:shd w:fill="F3F4F6" w:val="clear"/>
-        <w:spacing w:after="0" w:before="0" w:line="240"/>
-        <w:ind w:left="120" w:right="120"/>
-      </w:pPr>
-      <w:r>
-        <w:rPr>
-          <w:rFonts w:ascii="Consolas" w:cs="Consolas" w:eastAsia="Consolas" w:hAnsi="Consolas"/>
-          <w:color w:val="1F2937"/>
-          <w:sz w:val="18"/>
-          <w:szCs w:val="18"/>
-        </w:rPr>
-        <w:t xml:space="preserve">    extract_dna:      p =&gt; `From this site text return JSON {mission,vision,values,audience}: ${p.website_text}`,</w:t>
-      </w:r>
-    </w:p>
-    <w:p>
-      <w:pPr>
-        <w:shd w:fill="F3F4F6" w:val="clear"/>
-        <w:spacing w:after="0" w:before="0" w:line="240"/>
-        <w:ind w:left="120" w:right="120"/>
-      </w:pPr>
-      <w:r>
-        <w:rPr>
-          <w:rFonts w:ascii="Consolas" w:cs="Consolas" w:eastAsia="Consolas" w:hAnsi="Consolas"/>
-          <w:color w:val="1F2937"/>
-          <w:sz w:val="18"/>
-          <w:szCs w:val="18"/>
-        </w:rPr>
-        <w:t xml:space="preserve">    poster_copy:      p =&gt; `Headline + 1-line subcopy, style ${p.style}, brand ${p.dna}: ${p.headline}`,</w:t>
-      </w:r>
-    </w:p>
-    <w:p>
-      <w:pPr>
-        <w:shd w:fill="F3F4F6" w:val="clear"/>
-        <w:spacing w:after="0" w:before="0" w:line="240"/>
-        <w:ind w:left="120" w:right="120"/>
-      </w:pPr>
-      <w:r>
-        <w:rPr>
-          <w:rFonts w:ascii="Consolas" w:cs="Consolas" w:eastAsia="Consolas" w:hAnsi="Consolas"/>
-          <w:color w:val="1F2937"/>
-          <w:sz w:val="18"/>
-          <w:szCs w:val="18"/>
-        </w:rPr>
-        <w:t xml:space="preserve">    score_lead:       p =&gt; `Classify Hot/Warm/Cold with a reason: ${p.message}`,</w:t>
-      </w:r>
-    </w:p>
-    <w:p>
-      <w:pPr>
-        <w:shd w:fill="F3F4F6" w:val="clear"/>
-        <w:spacing w:after="0" w:before="0" w:line="240"/>
-        <w:ind w:left="120" w:right="120"/>
-      </w:pPr>
-      <w:r>
-        <w:rPr>
-          <w:rFonts w:ascii="Consolas" w:cs="Consolas" w:eastAsia="Consolas" w:hAnsi="Consolas"/>
-          <w:color w:val="1F2937"/>
-          <w:sz w:val="18"/>
-          <w:szCs w:val="18"/>
-        </w:rPr>
-        <w:t xml:space="preserve">    suggest_reply:    p =&gt; `Draft a friendly reply for ${p.channel}: ${p.message}`,</w:t>
-      </w:r>
-    </w:p>
-    <w:p>
-      <w:pPr>
-        <w:shd w:fill="F3F4F6" w:val="clear"/>
-        <w:spacing w:after="0" w:before="0" w:line="240"/>
-        <w:ind w:left="120" w:right="120"/>
-      </w:pPr>
-      <w:r>
-        <w:rPr>
-          <w:rFonts w:ascii="Consolas" w:cs="Consolas" w:eastAsia="Consolas" w:hAnsi="Consolas"/>
-          <w:color w:val="1F2937"/>
-          <w:sz w:val="18"/>
-          <w:szCs w:val="18"/>
-        </w:rPr>
-        <w:t xml:space="preserve">    trend_ideas:      p =&gt; `Give 3 post ideas for this trend: ${p.trend}`,</w:t>
-      </w:r>
-    </w:p>
-    <w:p>
-      <w:pPr>
-        <w:shd w:fill="F3F4F6" w:val="clear"/>
-        <w:spacing w:after="0" w:before="0" w:line="240"/>
-        <w:ind w:left="120" w:right="120"/>
-      </w:pPr>
-      <w:r>
-        <w:rPr>
-          <w:rFonts w:ascii="Consolas" w:cs="Consolas" w:eastAsia="Consolas" w:hAnsi="Consolas"/>
-          <w:color w:val="1F2937"/>
-          <w:sz w:val="18"/>
-          <w:szCs w:val="18"/>
-        </w:rPr>
-        <w:t xml:space="preserve">    maya_chat:        p =&gt; `You are Maya on the ${p.page_context} page. ${p.message}`,</w:t>
-      </w:r>
-    </w:p>
-    <w:p>
-      <w:pPr>
-        <w:shd w:fill="F3F4F6" w:val="clear"/>
-        <w:spacing w:after="0" w:before="0" w:line="240"/>
-        <w:ind w:left="120" w:right="120"/>
-      </w:pPr>
-      <w:r>
-        <w:rPr>
-          <w:rFonts w:ascii="Consolas" w:cs="Consolas" w:eastAsia="Consolas" w:hAnsi="Consolas"/>
-          <w:color w:val="1F2937"/>
-          <w:sz w:val="18"/>
-          <w:szCs w:val="18"/>
-        </w:rPr>
-        <w:t xml:space="preserve">  };</w:t>
-      </w:r>
-    </w:p>
-    <w:p>
-      <w:pPr>
-        <w:shd w:fill="F3F4F6" w:val="clear"/>
-        <w:spacing w:after="0" w:before="0" w:line="240"/>
-        <w:ind w:left="120" w:right="120"/>
-      </w:pPr>
-      <w:r>
-        <w:rPr>
-          <w:rFonts w:ascii="Consolas" w:cs="Consolas" w:eastAsia="Consolas" w:hAnsi="Consolas"/>
-          <w:color w:val="1F2937"/>
-          <w:sz w:val="18"/>
-          <w:szCs w:val="18"/>
-        </w:rPr>
-        <w:t xml:space="preserve">  const r = await fetch('https://api.openai.com/v1/chat/completions', {</w:t>
-      </w:r>
-    </w:p>
-    <w:p>
-      <w:pPr>
-        <w:shd w:fill="F3F4F6" w:val="clear"/>
-        <w:spacing w:after="0" w:before="0" w:line="240"/>
-        <w:ind w:left="120" w:right="120"/>
-      </w:pPr>
-      <w:r>
-        <w:rPr>
-          <w:rFonts w:ascii="Consolas" w:cs="Consolas" w:eastAsia="Consolas" w:hAnsi="Consolas"/>
-          <w:color w:val="1F2937"/>
-          <w:sz w:val="18"/>
-          <w:szCs w:val="18"/>
-        </w:rPr>
-        <w:t xml:space="preserve">    method: 'POST',</w:t>
-      </w:r>
-    </w:p>
-    <w:p>
-      <w:pPr>
-        <w:shd w:fill="F3F4F6" w:val="clear"/>
-        <w:spacing w:after="0" w:before="0" w:line="240"/>
-        <w:ind w:left="120" w:right="120"/>
-      </w:pPr>
-      <w:r>
-        <w:rPr>
-          <w:rFonts w:ascii="Consolas" w:cs="Consolas" w:eastAsia="Consolas" w:hAnsi="Consolas"/>
-          <w:color w:val="1F2937"/>
-          <w:sz w:val="18"/>
-          <w:szCs w:val="18"/>
-        </w:rPr>
-        <w:t xml:space="preserve">    headers: { Authorization: `Bearer ${Deno.env.get('OPENAI_API_KEY')}`, 'Content-Type': 'application/json' },</w:t>
-      </w:r>
-    </w:p>
-    <w:p>
-      <w:pPr>
-        <w:shd w:fill="F3F4F6" w:val="clear"/>
-        <w:spacing w:after="0" w:before="0" w:line="240"/>
-        <w:ind w:left="120" w:right="120"/>
-      </w:pPr>
-      <w:r>
-        <w:rPr>
-          <w:rFonts w:ascii="Consolas" w:cs="Consolas" w:eastAsia="Consolas" w:hAnsi="Consolas"/>
-          <w:color w:val="1F2937"/>
-          <w:sz w:val="18"/>
-          <w:szCs w:val="18"/>
-        </w:rPr>
-        <w:t xml:space="preserve">    body: JSON.stringify({ model: 'gpt-4o-mini', messages: [{ role: 'user', content: prompts[action](payload) }] })</w:t>
-      </w:r>
-    </w:p>
-    <w:p>
-      <w:pPr>
-        <w:shd w:fill="F3F4F6" w:val="clear"/>
-        <w:spacing w:after="0" w:before="0" w:line="240"/>
-        <w:ind w:left="120" w:right="120"/>
-      </w:pPr>
-      <w:r>
-        <w:rPr>
-          <w:rFonts w:ascii="Consolas" w:cs="Consolas" w:eastAsia="Consolas" w:hAnsi="Consolas"/>
-          <w:color w:val="1F2937"/>
-          <w:sz w:val="18"/>
-          <w:szCs w:val="18"/>
-        </w:rPr>
-        <w:t xml:space="preserve">  });</w:t>
-      </w:r>
-    </w:p>
-    <w:p>
-      <w:pPr>
-        <w:shd w:fill="F3F4F6" w:val="clear"/>
-        <w:spacing w:after="0" w:before="0" w:line="240"/>
-        <w:ind w:left="120" w:right="120"/>
-      </w:pPr>
-      <w:r>
-        <w:rPr>
-          <w:rFonts w:ascii="Consolas" w:cs="Consolas" w:eastAsia="Consolas" w:hAnsi="Consolas"/>
-          <w:color w:val="1F2937"/>
-          <w:sz w:val="18"/>
-          <w:szCs w:val="18"/>
-        </w:rPr>
-        <w:t xml:space="preserve">  const data = await r.json();</w:t>
-      </w:r>
-    </w:p>
-    <w:p>
-      <w:pPr>
-        <w:shd w:fill="F3F4F6" w:val="clear"/>
-        <w:spacing w:after="0" w:before="0" w:line="240"/>
-        <w:ind w:left="120" w:right="120"/>
-      </w:pPr>
-      <w:r>
-        <w:rPr>
-          <w:rFonts w:ascii="Consolas" w:cs="Consolas" w:eastAsia="Consolas" w:hAnsi="Consolas"/>
-          <w:color w:val="1F2937"/>
-          <w:sz w:val="18"/>
-          <w:szCs w:val="18"/>
-        </w:rPr>
-        <w:t xml:space="preserve">  return new Response(JSON.stringify({ text: data.choices?.[0]?.message?.content ?? '' }),</w:t>
-      </w:r>
-    </w:p>
-    <w:p>
-      <w:pPr>
-        <w:shd w:fill="F3F4F6" w:val="clear"/>
-        <w:spacing w:after="0" w:before="0" w:line="240"/>
-        <w:ind w:left="120" w:right="120"/>
-      </w:pPr>
-      <w:r>
-        <w:rPr>
-          <w:rFonts w:ascii="Consolas" w:cs="Consolas" w:eastAsia="Consolas" w:hAnsi="Consolas"/>
-          <w:color w:val="1F2937"/>
-          <w:sz w:val="18"/>
-          <w:szCs w:val="18"/>
-        </w:rPr>
-        <w:t xml:space="preserve">    { headers: { 'Content-Type': 'application/json' } });</w:t>
-      </w:r>
-    </w:p>
-    <w:p>
-      <w:pPr>
-        <w:shd w:fill="F3F4F6" w:val="clear"/>
-        <w:spacing w:after="0" w:before="0" w:line="240"/>
-        <w:ind w:left="120" w:right="120"/>
-      </w:pPr>
-      <w:r>
-        <w:rPr>
-          <w:rFonts w:ascii="Consolas" w:cs="Consolas" w:eastAsia="Consolas" w:hAnsi="Consolas"/>
-          <w:color w:val="1F2937"/>
-          <w:sz w:val="18"/>
-          <w:szCs w:val="18"/>
-        </w:rPr>
-        <w:t xml:space="preserve">});</w:t>
-      </w:r>
-    </w:p>
-    <w:p>
-      <w:pPr>
-        <w:spacing w:after="120" w:before="0" w:line="276"/>
-      </w:pPr>
-      <w:r>
-        <w:rPr>
-          <w:rFonts w:ascii="Arial" w:cs="Arial" w:eastAsia="Arial" w:hAnsi="Arial"/>
-          <w:b w:val="false"/>
-          <w:bCs w:val="false"/>
-          <w:i/>
-          <w:iCs/>
-          <w:color w:val="6B7280"/>
-          <w:sz w:val="22"/>
-          <w:szCs w:val="22"/>
-        </w:rPr>
-        <w:t xml:space="preserve">You’ll know it worked when: invoking ai-handler with action 'generate_content' returns text. Check Edge Functions → Logs if not.</w:t>
-      </w:r>
-    </w:p>
-    <w:p>
-      <w:pPr>
-        <w:spacing w:after="60" w:before="140"/>
-      </w:pPr>
-      <w:r>
-        <w:rPr>
-          <w:rFonts w:ascii="Arial" w:cs="Arial" w:eastAsia="Arial" w:hAnsi="Arial"/>
-          <w:b/>
-          <w:bCs/>
-          <w:color w:val="111827"/>
-          <w:sz w:val="22"/>
-          <w:szCs w:val="22"/>
-        </w:rPr>
-        <w:t xml:space="preserve">Phase 5 — Build the modules</w:t>
-      </w:r>
-    </w:p>
-    <w:p>
-      <w:pPr>
-        <w:spacing w:after="120" w:before="0" w:line="276"/>
+        <w:t xml:space="preserve">Tell the agent: “Initialise git, confirm .env.local and .env are in .gitignore, commit, create a private GitHub repo time2grow, and push to main.”</w:t>
+      </w:r>
+    </w:p>
+    <w:p>
+      <w:pPr>
+        <w:pStyle w:val="ListParagraph"/>
+        <w:numPr>
+          <w:ilvl w:val="0"/>
+          <w:numId w:val="10"/>
+        </w:numPr>
+        <w:spacing w:after="80" w:line="270"/>
       </w:pPr>
       <w:r>
         <w:rPr>
@@ -12894,7 +13266,7 @@
           <w:sz w:val="22"/>
           <w:szCs w:val="22"/>
         </w:rPr>
-        <w:t xml:space="preserve">Apply the recipes; do not hand-write each screen.</w:t>
+        <w:t xml:space="preserve">Verify nothing leaked: open the repo on GitHub and search OPENAI_API_KEY, SERVICE_ROLE, and sk- — there should be no results, and no .env file present.</w:t>
       </w:r>
     </w:p>
     <w:p>
@@ -12902,7 +13274,7 @@
         <w:pStyle w:val="ListParagraph"/>
         <w:numPr>
           <w:ilvl w:val="0"/>
-          <w:numId w:val="8"/>
+          <w:numId w:val="10"/>
         </w:numPr>
         <w:spacing w:after="80" w:line="270"/>
       </w:pPr>
@@ -12917,7 +13289,23 @@
           <w:sz w:val="22"/>
           <w:szCs w:val="22"/>
         </w:rPr>
-        <w:t xml:space="preserve">Generate group (real AI): “Build Business DNA (calls extract_dna and saves to business_dna, editable), Content Studio (6 types, calls generate_content with DNA+campaign+persona, save as draft → posts queue), Poster Studio (calls poster_copy + a brand-color gradient preview).”</w:t>
+        <w:t xml:space="preserve">You’ll know it worked when: the repo shows the app code on main, with no secrets and no .env.</w:t>
+      </w:r>
+    </w:p>
+    <w:p>
+      <w:pPr>
+        <w:spacing w:after="60" w:before="140"/>
+      </w:pPr>
+      <w:r>
+        <w:rPr>
+          <w:rFonts w:ascii="Arial" w:cs="Arial" w:eastAsia="Arial" w:hAnsi="Arial"/>
+          <w:b/>
+          <w:bCs/>
+          <w:color w:val="111827"/>
+          <w:sz w:val="22"/>
+          <w:szCs w:val="22"/>
+        </w:rPr>
+        <w:t xml:space="preserve">Phase 8 — Deploy &amp; smoke test</w:t>
       </w:r>
     </w:p>
     <w:p>
@@ -12925,7 +13313,7 @@
         <w:pStyle w:val="ListParagraph"/>
         <w:numPr>
           <w:ilvl w:val="0"/>
-          <w:numId w:val="8"/>
+          <w:numId w:val="11"/>
         </w:numPr>
         <w:spacing w:after="80" w:line="270"/>
       </w:pPr>
@@ -12940,7 +13328,7 @@
           <w:sz w:val="22"/>
           <w:szCs w:val="22"/>
         </w:rPr>
-        <w:t xml:space="preserve">CRUD group (apply R2): campaigns (+influencer board: Comment→DM→Lead→Sales columns), leads (cards, score, timeline), competitors, posts/Social Hub calendar + queue.</w:t>
+        <w:t xml:space="preserve">Tell the agent: “Deploy the app (Vercel or Netlify), set VITE_SUPABASE_URL and VITE_SUPABASE_ANON_KEY in the host, and give me the live URL.” Add that URL to Supabase → Authentication → URL configuration.</w:t>
       </w:r>
     </w:p>
     <w:p>
@@ -12948,7 +13336,7 @@
         <w:pStyle w:val="ListParagraph"/>
         <w:numPr>
           <w:ilvl w:val="0"/>
-          <w:numId w:val="8"/>
+          <w:numId w:val="11"/>
         </w:numPr>
         <w:spacing w:after="80" w:line="270"/>
       </w:pPr>
@@ -12963,7 +13351,7 @@
           <w:sz w:val="22"/>
           <w:szCs w:val="22"/>
         </w:rPr>
-        <w:t xml:space="preserve">Engage group (mock + AI): “Build the Unified Inbox over inbox_messages (seeded), with AI suggest_reply and score_lead; lead detection writes to leads.”</w:t>
+        <w:t xml:space="preserve">Open the live URL on your phone and run the 5-point smoke test: sign up → onboarding → generate one piece of content → ask Maya something → add a lead.</w:t>
       </w:r>
     </w:p>
     <w:p>
@@ -12971,7 +13359,7 @@
         <w:pStyle w:val="ListParagraph"/>
         <w:numPr>
           <w:ilvl w:val="0"/>
-          <w:numId w:val="8"/>
+          <w:numId w:val="11"/>
         </w:numPr>
         <w:spacing w:after="80" w:line="270"/>
       </w:pPr>
@@ -12986,7 +13374,24 @@
           <w:sz w:val="22"/>
           <w:szCs w:val="22"/>
         </w:rPr>
-        <w:t xml:space="preserve">Learn group: “Build Trend Radar (trends, with trend_ideas), Competitor Intelligence (competitors), Analytics (stats from activity + an AI recommendation).”</w:t>
+        <w:t xml:space="preserve">You’ll know it worked when: all five pass on a phone, on the live URL.</w:t>
+      </w:r>
+    </w:p>
+    <w:p>
+      <w:pPr>
+        <w:pStyle w:val="Heading2"/>
+        <w:spacing w:after="100" w:before="220"/>
+      </w:pPr>
+      <w:r>
+        <w:rPr>
+          <w:rFonts w:ascii="Arial" w:cs="Arial" w:eastAsia="Arial" w:hAnsi="Arial"/>
+          <w:b/>
+          <w:bCs/>
+          <w:color w:val="E11C6B"/>
+          <w:sz w:val="25"/>
+          <w:szCs w:val="25"/>
+        </w:rPr>
+        <w:t xml:space="preserve">Milestone V2 — one real channel + scheduling</w:t>
       </w:r>
     </w:p>
     <w:p>
@@ -12994,7 +13399,7 @@
         <w:pStyle w:val="ListParagraph"/>
         <w:numPr>
           <w:ilvl w:val="0"/>
-          <w:numId w:val="8"/>
+          <w:numId w:val="12"/>
         </w:numPr>
         <w:spacing w:after="80" w:line="270"/>
       </w:pPr>
@@ -13009,7 +13414,7 @@
           <w:sz w:val="22"/>
           <w:szCs w:val="22"/>
         </w:rPr>
-        <w:t xml:space="preserve">Maya: “Add a floating, minimizable, context-aware Maya on every screen (Cmd/Ctrl+K), chat saved to maya_messages, passing the current page as page_context; plus a dedicated Maya page.”</w:t>
+        <w:t xml:space="preserve">Pick the easiest channel to approve (LinkedIn or email). Register the app, complete OAuth, store tokens as Supabase secrets (never in the repo).</w:t>
       </w:r>
     </w:p>
     <w:p>
@@ -13017,7 +13422,7 @@
         <w:pStyle w:val="ListParagraph"/>
         <w:numPr>
           <w:ilvl w:val="0"/>
-          <w:numId w:val="8"/>
+          <w:numId w:val="12"/>
         </w:numPr>
         <w:spacing w:after="80" w:line="270"/>
       </w:pPr>
@@ -13032,7 +13437,7 @@
           <w:sz w:val="22"/>
           <w:szCs w:val="22"/>
         </w:rPr>
-        <w:t xml:space="preserve">Settings: “Build 8 settings sections; keep Org, Team &amp; Roles, Billing, and SSO as static placeholders for V1; wire Profile, Notifications, Integrations (status only), Security.”</w:t>
+        <w:t xml:space="preserve">Replace that channel’s mock inbox/publish with real API calls inside Edge Functions.</w:t>
       </w:r>
     </w:p>
     <w:p>
@@ -13040,7 +13445,7 @@
         <w:pStyle w:val="ListParagraph"/>
         <w:numPr>
           <w:ilvl w:val="0"/>
-          <w:numId w:val="8"/>
+          <w:numId w:val="12"/>
         </w:numPr>
         <w:spacing w:after="80" w:line="270"/>
       </w:pPr>
@@ -13055,325 +13460,7 @@
           <w:sz w:val="22"/>
           <w:szCs w:val="22"/>
         </w:rPr>
-        <w:t xml:space="preserve">You’ll know it worked when: every bottom-nav item opens a working screen and the four real AI features return content.</w:t>
-      </w:r>
-    </w:p>
-    <w:p>
-      <w:pPr>
-        <w:spacing w:after="60" w:before="140"/>
-      </w:pPr>
-      <w:r>
-        <w:rPr>
-          <w:rFonts w:ascii="Arial" w:cs="Arial" w:eastAsia="Arial" w:hAnsi="Arial"/>
-          <w:b/>
-          <w:bCs/>
-          <w:color w:val="111827"/>
-          <w:sz w:val="22"/>
-          <w:szCs w:val="22"/>
-        </w:rPr>
-        <w:t xml:space="preserve">Phase 6 — Seed demo data (R4)</w:t>
-      </w:r>
-    </w:p>
-    <w:p>
-      <w:pPr>
-        <w:pStyle w:val="ListParagraph"/>
-        <w:numPr>
-          <w:ilvl w:val="0"/>
-          <w:numId w:val="9"/>
-        </w:numPr>
-        <w:spacing w:after="80" w:line="270"/>
-      </w:pPr>
-      <w:r>
-        <w:rPr>
-          <w:rFonts w:ascii="Arial" w:cs="Arial" w:eastAsia="Arial" w:hAnsi="Arial"/>
-          <w:b w:val="false"/>
-          <w:bCs w:val="false"/>
-          <w:i w:val="false"/>
-          <w:iCs w:val="false"/>
-          <w:color w:val="111827"/>
-          <w:sz w:val="22"/>
-          <w:szCs w:val="22"/>
-        </w:rPr>
-        <w:t xml:space="preserve">Tell the agent: “Add a Load demo data action that, when demo_mode is on, inserts ~10 rows each into inbox_messages, leads, trends, competitors, and activity for auth.uid(); and a Reset demo data action that deletes them.”</w:t>
-      </w:r>
-    </w:p>
-    <w:p>
-      <w:pPr>
-        <w:pStyle w:val="ListParagraph"/>
-        <w:numPr>
-          <w:ilvl w:val="0"/>
-          <w:numId w:val="9"/>
-        </w:numPr>
-        <w:spacing w:after="80" w:line="270"/>
-      </w:pPr>
-      <w:r>
-        <w:rPr>
-          <w:rFonts w:ascii="Arial" w:cs="Arial" w:eastAsia="Arial" w:hAnsi="Arial"/>
-          <w:b w:val="false"/>
-          <w:bCs w:val="false"/>
-          <w:i w:val="false"/>
-          <w:iCs w:val="false"/>
-          <w:color w:val="111827"/>
-          <w:sz w:val="22"/>
-          <w:szCs w:val="22"/>
-        </w:rPr>
-        <w:t xml:space="preserve">You’ll know it worked when: a fresh account with Demo Mode on shows populated stats, inbox, leads, trends, and competitors — and Reset clears them.</w:t>
-      </w:r>
-    </w:p>
-    <w:p>
-      <w:pPr>
-        <w:spacing w:after="60" w:before="140"/>
-      </w:pPr>
-      <w:r>
-        <w:rPr>
-          <w:rFonts w:ascii="Arial" w:cs="Arial" w:eastAsia="Arial" w:hAnsi="Arial"/>
-          <w:b/>
-          <w:bCs/>
-          <w:color w:val="111827"/>
-          <w:sz w:val="22"/>
-          <w:szCs w:val="22"/>
-        </w:rPr>
-        <w:t xml:space="preserve">Phase 7 — GitHub backup (native git)</w:t>
-      </w:r>
-    </w:p>
-    <w:p>
-      <w:pPr>
-        <w:pStyle w:val="ListParagraph"/>
-        <w:numPr>
-          <w:ilvl w:val="0"/>
-          <w:numId w:val="10"/>
-        </w:numPr>
-        <w:spacing w:after="80" w:line="270"/>
-      </w:pPr>
-      <w:r>
-        <w:rPr>
-          <w:rFonts w:ascii="Arial" w:cs="Arial" w:eastAsia="Arial" w:hAnsi="Arial"/>
-          <w:b w:val="false"/>
-          <w:bCs w:val="false"/>
-          <w:i w:val="false"/>
-          <w:iCs w:val="false"/>
-          <w:color w:val="111827"/>
-          <w:sz w:val="22"/>
-          <w:szCs w:val="22"/>
-        </w:rPr>
-        <w:t xml:space="preserve">Tell the agent: “Initialise git, confirm .env.local and .env are in .gitignore, commit, create a private GitHub repo time2grow, and push to main.”</w:t>
-      </w:r>
-    </w:p>
-    <w:p>
-      <w:pPr>
-        <w:pStyle w:val="ListParagraph"/>
-        <w:numPr>
-          <w:ilvl w:val="0"/>
-          <w:numId w:val="10"/>
-        </w:numPr>
-        <w:spacing w:after="80" w:line="270"/>
-      </w:pPr>
-      <w:r>
-        <w:rPr>
-          <w:rFonts w:ascii="Arial" w:cs="Arial" w:eastAsia="Arial" w:hAnsi="Arial"/>
-          <w:b w:val="false"/>
-          <w:bCs w:val="false"/>
-          <w:i w:val="false"/>
-          <w:iCs w:val="false"/>
-          <w:color w:val="111827"/>
-          <w:sz w:val="22"/>
-          <w:szCs w:val="22"/>
-        </w:rPr>
-        <w:t xml:space="preserve">Verify nothing leaked: open the repo on GitHub and search OPENAI_API_KEY, SERVICE_ROLE, and sk- — there should be no results, and no .env file present.</w:t>
-      </w:r>
-    </w:p>
-    <w:p>
-      <w:pPr>
-        <w:pStyle w:val="ListParagraph"/>
-        <w:numPr>
-          <w:ilvl w:val="0"/>
-          <w:numId w:val="10"/>
-        </w:numPr>
-        <w:spacing w:after="80" w:line="270"/>
-      </w:pPr>
-      <w:r>
-        <w:rPr>
-          <w:rFonts w:ascii="Arial" w:cs="Arial" w:eastAsia="Arial" w:hAnsi="Arial"/>
-          <w:b w:val="false"/>
-          <w:bCs w:val="false"/>
-          <w:i w:val="false"/>
-          <w:iCs w:val="false"/>
-          <w:color w:val="111827"/>
-          <w:sz w:val="22"/>
-          <w:szCs w:val="22"/>
-        </w:rPr>
-        <w:t xml:space="preserve">You’ll know it worked when: the repo shows the app code on main, with no secrets and no .env.</w:t>
-      </w:r>
-    </w:p>
-    <w:p>
-      <w:pPr>
-        <w:spacing w:after="60" w:before="140"/>
-      </w:pPr>
-      <w:r>
-        <w:rPr>
-          <w:rFonts w:ascii="Arial" w:cs="Arial" w:eastAsia="Arial" w:hAnsi="Arial"/>
-          <w:b/>
-          <w:bCs/>
-          <w:color w:val="111827"/>
-          <w:sz w:val="22"/>
-          <w:szCs w:val="22"/>
-        </w:rPr>
-        <w:t xml:space="preserve">Phase 8 — Deploy &amp; smoke test</w:t>
-      </w:r>
-    </w:p>
-    <w:p>
-      <w:pPr>
-        <w:pStyle w:val="ListParagraph"/>
-        <w:numPr>
-          <w:ilvl w:val="0"/>
-          <w:numId w:val="11"/>
-        </w:numPr>
-        <w:spacing w:after="80" w:line="270"/>
-      </w:pPr>
-      <w:r>
-        <w:rPr>
-          <w:rFonts w:ascii="Arial" w:cs="Arial" w:eastAsia="Arial" w:hAnsi="Arial"/>
-          <w:b w:val="false"/>
-          <w:bCs w:val="false"/>
-          <w:i w:val="false"/>
-          <w:iCs w:val="false"/>
-          <w:color w:val="111827"/>
-          <w:sz w:val="22"/>
-          <w:szCs w:val="22"/>
-        </w:rPr>
-        <w:t xml:space="preserve">Tell the agent: “Deploy the app (Vercel or Netlify), set VITE_SUPABASE_URL and VITE_SUPABASE_ANON_KEY in the host, and give me the live URL.” Add that URL to Supabase → Authentication → URL configuration.</w:t>
-      </w:r>
-    </w:p>
-    <w:p>
-      <w:pPr>
-        <w:pStyle w:val="ListParagraph"/>
-        <w:numPr>
-          <w:ilvl w:val="0"/>
-          <w:numId w:val="11"/>
-        </w:numPr>
-        <w:spacing w:after="80" w:line="270"/>
-      </w:pPr>
-      <w:r>
-        <w:rPr>
-          <w:rFonts w:ascii="Arial" w:cs="Arial" w:eastAsia="Arial" w:hAnsi="Arial"/>
-          <w:b w:val="false"/>
-          <w:bCs w:val="false"/>
-          <w:i w:val="false"/>
-          <w:iCs w:val="false"/>
-          <w:color w:val="111827"/>
-          <w:sz w:val="22"/>
-          <w:szCs w:val="22"/>
-        </w:rPr>
-        <w:t xml:space="preserve">Open the live URL on your phone and run the 5-point smoke test: sign up → onboarding → generate one piece of content → ask Maya something → add a lead.</w:t>
-      </w:r>
-    </w:p>
-    <w:p>
-      <w:pPr>
-        <w:pStyle w:val="ListParagraph"/>
-        <w:numPr>
-          <w:ilvl w:val="0"/>
-          <w:numId w:val="11"/>
-        </w:numPr>
-        <w:spacing w:after="80" w:line="270"/>
-      </w:pPr>
-      <w:r>
-        <w:rPr>
-          <w:rFonts w:ascii="Arial" w:cs="Arial" w:eastAsia="Arial" w:hAnsi="Arial"/>
-          <w:b w:val="false"/>
-          <w:bCs w:val="false"/>
-          <w:i w:val="false"/>
-          <w:iCs w:val="false"/>
-          <w:color w:val="111827"/>
-          <w:sz w:val="22"/>
-          <w:szCs w:val="22"/>
-        </w:rPr>
-        <w:t xml:space="preserve">You’ll know it worked when: all five pass on a phone, on the live URL.</w:t>
-      </w:r>
-    </w:p>
-    <w:p>
-      <w:pPr>
-        <w:pStyle w:val="Heading2"/>
-        <w:spacing w:after="100" w:before="220"/>
-      </w:pPr>
-      <w:r>
-        <w:rPr>
-          <w:rFonts w:ascii="Arial" w:cs="Arial" w:eastAsia="Arial" w:hAnsi="Arial"/>
-          <w:b/>
-          <w:bCs/>
-          <w:color w:val="E11C6B"/>
-          <w:sz w:val="25"/>
-          <w:szCs w:val="25"/>
-        </w:rPr>
-        <w:t xml:space="preserve">Milestone V2 — one real channel + scheduling</w:t>
-      </w:r>
-    </w:p>
-    <w:p>
-      <w:pPr>
-        <w:pStyle w:val="ListParagraph"/>
-        <w:numPr>
-          <w:ilvl w:val="0"/>
-          <w:numId w:val="12"/>
-        </w:numPr>
-        <w:spacing w:after="80" w:line="270"/>
-      </w:pPr>
-      <w:r>
-        <w:rPr>
-          <w:rFonts w:ascii="Arial" w:cs="Arial" w:eastAsia="Arial" w:hAnsi="Arial"/>
-          <w:b w:val="false"/>
-          <w:bCs w:val="false"/>
-          <w:i w:val="false"/>
-          <w:iCs w:val="false"/>
-          <w:color w:val="111827"/>
-          <w:sz w:val="22"/>
-          <w:szCs w:val="22"/>
-        </w:rPr>
-        <w:t xml:space="preserve">Pick the easiest channel to approve (LinkedIn or email). Register the app, complete OAuth, store tokens as Supabase secrets (never in the repo).</w:t>
-      </w:r>
-    </w:p>
-    <w:p>
-      <w:pPr>
-        <w:pStyle w:val="ListParagraph"/>
-        <w:numPr>
-          <w:ilvl w:val="0"/>
-          <w:numId w:val="12"/>
-        </w:numPr>
-        <w:spacing w:after="80" w:line="270"/>
-      </w:pPr>
-      <w:r>
-        <w:rPr>
-          <w:rFonts w:ascii="Arial" w:cs="Arial" w:eastAsia="Arial" w:hAnsi="Arial"/>
-          <w:b w:val="false"/>
-          <w:bCs w:val="false"/>
-          <w:i w:val="false"/>
-          <w:iCs w:val="false"/>
-          <w:color w:val="111827"/>
-          <w:sz w:val="22"/>
-          <w:szCs w:val="22"/>
-        </w:rPr>
-        <w:t xml:space="preserve">Replace that channel’s mock inbox/publish with real API calls inside Edge Functions.</w:t>
-      </w:r>
-    </w:p>
-    <w:p>
-      <w:pPr>
-        <w:pStyle w:val="ListParagraph"/>
-        <w:numPr>
-          <w:ilvl w:val="0"/>
-          <w:numId w:val="12"/>
-        </w:numPr>
-        <w:spacing w:after="80" w:line="270"/>
-      </w:pPr>
-      <w:r>
-        <w:rPr>
-          <w:rFonts w:ascii="Arial" w:cs="Arial" w:eastAsia="Arial" w:hAnsi="Arial"/>
-          <w:b w:val="false"/>
-          <w:bCs w:val="false"/>
-          <w:i w:val="false"/>
-          <w:iCs w:val="false"/>
-          <w:color w:val="111827"/>
-          <w:sz w:val="22"/>
-          <w:szCs w:val="22"/>
-        </w:rPr>
-        <w:t xml:space="preserve">Add a real scheduled-publishing worker: a Supabase cron job that reads due posts and dispatches them (see ai-and-automations: scheduled jobs).</w:t>
+        <w:t xml:space="preserve">Add real scheduled publishing as an n8n workflow, not a Supabase cron job: n8n runs on a schedule, reads due posts from Supabase, dispatches them to the channel, and writes the result back — keeping the dispatch logic out of the app.</w:t>
       </w:r>
     </w:p>
     <w:p>
